--- a/01-电源电路/02-开关电源/Cuk变换器/Cuk升降压电路/Cuk升降压电路.docx
+++ b/01-电源电路/02-开关电源/Cuk变换器/Cuk升降压电路/Cuk升降压电路.docx
@@ -2311,6 +2311,20 @@
     </w:p>
     <w:bookmarkEnd w:id="26"/>
     <w:bookmarkEnd w:id="27"/>
+    <w:p>
+      <w:pPr>
+        <w:spacing w:before="360"/>
+        <w:jc w:val="center"/>
+      </w:pPr>
+      <w:r>
+        <w:rPr>
+          <w:rFonts w:ascii="Times New Roman" w:hAnsi="Times New Roman"/>
+          <w:color w:val="555555"/>
+          <w:sz w:val="21"/>
+        </w:rPr>
+        <w:t>材料收集者：杜文杰</w:t>
+      </w:r>
+    </w:p>
     <w:sectPr>
       <w:headerReference r:id="rId9" w:type="default"/>
       <w:footerReference r:id="rId10" w:type="default"/>

--- a/01-电源电路/02-开关电源/Cuk变换器/Cuk升降压电路/Cuk升降压电路.docx
+++ b/01-电源电路/02-开关电源/Cuk变换器/Cuk升降压电路/Cuk升降压电路.docx
@@ -1,6 +1,6 @@
 
 <file path=word/document.xml><?xml version="1.0" encoding="utf-8"?>
-<w:document xmlns:w="http://schemas.openxmlformats.org/wordprocessingml/2006/main" xmlns:m="http://schemas.openxmlformats.org/officeDocument/2006/math" xmlns:r="http://schemas.openxmlformats.org/officeDocument/2006/relationships" xmlns:o="urn:schemas-microsoft-com:office:office" xmlns:v="urn:schemas-microsoft-com:vml" xmlns:w10="urn:schemas-microsoft-com:office:word" xmlns:a="http://schemas.openxmlformats.org/drawingml/2006/main" xmlns:pic="http://schemas.openxmlformats.org/drawingml/2006/picture" xmlns:wp="http://schemas.openxmlformats.org/drawingml/2006/wordprocessingDrawing">
+<w:document xmlns:m="http://schemas.openxmlformats.org/officeDocument/2006/math" xmlns:r="http://schemas.openxmlformats.org/officeDocument/2006/relationships" xmlns:w="http://schemas.openxmlformats.org/wordprocessingml/2006/main" xmlns:o="urn:schemas-microsoft-com:office:office" xmlns:v="urn:schemas-microsoft-com:vml" xmlns:w10="urn:schemas-microsoft-com:office:word" xmlns:a="http://schemas.openxmlformats.org/drawingml/2006/main" xmlns:pic="http://schemas.openxmlformats.org/drawingml/2006/picture" xmlns:wp="http://schemas.openxmlformats.org/drawingml/2006/wordprocessingDrawing">
   <w:body>
     <w:bookmarkStart w:id="27" w:name="cuk-升降压电路"/>
     <w:p>
@@ -8,11 +8,14 @@
         <w:pStyle w:val="Heading1"/>
       </w:pPr>
       <w:r>
+        <w:rPr>
+          <w:rFonts w:eastAsia="黑体"/>
+        </w:rPr>
         <w:t xml:space="preserve">Cuk </w:t>
       </w:r>
       <w:r>
         <w:rPr>
-          <w:rFonts w:hint="eastAsia"/>
+          <w:rFonts w:hint="eastAsia" w:eastAsia="黑体"/>
         </w:rPr>
         <w:t xml:space="preserve">升降压电路</w:t>
       </w:r>
@@ -24,7 +27,7 @@
       </w:pPr>
       <w:r>
         <w:rPr>
-          <w:rFonts w:hint="eastAsia"/>
+          <w:rFonts w:hint="eastAsia" w:eastAsia="黑体"/>
         </w:rPr>
         <w:t xml:space="preserve">拓扑描述</w:t>
       </w:r>
@@ -35,65 +38,86 @@
       </w:pPr>
       <w:r>
         <w:rPr>
-          <w:rFonts w:hint="eastAsia"/>
+          <w:rFonts w:hint="eastAsia" w:eastAsia="黑体"/>
         </w:rPr>
         <w:t xml:space="preserve">电路由输入电感</w:t>
       </w:r>
       <w:r>
+        <w:rPr>
+          <w:rFonts w:eastAsia="黑体"/>
+        </w:rPr>
         <w:t xml:space="preserve"> </w:t>
       </w:r>
       <w:r>
         <w:rPr>
-          <w:rFonts w:hint="eastAsia"/>
+          <w:rFonts w:hint="eastAsia" w:eastAsia="黑体"/>
         </w:rPr>
         <w:t xml:space="preserve">L1、储能/耦合电容</w:t>
       </w:r>
       <w:r>
+        <w:rPr>
+          <w:rFonts w:eastAsia="黑体"/>
+        </w:rPr>
         <w:t xml:space="preserve"> </w:t>
       </w:r>
       <w:r>
         <w:rPr>
-          <w:rFonts w:hint="eastAsia"/>
+          <w:rFonts w:hint="eastAsia" w:eastAsia="黑体"/>
         </w:rPr>
         <w:t xml:space="preserve">C1、开关管</w:t>
       </w:r>
       <w:r>
+        <w:rPr>
+          <w:rFonts w:eastAsia="黑体"/>
+        </w:rPr>
         <w:t xml:space="preserve"> </w:t>
       </w:r>
       <w:r>
         <w:rPr>
-          <w:rFonts w:hint="eastAsia"/>
+          <w:rFonts w:hint="eastAsia" w:eastAsia="黑体"/>
         </w:rPr>
         <w:t xml:space="preserve">S、二极管</w:t>
       </w:r>
       <w:r>
+        <w:rPr>
+          <w:rFonts w:eastAsia="黑体"/>
+        </w:rPr>
         <w:t xml:space="preserve"> </w:t>
       </w:r>
       <w:r>
         <w:rPr>
-          <w:rFonts w:hint="eastAsia"/>
+          <w:rFonts w:hint="eastAsia" w:eastAsia="黑体"/>
         </w:rPr>
         <w:t xml:space="preserve">D、输出电感</w:t>
       </w:r>
       <w:r>
+        <w:rPr>
+          <w:rFonts w:eastAsia="黑体"/>
+        </w:rPr>
         <w:t xml:space="preserve"> L2 </w:t>
       </w:r>
       <w:r>
         <w:rPr>
-          <w:rFonts w:hint="eastAsia"/>
+          <w:rFonts w:hint="eastAsia" w:eastAsia="黑体"/>
         </w:rPr>
         <w:t xml:space="preserve">与输出电容</w:t>
       </w:r>
       <w:r>
+        <w:rPr>
+          <w:rFonts w:eastAsia="黑体"/>
+        </w:rPr>
         <w:t xml:space="preserve"> C2 </w:t>
       </w:r>
       <w:r>
         <w:rPr>
-          <w:rFonts w:hint="eastAsia"/>
+          <w:rFonts w:hint="eastAsia" w:eastAsia="黑体"/>
         </w:rPr>
         <w:t xml:space="preserve">共六个元件组成。关键节点如下：输入节点</w:t>
       </w:r>
       <w:r>
+        <w:rPr>
+          <w:rFonts w:eastAsia="黑体"/>
+        </w:rPr>
         <w:t xml:space="preserve"> </w:t>
       </w:r>
       <m:oMath>
@@ -114,83 +138,110 @@
         </m:sSub>
       </m:oMath>
       <w:r>
+        <w:rPr>
+          <w:rFonts w:eastAsia="黑体"/>
+        </w:rPr>
         <w:t xml:space="preserve"> </w:t>
       </w:r>
       <w:r>
         <w:rPr>
-          <w:rFonts w:hint="eastAsia"/>
+          <w:rFonts w:hint="eastAsia" w:eastAsia="黑体"/>
         </w:rPr>
         <w:t xml:space="preserve">接输入电感</w:t>
       </w:r>
       <w:r>
+        <w:rPr>
+          <w:rFonts w:eastAsia="黑体"/>
+        </w:rPr>
         <w:t xml:space="preserve"> L1 </w:t>
       </w:r>
       <w:r>
         <w:rPr>
-          <w:rFonts w:hint="eastAsia"/>
+          <w:rFonts w:hint="eastAsia" w:eastAsia="黑体"/>
         </w:rPr>
         <w:t xml:space="preserve">的入端；开关节点</w:t>
       </w:r>
       <w:r>
+        <w:rPr>
+          <w:rFonts w:eastAsia="黑体"/>
+        </w:rPr>
         <w:t xml:space="preserve"> SW </w:t>
       </w:r>
       <w:r>
         <w:rPr>
-          <w:rFonts w:hint="eastAsia"/>
+          <w:rFonts w:hint="eastAsia" w:eastAsia="黑体"/>
         </w:rPr>
         <w:t xml:space="preserve">由</w:t>
       </w:r>
       <w:r>
+        <w:rPr>
+          <w:rFonts w:eastAsia="黑体"/>
+        </w:rPr>
         <w:t xml:space="preserve"> L1 </w:t>
       </w:r>
       <w:r>
         <w:rPr>
-          <w:rFonts w:hint="eastAsia"/>
+          <w:rFonts w:hint="eastAsia" w:eastAsia="黑体"/>
         </w:rPr>
         <w:t xml:space="preserve">的出端、开关管</w:t>
       </w:r>
       <w:r>
+        <w:rPr>
+          <w:rFonts w:eastAsia="黑体"/>
+        </w:rPr>
         <w:t xml:space="preserve"> S </w:t>
       </w:r>
       <w:r>
         <w:rPr>
-          <w:rFonts w:hint="eastAsia"/>
+          <w:rFonts w:hint="eastAsia" w:eastAsia="黑体"/>
         </w:rPr>
         <w:t xml:space="preserve">的漏极与耦合电容</w:t>
       </w:r>
       <w:r>
+        <w:rPr>
+          <w:rFonts w:eastAsia="黑体"/>
+        </w:rPr>
         <w:t xml:space="preserve"> C1 </w:t>
       </w:r>
       <w:r>
         <w:rPr>
-          <w:rFonts w:hint="eastAsia"/>
+          <w:rFonts w:hint="eastAsia" w:eastAsia="黑体"/>
         </w:rPr>
         <w:t xml:space="preserve">的上端相连而成；中间节点由</w:t>
       </w:r>
       <w:r>
+        <w:rPr>
+          <w:rFonts w:eastAsia="黑体"/>
+        </w:rPr>
         <w:t xml:space="preserve"> C1 </w:t>
       </w:r>
       <w:r>
         <w:rPr>
-          <w:rFonts w:hint="eastAsia"/>
+          <w:rFonts w:hint="eastAsia" w:eastAsia="黑体"/>
         </w:rPr>
         <w:t xml:space="preserve">的下端、二极管</w:t>
       </w:r>
       <w:r>
+        <w:rPr>
+          <w:rFonts w:eastAsia="黑体"/>
+        </w:rPr>
         <w:t xml:space="preserve"> D </w:t>
       </w:r>
       <w:r>
         <w:rPr>
-          <w:rFonts w:hint="eastAsia"/>
+          <w:rFonts w:hint="eastAsia" w:eastAsia="黑体"/>
         </w:rPr>
         <w:t xml:space="preserve">的阳极与输出电感</w:t>
       </w:r>
       <w:r>
+        <w:rPr>
+          <w:rFonts w:eastAsia="黑体"/>
+        </w:rPr>
         <w:t xml:space="preserve"> L2 </w:t>
       </w:r>
       <w:r>
         <w:rPr>
-          <w:rFonts w:hint="eastAsia"/>
+          <w:rFonts w:hint="eastAsia" w:eastAsia="黑体"/>
         </w:rPr>
         <w:t xml:space="preserve">的入端相连而成；输出节点（负极性）</w:t>
       </w:r>
@@ -215,60 +266,81 @@
         </m:sSub>
       </m:oMath>
       <w:r>
+        <w:rPr>
+          <w:rFonts w:eastAsia="黑体"/>
+        </w:rPr>
         <w:t xml:space="preserve"> </w:t>
       </w:r>
       <w:r>
         <w:rPr>
-          <w:rFonts w:hint="eastAsia"/>
+          <w:rFonts w:hint="eastAsia" w:eastAsia="黑体"/>
         </w:rPr>
         <w:t xml:space="preserve">由二极管</w:t>
       </w:r>
       <w:r>
+        <w:rPr>
+          <w:rFonts w:eastAsia="黑体"/>
+        </w:rPr>
         <w:t xml:space="preserve"> D </w:t>
       </w:r>
       <w:r>
         <w:rPr>
-          <w:rFonts w:hint="eastAsia"/>
+          <w:rFonts w:hint="eastAsia" w:eastAsia="黑体"/>
         </w:rPr>
         <w:t xml:space="preserve">的阴极与输出电容</w:t>
       </w:r>
       <w:r>
+        <w:rPr>
+          <w:rFonts w:eastAsia="黑体"/>
+        </w:rPr>
         <w:t xml:space="preserve"> C2 </w:t>
       </w:r>
       <w:r>
         <w:rPr>
-          <w:rFonts w:hint="eastAsia"/>
+          <w:rFonts w:hint="eastAsia" w:eastAsia="黑体"/>
         </w:rPr>
         <w:t xml:space="preserve">的上端相连并接负载，其输出为负，输出电容</w:t>
       </w:r>
       <w:r>
+        <w:rPr>
+          <w:rFonts w:eastAsia="黑体"/>
+        </w:rPr>
         <w:t xml:space="preserve"> C2 </w:t>
       </w:r>
       <w:r>
         <w:rPr>
-          <w:rFonts w:hint="eastAsia"/>
+          <w:rFonts w:hint="eastAsia" w:eastAsia="黑体"/>
         </w:rPr>
         <w:t xml:space="preserve">的下端与</w:t>
       </w:r>
       <w:r>
+        <w:rPr>
+          <w:rFonts w:eastAsia="黑体"/>
+        </w:rPr>
         <w:t xml:space="preserve"> L2 </w:t>
       </w:r>
       <w:r>
         <w:rPr>
-          <w:rFonts w:hint="eastAsia"/>
+          <w:rFonts w:hint="eastAsia" w:eastAsia="黑体"/>
         </w:rPr>
         <w:t xml:space="preserve">的出端、开关管</w:t>
       </w:r>
       <w:r>
+        <w:rPr>
+          <w:rFonts w:eastAsia="黑体"/>
+        </w:rPr>
         <w:t xml:space="preserve"> S </w:t>
       </w:r>
       <w:r>
         <w:rPr>
-          <w:rFonts w:hint="eastAsia"/>
+          <w:rFonts w:hint="eastAsia" w:eastAsia="黑体"/>
         </w:rPr>
         <w:t xml:space="preserve">的源极一并接到地节点</w:t>
       </w:r>
       <w:r>
+        <w:rPr>
+          <w:rFonts w:eastAsia="黑体"/>
+        </w:rPr>
         <w:t xml:space="preserve"> GND。</w:t>
       </w:r>
     </w:p>
@@ -276,79 +348,103 @@
       <w:pPr/>
       <w:r>
         <w:rPr>
-          <w:rFonts w:hint="eastAsia"/>
+          <w:rFonts w:hint="eastAsia" w:eastAsia="黑体"/>
         </w:rPr>
         <w:t xml:space="preserve">各元件管脚连接：输入电感</w:t>
       </w:r>
       <w:r>
+        <w:rPr>
+          <w:rFonts w:eastAsia="黑体"/>
+        </w:rPr>
         <w:t xml:space="preserve"> L1 </w:t>
       </w:r>
       <w:r>
         <w:rPr>
-          <w:rFonts w:hint="eastAsia"/>
+          <w:rFonts w:hint="eastAsia" w:eastAsia="黑体"/>
         </w:rPr>
         <w:t xml:space="preserve">一端接输入节点、另一端接开关节点；开关管</w:t>
       </w:r>
       <w:r>
+        <w:rPr>
+          <w:rFonts w:eastAsia="黑体"/>
+        </w:rPr>
         <w:t xml:space="preserve"> S </w:t>
       </w:r>
       <w:r>
         <w:rPr>
-          <w:rFonts w:hint="eastAsia"/>
+          <w:rFonts w:hint="eastAsia" w:eastAsia="黑体"/>
         </w:rPr>
         <w:t xml:space="preserve">的漏极接开关节点、源极接地、栅极</w:t>
       </w:r>
       <w:r>
+        <w:rPr>
+          <w:rFonts w:eastAsia="黑体"/>
+        </w:rPr>
         <w:t xml:space="preserve"> G </w:t>
       </w:r>
       <w:r>
         <w:rPr>
-          <w:rFonts w:hint="eastAsia"/>
+          <w:rFonts w:hint="eastAsia" w:eastAsia="黑体"/>
         </w:rPr>
         <w:t xml:space="preserve">接</w:t>
       </w:r>
       <w:r>
+        <w:rPr>
+          <w:rFonts w:eastAsia="黑体"/>
+        </w:rPr>
         <w:t xml:space="preserve"> PWM </w:t>
       </w:r>
       <w:r>
         <w:rPr>
-          <w:rFonts w:hint="eastAsia"/>
+          <w:rFonts w:hint="eastAsia" w:eastAsia="黑体"/>
         </w:rPr>
         <w:t xml:space="preserve">控制信号；耦合电容</w:t>
       </w:r>
       <w:r>
+        <w:rPr>
+          <w:rFonts w:eastAsia="黑体"/>
+        </w:rPr>
         <w:t xml:space="preserve"> C1 </w:t>
       </w:r>
       <w:r>
         <w:rPr>
-          <w:rFonts w:hint="eastAsia"/>
+          <w:rFonts w:hint="eastAsia" w:eastAsia="黑体"/>
         </w:rPr>
         <w:t xml:space="preserve">一端接开关节点、另一端接中间节点；二极管</w:t>
       </w:r>
       <w:r>
+        <w:rPr>
+          <w:rFonts w:eastAsia="黑体"/>
+        </w:rPr>
         <w:t xml:space="preserve"> D </w:t>
       </w:r>
       <w:r>
         <w:rPr>
-          <w:rFonts w:hint="eastAsia"/>
+          <w:rFonts w:hint="eastAsia" w:eastAsia="黑体"/>
         </w:rPr>
         <w:t xml:space="preserve">的阳极接中间节点、阴极接输出节点（负输出）；输出电感</w:t>
       </w:r>
       <w:r>
+        <w:rPr>
+          <w:rFonts w:eastAsia="黑体"/>
+        </w:rPr>
         <w:t xml:space="preserve"> L2 </w:t>
       </w:r>
       <w:r>
         <w:rPr>
-          <w:rFonts w:hint="eastAsia"/>
+          <w:rFonts w:hint="eastAsia" w:eastAsia="黑体"/>
         </w:rPr>
         <w:t xml:space="preserve">一端接中间节点、另一端接地；输出电容</w:t>
       </w:r>
       <w:r>
+        <w:rPr>
+          <w:rFonts w:eastAsia="黑体"/>
+        </w:rPr>
         <w:t xml:space="preserve"> C2 </w:t>
       </w:r>
       <w:r>
         <w:rPr>
-          <w:rFonts w:hint="eastAsia"/>
+          <w:rFonts w:hint="eastAsia" w:eastAsia="黑体"/>
         </w:rPr>
         <w:t xml:space="preserve">一端接输出节点（负输出）、另一端接地。</w:t>
       </w:r>
@@ -357,16 +453,19 @@
       <w:pPr/>
       <w:r>
         <w:rPr>
-          <w:rFonts w:hint="eastAsia"/>
+          <w:rFonts w:hint="eastAsia" w:eastAsia="黑体"/>
         </w:rPr>
         <w:t xml:space="preserve">就组态而言，这是以两个电感和一个耦合电容实现能量升降压的</w:t>
       </w:r>
       <w:r>
+        <w:rPr>
+          <w:rFonts w:eastAsia="黑体"/>
+        </w:rPr>
         <w:t xml:space="preserve"> Cuk </w:t>
       </w:r>
       <w:r>
         <w:rPr>
-          <w:rFonts w:hint="eastAsia"/>
+          <w:rFonts w:hint="eastAsia" w:eastAsia="黑体"/>
         </w:rPr>
         <w:t xml:space="preserve">变换器，输出电压极性与输入相反，既可升压又可降压，且输入、输出电流均连续。</w:t>
       </w:r>
@@ -379,7 +478,7 @@
       </w:pPr>
       <w:r>
         <w:rPr>
-          <w:rFonts w:hint="eastAsia"/>
+          <w:rFonts w:hint="eastAsia" w:eastAsia="黑体"/>
         </w:rPr>
         <w:t xml:space="preserve">工作原理</w:t>
       </w:r>
@@ -390,7 +489,7 @@
       </w:pPr>
       <w:r>
         <w:rPr>
-          <w:rFonts w:hint="eastAsia"/>
+          <w:rFonts w:hint="eastAsia" w:eastAsia="黑体"/>
         </w:rPr>
         <w:t xml:space="preserve">开关管导通时输入电感储能、耦合电容经开关管向输出电感放电；关断时两电感电流分别经二极管续流并给耦合电容与输出充电。借助两个电感的连续电流与耦合电容的电荷平衡，实现能量的升降压传输。</w:t>
       </w:r>
@@ -403,7 +502,7 @@
       </w:pPr>
       <w:r>
         <w:rPr>
-          <w:rFonts w:hint="eastAsia"/>
+          <w:rFonts w:hint="eastAsia" w:eastAsia="黑体"/>
         </w:rPr>
         <w:t xml:space="preserve">关键计算公式</w:t>
       </w:r>
@@ -417,7 +516,7 @@
       </w:pPr>
       <w:r>
         <w:rPr>
-          <w:rFonts w:hint="eastAsia"/>
+          <w:rFonts w:hint="eastAsia" w:eastAsia="黑体"/>
         </w:rPr>
         <w:t xml:space="preserve">理想电压增益（CCM）：</w:t>
       </w:r>
@@ -513,7 +612,7 @@
       </w:pPr>
       <w:r>
         <w:rPr>
-          <w:rFonts w:hint="eastAsia"/>
+          <w:rFonts w:hint="eastAsia" w:eastAsia="黑体"/>
         </w:rPr>
         <w:t xml:space="preserve">占空比与电压关系：</w:t>
       </w:r>
@@ -615,7 +714,7 @@
       </w:pPr>
       <w:r>
         <w:rPr>
-          <w:rFonts w:hint="eastAsia"/>
+          <w:rFonts w:hint="eastAsia" w:eastAsia="黑体"/>
         </w:rPr>
         <w:t xml:space="preserve">输入电感纹波电流：</w:t>
       </w:r>
@@ -720,7 +819,7 @@
       </w:pPr>
       <w:r>
         <w:rPr>
-          <w:rFonts w:hint="eastAsia"/>
+          <w:rFonts w:hint="eastAsia" w:eastAsia="黑体"/>
         </w:rPr>
         <w:t xml:space="preserve">输出电感纹波电流：</w:t>
       </w:r>
@@ -825,7 +924,7 @@
       </w:pPr>
       <w:r>
         <w:rPr>
-          <w:rFonts w:hint="eastAsia"/>
+          <w:rFonts w:hint="eastAsia" w:eastAsia="黑体"/>
         </w:rPr>
         <w:t xml:space="preserve">输出电压纹波：</w:t>
       </w:r>
@@ -958,7 +1057,7 @@
             </w:pPr>
             <w:r>
               <w:rPr>
-                <w:rFonts w:hint="eastAsia"/>
+                <w:rFonts w:hint="eastAsia" w:eastAsia="黑体"/>
               </w:rPr>
               <w:t xml:space="preserve">符号</w:t>
             </w:r>
@@ -972,7 +1071,7 @@
             </w:pPr>
             <w:r>
               <w:rPr>
-                <w:rFonts w:hint="eastAsia"/>
+                <w:rFonts w:hint="eastAsia" w:eastAsia="黑体"/>
               </w:rPr>
               <w:t xml:space="preserve">含义</w:t>
             </w:r>
@@ -986,7 +1085,7 @@
             </w:pPr>
             <w:r>
               <w:rPr>
-                <w:rFonts w:hint="eastAsia"/>
+                <w:rFonts w:hint="eastAsia" w:eastAsia="黑体"/>
               </w:rPr>
               <w:t xml:space="preserve">单位</w:t>
             </w:r>
@@ -1018,6 +1117,9 @@
               </m:sSub>
             </m:oMath>
             <w:r>
+              <w:rPr>
+                <w:rFonts w:eastAsia="黑体"/>
+              </w:rPr>
               <w:t xml:space="preserve">​</w:t>
             </w:r>
           </w:p>
@@ -1030,7 +1132,7 @@
             </w:pPr>
             <w:r>
               <w:rPr>
-                <w:rFonts w:hint="eastAsia"/>
+                <w:rFonts w:hint="eastAsia" w:eastAsia="黑体"/>
               </w:rPr>
               <w:t xml:space="preserve">输入电压</w:t>
             </w:r>
@@ -1043,6 +1145,9 @@
               <w:pStyle w:val="Compact"/>
             </w:pPr>
             <w:r>
+              <w:rPr>
+                <w:rFonts w:eastAsia="黑体"/>
+              </w:rPr>
               <w:t xml:space="preserve">V</w:t>
             </w:r>
           </w:p>
@@ -1076,6 +1181,9 @@
               </m:sSub>
             </m:oMath>
             <w:r>
+              <w:rPr>
+                <w:rFonts w:eastAsia="黑体"/>
+              </w:rPr>
               <w:t xml:space="preserve">​</w:t>
             </w:r>
           </w:p>
@@ -1088,7 +1196,7 @@
             </w:pPr>
             <w:r>
               <w:rPr>
-                <w:rFonts w:hint="eastAsia"/>
+                <w:rFonts w:hint="eastAsia" w:eastAsia="黑体"/>
               </w:rPr>
               <w:t xml:space="preserve">输出电压（负极性）</w:t>
             </w:r>
@@ -1101,6 +1209,9 @@
               <w:pStyle w:val="Compact"/>
             </w:pPr>
             <w:r>
+              <w:rPr>
+                <w:rFonts w:eastAsia="黑体"/>
+              </w:rPr>
               <w:t xml:space="preserve">V</w:t>
             </w:r>
           </w:p>
@@ -1119,6 +1230,9 @@
               </m:r>
             </m:oMath>
             <w:r>
+              <w:rPr>
+                <w:rFonts w:eastAsia="黑体"/>
+              </w:rPr>
               <w:t xml:space="preserve">​</w:t>
             </w:r>
           </w:p>
@@ -1131,7 +1245,7 @@
             </w:pPr>
             <w:r>
               <w:rPr>
-                <w:rFonts w:hint="eastAsia"/>
+                <w:rFonts w:hint="eastAsia" w:eastAsia="黑体"/>
               </w:rPr>
               <w:t xml:space="preserve">占空比</w:t>
             </w:r>
@@ -1144,6 +1258,9 @@
               <w:pStyle w:val="Compact"/>
             </w:pPr>
             <w:r>
+              <w:rPr>
+                <w:rFonts w:eastAsia="黑体"/>
+              </w:rPr>
               <w:t xml:space="preserve">—</w:t>
             </w:r>
           </w:p>
@@ -1171,6 +1288,9 @@
               </m:sSub>
             </m:oMath>
             <w:r>
+              <w:rPr>
+                <w:rFonts w:eastAsia="黑体"/>
+              </w:rPr>
               <w:t xml:space="preserve">​</w:t>
             </w:r>
           </w:p>
@@ -1183,7 +1303,7 @@
             </w:pPr>
             <w:r>
               <w:rPr>
-                <w:rFonts w:hint="eastAsia"/>
+                <w:rFonts w:hint="eastAsia" w:eastAsia="黑体"/>
               </w:rPr>
               <w:t xml:space="preserve">开关频率</w:t>
             </w:r>
@@ -1196,6 +1316,9 @@
               <w:pStyle w:val="Compact"/>
             </w:pPr>
             <w:r>
+              <w:rPr>
+                <w:rFonts w:eastAsia="黑体"/>
+              </w:rPr>
               <w:t xml:space="preserve">Hz</w:t>
             </w:r>
           </w:p>
@@ -1223,6 +1346,9 @@
               </m:sSub>
             </m:oMath>
             <w:r>
+              <w:rPr>
+                <w:rFonts w:eastAsia="黑体"/>
+              </w:rPr>
               <w:t xml:space="preserve">​</w:t>
             </w:r>
           </w:p>
@@ -1235,7 +1361,7 @@
             </w:pPr>
             <w:r>
               <w:rPr>
-                <w:rFonts w:hint="eastAsia"/>
+                <w:rFonts w:hint="eastAsia" w:eastAsia="黑体"/>
               </w:rPr>
               <w:t xml:space="preserve">输入电感</w:t>
             </w:r>
@@ -1248,6 +1374,9 @@
               <w:pStyle w:val="Compact"/>
             </w:pPr>
             <w:r>
+              <w:rPr>
+                <w:rFonts w:eastAsia="黑体"/>
+              </w:rPr>
               <w:t xml:space="preserve">H</w:t>
             </w:r>
           </w:p>
@@ -1275,6 +1404,9 @@
               </m:sSub>
             </m:oMath>
             <w:r>
+              <w:rPr>
+                <w:rFonts w:eastAsia="黑体"/>
+              </w:rPr>
               <w:t xml:space="preserve">​</w:t>
             </w:r>
           </w:p>
@@ -1287,7 +1419,7 @@
             </w:pPr>
             <w:r>
               <w:rPr>
-                <w:rFonts w:hint="eastAsia"/>
+                <w:rFonts w:hint="eastAsia" w:eastAsia="黑体"/>
               </w:rPr>
               <w:t xml:space="preserve">输出电感</w:t>
             </w:r>
@@ -1300,6 +1432,9 @@
               <w:pStyle w:val="Compact"/>
             </w:pPr>
             <w:r>
+              <w:rPr>
+                <w:rFonts w:eastAsia="黑体"/>
+              </w:rPr>
               <w:t xml:space="preserve">H</w:t>
             </w:r>
           </w:p>
@@ -1327,6 +1462,9 @@
               </m:sSub>
             </m:oMath>
             <w:r>
+              <w:rPr>
+                <w:rFonts w:eastAsia="黑体"/>
+              </w:rPr>
               <w:t xml:space="preserve">​</w:t>
             </w:r>
           </w:p>
@@ -1339,7 +1477,7 @@
             </w:pPr>
             <w:r>
               <w:rPr>
-                <w:rFonts w:hint="eastAsia"/>
+                <w:rFonts w:hint="eastAsia" w:eastAsia="黑体"/>
               </w:rPr>
               <w:t xml:space="preserve">输出电容</w:t>
             </w:r>
@@ -1352,6 +1490,9 @@
               <w:pStyle w:val="Compact"/>
             </w:pPr>
             <w:r>
+              <w:rPr>
+                <w:rFonts w:eastAsia="黑体"/>
+              </w:rPr>
               <w:t xml:space="preserve">F</w:t>
             </w:r>
           </w:p>
@@ -1385,6 +1526,9 @@
               </m:sSub>
             </m:oMath>
             <w:r>
+              <w:rPr>
+                <w:rFonts w:eastAsia="黑体"/>
+              </w:rPr>
               <w:t xml:space="preserve">​</w:t>
             </w:r>
           </w:p>
@@ -1397,7 +1541,7 @@
             </w:pPr>
             <w:r>
               <w:rPr>
-                <w:rFonts w:hint="eastAsia"/>
+                <w:rFonts w:hint="eastAsia" w:eastAsia="黑体"/>
               </w:rPr>
               <w:t xml:space="preserve">输出电流</w:t>
             </w:r>
@@ -1410,6 +1554,9 @@
               <w:pStyle w:val="Compact"/>
             </w:pPr>
             <w:r>
+              <w:rPr>
+                <w:rFonts w:eastAsia="黑体"/>
+              </w:rPr>
               <w:t xml:space="preserve">A</w:t>
             </w:r>
           </w:p>
@@ -1424,7 +1571,7 @@
       </w:pPr>
       <w:r>
         <w:rPr>
-          <w:rFonts w:hint="eastAsia"/>
+          <w:rFonts w:hint="eastAsia" w:eastAsia="黑体"/>
         </w:rPr>
         <w:t xml:space="preserve">元件调整影响</w:t>
       </w:r>
@@ -1439,38 +1586,51 @@
       </w:pPr>
       <w:r>
         <w:rPr>
+          <w:rFonts w:eastAsia="黑体"/>
           <w:b/>
           <w:bCs/>
         </w:rPr>
         <w:t xml:space="preserve">D↑</w:t>
       </w:r>
       <w:r>
+        <w:rPr>
+          <w:rFonts w:eastAsia="黑体"/>
+        </w:rPr>
         <w:t xml:space="preserve"> </w:t>
       </w:r>
       <w:r>
+        <w:rPr>
+          <w:rFonts w:eastAsia="黑体"/>
+        </w:rPr>
         <w:t xml:space="preserve">→ </w:t>
       </w:r>
       <w:r>
         <w:rPr>
-          <w:rFonts w:hint="eastAsia"/>
+          <w:rFonts w:hint="eastAsia" w:eastAsia="黑体"/>
         </w:rPr>
         <w:t xml:space="preserve">输出电压的绝对值升高；当</w:t>
       </w:r>
       <w:r>
+        <w:rPr>
+          <w:rFonts w:eastAsia="黑体"/>
+        </w:rPr>
         <w:t xml:space="preserve"> D&gt;0.5 </w:t>
       </w:r>
       <w:r>
         <w:rPr>
-          <w:rFonts w:hint="eastAsia"/>
+          <w:rFonts w:hint="eastAsia" w:eastAsia="黑体"/>
         </w:rPr>
         <w:t xml:space="preserve">时升压、D&lt;0.5</w:t>
       </w:r>
       <w:r>
+        <w:rPr>
+          <w:rFonts w:eastAsia="黑体"/>
+        </w:rPr>
         <w:t xml:space="preserve"> </w:t>
       </w:r>
       <w:r>
         <w:rPr>
-          <w:rFonts w:hint="eastAsia"/>
+          <w:rFonts w:hint="eastAsia" w:eastAsia="黑体"/>
         </w:rPr>
         <w:t xml:space="preserve">时降压。</w:t>
       </w:r>
@@ -1485,20 +1645,27 @@
       </w:pPr>
       <w:r>
         <w:rPr>
+          <w:rFonts w:eastAsia="黑体"/>
           <w:b/>
           <w:bCs/>
         </w:rPr>
         <w:t xml:space="preserve">L1↑</w:t>
       </w:r>
       <w:r>
+        <w:rPr>
+          <w:rFonts w:eastAsia="黑体"/>
+        </w:rPr>
         <w:t xml:space="preserve"> </w:t>
       </w:r>
       <w:r>
+        <w:rPr>
+          <w:rFonts w:eastAsia="黑体"/>
+        </w:rPr>
         <w:t xml:space="preserve">→ </w:t>
       </w:r>
       <w:r>
         <w:rPr>
-          <w:rFonts w:hint="eastAsia"/>
+          <w:rFonts w:hint="eastAsia" w:eastAsia="黑体"/>
         </w:rPr>
         <w:t xml:space="preserve">输入纹波电流减小，输入侧更平滑。</w:t>
       </w:r>
@@ -1513,20 +1680,27 @@
       </w:pPr>
       <w:r>
         <w:rPr>
+          <w:rFonts w:eastAsia="黑体"/>
           <w:b/>
           <w:bCs/>
         </w:rPr>
         <w:t xml:space="preserve">L2↑</w:t>
       </w:r>
       <w:r>
+        <w:rPr>
+          <w:rFonts w:eastAsia="黑体"/>
+        </w:rPr>
         <w:t xml:space="preserve"> </w:t>
       </w:r>
       <w:r>
+        <w:rPr>
+          <w:rFonts w:eastAsia="黑体"/>
+        </w:rPr>
         <w:t xml:space="preserve">→ </w:t>
       </w:r>
       <w:r>
         <w:rPr>
-          <w:rFonts w:hint="eastAsia"/>
+          <w:rFonts w:hint="eastAsia" w:eastAsia="黑体"/>
         </w:rPr>
         <w:t xml:space="preserve">输出纹波电流减小，输出侧更平滑。</w:t>
       </w:r>
@@ -1541,29 +1715,39 @@
       </w:pPr>
       <w:r>
         <w:rPr>
+          <w:rFonts w:eastAsia="黑体"/>
           <w:b/>
           <w:bCs/>
         </w:rPr>
         <w:t xml:space="preserve">C1↑</w:t>
       </w:r>
       <w:r>
+        <w:rPr>
+          <w:rFonts w:eastAsia="黑体"/>
+        </w:rPr>
         <w:t xml:space="preserve"> </w:t>
       </w:r>
       <w:r>
+        <w:rPr>
+          <w:rFonts w:eastAsia="黑体"/>
+        </w:rPr>
         <w:t xml:space="preserve">→ </w:t>
       </w:r>
       <w:r>
         <w:rPr>
-          <w:rFonts w:hint="eastAsia"/>
+          <w:rFonts w:hint="eastAsia" w:eastAsia="黑体"/>
         </w:rPr>
         <w:t xml:space="preserve">耦合电容纹波减小，稳态更稳；C1</w:t>
       </w:r>
       <w:r>
+        <w:rPr>
+          <w:rFonts w:eastAsia="黑体"/>
+        </w:rPr>
         <w:t xml:space="preserve"> </w:t>
       </w:r>
       <w:r>
         <w:rPr>
-          <w:rFonts w:hint="eastAsia"/>
+          <w:rFonts w:hint="eastAsia" w:eastAsia="黑体"/>
         </w:rPr>
         <w:t xml:space="preserve">过小会限制传能。</w:t>
       </w:r>
@@ -1578,20 +1762,27 @@
       </w:pPr>
       <w:r>
         <w:rPr>
+          <w:rFonts w:eastAsia="黑体"/>
           <w:b/>
           <w:bCs/>
         </w:rPr>
         <w:t xml:space="preserve">C2↑</w:t>
       </w:r>
       <w:r>
+        <w:rPr>
+          <w:rFonts w:eastAsia="黑体"/>
+        </w:rPr>
         <w:t xml:space="preserve"> </w:t>
       </w:r>
       <w:r>
+        <w:rPr>
+          <w:rFonts w:eastAsia="黑体"/>
+        </w:rPr>
         <w:t xml:space="preserve">→ </w:t>
       </w:r>
       <w:r>
         <w:rPr>
-          <w:rFonts w:hint="eastAsia"/>
+          <w:rFonts w:hint="eastAsia" w:eastAsia="黑体"/>
         </w:rPr>
         <w:t xml:space="preserve">输出电压纹波减小。</w:t>
       </w:r>
@@ -1604,7 +1795,7 @@
       </w:pPr>
       <w:r>
         <w:rPr>
-          <w:rFonts w:hint="eastAsia"/>
+          <w:rFonts w:hint="eastAsia" w:eastAsia="黑体"/>
         </w:rPr>
         <w:t xml:space="preserve">典型参数示例</w:t>
       </w:r>
@@ -1619,11 +1810,14 @@
       </w:pPr>
       <w:r>
         <w:rPr>
-          <w:rFonts w:hint="eastAsia"/>
+          <w:rFonts w:hint="eastAsia" w:eastAsia="黑体"/>
         </w:rPr>
         <w:t xml:space="preserve">取</w:t>
       </w:r>
       <w:r>
+        <w:rPr>
+          <w:rFonts w:eastAsia="黑体"/>
+        </w:rPr>
         <w:t xml:space="preserve"> </w:t>
       </w:r>
       <m:oMath>
@@ -1663,6 +1857,9 @@
         </m:r>
       </m:oMath>
       <w:r>
+        <w:rPr>
+          <w:rFonts w:eastAsia="黑体"/>
+        </w:rPr>
         <w:t xml:space="preserve">、</w:t>
       </w:r>
       <m:oMath>
@@ -1681,7 +1878,7 @@
       </m:oMath>
       <w:r>
         <w:rPr>
-          <w:rFonts w:hint="eastAsia"/>
+          <w:rFonts w:hint="eastAsia" w:eastAsia="黑体"/>
         </w:rPr>
         <w:t xml:space="preserve">：</w:t>
       </w:r>
@@ -1776,6 +1973,9 @@
         </m:r>
       </m:oMath>
       <w:r>
+        <w:rPr>
+          <w:rFonts w:eastAsia="黑体"/>
+        </w:rPr>
         <w:t xml:space="preserve">。</w:t>
       </w:r>
     </w:p>
@@ -1789,11 +1989,14 @@
       </w:pPr>
       <w:r>
         <w:rPr>
-          <w:rFonts w:hint="eastAsia"/>
+          <w:rFonts w:hint="eastAsia" w:eastAsia="黑体"/>
         </w:rPr>
         <w:t xml:space="preserve">取</w:t>
       </w:r>
       <w:r>
+        <w:rPr>
+          <w:rFonts w:eastAsia="黑体"/>
+        </w:rPr>
         <w:t xml:space="preserve"> </w:t>
       </w:r>
       <m:oMath>
@@ -1830,6 +2033,9 @@
         </m:r>
       </m:oMath>
       <w:r>
+        <w:rPr>
+          <w:rFonts w:eastAsia="黑体"/>
+        </w:rPr>
         <w:t xml:space="preserve">、</w:t>
       </w:r>
       <m:oMath>
@@ -1869,6 +2075,9 @@
         </m:r>
       </m:oMath>
       <w:r>
+        <w:rPr>
+          <w:rFonts w:eastAsia="黑体"/>
+        </w:rPr>
         <w:t xml:space="preserve">、</w:t>
       </w:r>
       <m:oMath>
@@ -1908,6 +2117,9 @@
         </m:r>
       </m:oMath>
       <w:r>
+        <w:rPr>
+          <w:rFonts w:eastAsia="黑体"/>
+        </w:rPr>
         <w:t xml:space="preserve">、</w:t>
       </w:r>
       <m:oMath>
@@ -1926,7 +2138,7 @@
       </m:oMath>
       <w:r>
         <w:rPr>
-          <w:rFonts w:hint="eastAsia"/>
+          <w:rFonts w:hint="eastAsia" w:eastAsia="黑体"/>
         </w:rPr>
         <w:t xml:space="preserve">：</w:t>
       </w:r>
@@ -2054,6 +2266,9 @@
         </m:r>
       </m:oMath>
       <w:r>
+        <w:rPr>
+          <w:rFonts w:eastAsia="黑体"/>
+        </w:rPr>
         <w:t xml:space="preserve">。</w:t>
       </w:r>
     </w:p>
@@ -2065,7 +2280,7 @@
       </w:pPr>
       <w:r>
         <w:rPr>
-          <w:rFonts w:hint="eastAsia"/>
+          <w:rFonts w:hint="eastAsia" w:eastAsia="黑体"/>
         </w:rPr>
         <w:t xml:space="preserve">常见器件型号</w:t>
       </w:r>
@@ -2080,7 +2295,7 @@
       </w:pPr>
       <w:r>
         <w:rPr>
-          <w:rFonts w:hint="eastAsia"/>
+          <w:rFonts w:hint="eastAsia" w:eastAsia="黑体"/>
         </w:rPr>
         <w:t xml:space="preserve">开关管：IRF540N、SI2312。</w:t>
       </w:r>
@@ -2095,7 +2310,7 @@
       </w:pPr>
       <w:r>
         <w:rPr>
-          <w:rFonts w:hint="eastAsia"/>
+          <w:rFonts w:hint="eastAsia" w:eastAsia="黑体"/>
         </w:rPr>
         <w:t xml:space="preserve">二极管：SS34、MBR1045。</w:t>
       </w:r>
@@ -2110,34 +2325,43 @@
       </w:pPr>
       <w:r>
         <w:rPr>
-          <w:rFonts w:hint="eastAsia"/>
+          <w:rFonts w:hint="eastAsia" w:eastAsia="黑体"/>
         </w:rPr>
         <w:t xml:space="preserve">控制</w:t>
       </w:r>
       <w:r>
+        <w:rPr>
+          <w:rFonts w:eastAsia="黑体"/>
+        </w:rPr>
         <w:t xml:space="preserve"> </w:t>
       </w:r>
       <w:r>
         <w:rPr>
-          <w:rFonts w:hint="eastAsia"/>
+          <w:rFonts w:hint="eastAsia" w:eastAsia="黑体"/>
         </w:rPr>
         <w:t xml:space="preserve">IC：常见的</w:t>
       </w:r>
       <w:r>
+        <w:rPr>
+          <w:rFonts w:eastAsia="黑体"/>
+        </w:rPr>
         <w:t xml:space="preserve"> Cuk </w:t>
       </w:r>
       <w:r>
         <w:rPr>
-          <w:rFonts w:hint="eastAsia"/>
+          <w:rFonts w:hint="eastAsia" w:eastAsia="黑体"/>
         </w:rPr>
         <w:t xml:space="preserve">控制器有</w:t>
       </w:r>
       <w:r>
+        <w:rPr>
+          <w:rFonts w:eastAsia="黑体"/>
+        </w:rPr>
         <w:t xml:space="preserve"> </w:t>
       </w:r>
       <w:r>
         <w:rPr>
-          <w:rFonts w:hint="eastAsia"/>
+          <w:rFonts w:hint="eastAsia" w:eastAsia="黑体"/>
         </w:rPr>
         <w:t xml:space="preserve">LT3580、MC34063（可配置为反相）。</w:t>
       </w:r>
@@ -2150,7 +2374,7 @@
       </w:pPr>
       <w:r>
         <w:rPr>
-          <w:rFonts w:hint="eastAsia"/>
+          <w:rFonts w:hint="eastAsia" w:eastAsia="黑体"/>
         </w:rPr>
         <w:t xml:space="preserve">注意事项</w:t>
       </w:r>
@@ -2165,7 +2389,7 @@
       </w:pPr>
       <w:r>
         <w:rPr>
-          <w:rFonts w:hint="eastAsia"/>
+          <w:rFonts w:hint="eastAsia" w:eastAsia="黑体"/>
         </w:rPr>
         <w:t xml:space="preserve">输出电压为负，需严格区分输入输出地，避免接反。</w:t>
       </w:r>
@@ -2180,25 +2404,31 @@
       </w:pPr>
       <w:r>
         <w:rPr>
-          <w:rFonts w:hint="eastAsia"/>
+          <w:rFonts w:hint="eastAsia" w:eastAsia="黑体"/>
         </w:rPr>
         <w:t xml:space="preserve">耦合电容</w:t>
       </w:r>
       <w:r>
+        <w:rPr>
+          <w:rFonts w:eastAsia="黑体"/>
+        </w:rPr>
         <w:t xml:space="preserve"> C1 </w:t>
       </w:r>
       <w:r>
         <w:rPr>
-          <w:rFonts w:hint="eastAsia"/>
+          <w:rFonts w:hint="eastAsia" w:eastAsia="黑体"/>
         </w:rPr>
         <w:t xml:space="preserve">承受较高纹波电流，需选用低</w:t>
       </w:r>
       <w:r>
+        <w:rPr>
+          <w:rFonts w:eastAsia="黑体"/>
+        </w:rPr>
         <w:t xml:space="preserve"> ESR </w:t>
       </w:r>
       <w:r>
         <w:rPr>
-          <w:rFonts w:hint="eastAsia"/>
+          <w:rFonts w:hint="eastAsia" w:eastAsia="黑体"/>
         </w:rPr>
         <w:t xml:space="preserve">电容并注意极性。</w:t>
       </w:r>
@@ -2213,7 +2443,7 @@
       </w:pPr>
       <w:r>
         <w:rPr>
-          <w:rFonts w:hint="eastAsia"/>
+          <w:rFonts w:hint="eastAsia" w:eastAsia="黑体"/>
         </w:rPr>
         <w:t xml:space="preserve">输入输出电流均连续，但开关管需承受输入加输出的电压应力。</w:t>
       </w:r>
@@ -2227,11 +2457,14 @@
         </w:numPr>
       </w:pPr>
       <w:r>
+        <w:rPr>
+          <w:rFonts w:eastAsia="黑体"/>
+        </w:rPr>
         <w:t xml:space="preserve">Cuk </w:t>
       </w:r>
       <w:r>
         <w:rPr>
-          <w:rFonts w:hint="eastAsia"/>
+          <w:rFonts w:hint="eastAsia" w:eastAsia="黑体"/>
         </w:rPr>
         <w:t xml:space="preserve">电路传递函数含右半平面零点，环路补偿难度较大。</w:t>
       </w:r>
@@ -2244,7 +2477,7 @@
       </w:pPr>
       <w:r>
         <w:rPr>
-          <w:rFonts w:hint="eastAsia"/>
+          <w:rFonts w:hint="eastAsia" w:eastAsia="黑体"/>
         </w:rPr>
         <w:t xml:space="preserve">参考资料</w:t>
       </w:r>
@@ -2258,6 +2491,9 @@
         </w:numPr>
       </w:pPr>
       <w:r>
+        <w:rPr>
+          <w:rFonts w:eastAsia="黑体"/>
+        </w:rPr>
         <w:t xml:space="preserve">Wikipedia: Ćuk converter。</w:t>
       </w:r>
     </w:p>
@@ -2271,16 +2507,19 @@
       </w:pPr>
       <w:r>
         <w:rPr>
-          <w:rFonts w:hint="eastAsia"/>
+          <w:rFonts w:hint="eastAsia" w:eastAsia="黑体"/>
         </w:rPr>
         <w:t xml:space="preserve">《开关电源设计》（Abraham</w:t>
       </w:r>
       <w:r>
+        <w:rPr>
+          <w:rFonts w:eastAsia="黑体"/>
+        </w:rPr>
         <w:t xml:space="preserve"> I. </w:t>
       </w:r>
       <w:r>
         <w:rPr>
-          <w:rFonts w:hint="eastAsia"/>
+          <w:rFonts w:hint="eastAsia" w:eastAsia="黑体"/>
         </w:rPr>
         <w:t xml:space="preserve">Pressman）。</w:t>
       </w:r>
@@ -2295,16 +2534,19 @@
       </w:pPr>
       <w:r>
         <w:rPr>
-          <w:rFonts w:hint="eastAsia"/>
+          <w:rFonts w:hint="eastAsia" w:eastAsia="黑体"/>
         </w:rPr>
         <w:t xml:space="preserve">《电力电子学》（Ned</w:t>
       </w:r>
       <w:r>
+        <w:rPr>
+          <w:rFonts w:eastAsia="黑体"/>
+        </w:rPr>
         <w:t xml:space="preserve"> Mohan </w:t>
       </w:r>
       <w:r>
         <w:rPr>
-          <w:rFonts w:hint="eastAsia"/>
+          <w:rFonts w:hint="eastAsia" w:eastAsia="黑体"/>
         </w:rPr>
         <w:t xml:space="preserve">等）。</w:t>
       </w:r>
@@ -2318,11 +2560,11 @@
       </w:pPr>
       <w:r>
         <w:rPr>
-          <w:rFonts w:ascii="Times New Roman" w:hAnsi="Times New Roman"/>
+          <w:rFonts w:ascii="Times New Roman" w:hAnsi="Times New Roman" w:eastAsia="黑体"/>
           <w:color w:val="555555"/>
           <w:sz w:val="21"/>
         </w:rPr>
-        <w:t>材料收集者：杜文杰</w:t>
+        <w:t>材料收集者：杜文杰，WX手机：19519196569，QQ:3478827729</w:t>
       </w:r>
     </w:p>
     <w:sectPr>
@@ -2342,7 +2584,7 @@
 </file>
 
 <file path=word/footer1.xml><?xml version="1.0" encoding="utf-8"?>
-<w:ftr xmlns:m="http://schemas.openxmlformats.org/officeDocument/2006/math" xmlns:mc="http://schemas.openxmlformats.org/markup-compatibility/2006" xmlns:mo="http://schemas.microsoft.com/office/mac/office/2008/main" xmlns:mv="urn:schemas-microsoft-com:mac:vml" xmlns:o="urn:schemas-microsoft-com:office:office" xmlns:r="http://schemas.openxmlformats.org/officeDocument/2006/relationships" xmlns:v="urn:schemas-microsoft-com:vml" xmlns:w10="urn:schemas-microsoft-com:office:word" xmlns:w14="http://schemas.microsoft.com/office/word/2010/wordml" xmlns:w="http://schemas.openxmlformats.org/wordprocessingml/2006/main" xmlns:wne="http://schemas.microsoft.com/office/word/2006/wordml" xmlns:wp14="http://schemas.microsoft.com/office/word/2010/wordprocessingDrawing" xmlns:wp="http://schemas.openxmlformats.org/drawingml/2006/wordprocessingDrawing" xmlns:wpc="http://schemas.microsoft.com/office/word/2010/wordprocessingCanvas" xmlns:wpg="http://schemas.microsoft.com/office/word/2010/wordprocessingGroup" xmlns:wpi="http://schemas.microsoft.com/office/word/2010/wordprocessingInk" xmlns:wps="http://schemas.microsoft.com/office/word/2010/wordprocessingShape" mc:Ignorable="w14 wp14">
+<w:ftr xmlns:mc="http://schemas.openxmlformats.org/markup-compatibility/2006" xmlns:w="http://schemas.openxmlformats.org/wordprocessingml/2006/main" xmlns:m="http://schemas.openxmlformats.org/officeDocument/2006/math" xmlns:mo="http://schemas.microsoft.com/office/mac/office/2008/main" xmlns:mv="urn:schemas-microsoft-com:mac:vml" xmlns:o="urn:schemas-microsoft-com:office:office" xmlns:r="http://schemas.openxmlformats.org/officeDocument/2006/relationships" xmlns:v="urn:schemas-microsoft-com:vml" xmlns:w10="urn:schemas-microsoft-com:office:word" xmlns:w14="http://schemas.microsoft.com/office/word/2010/wordml" xmlns:wne="http://schemas.microsoft.com/office/word/2006/wordml" xmlns:wp14="http://schemas.microsoft.com/office/word/2010/wordprocessingDrawing" xmlns:wp="http://schemas.openxmlformats.org/drawingml/2006/wordprocessingDrawing" xmlns:wpc="http://schemas.microsoft.com/office/word/2010/wordprocessingCanvas" xmlns:wpg="http://schemas.microsoft.com/office/word/2010/wordprocessingGroup" xmlns:wpi="http://schemas.microsoft.com/office/word/2010/wordprocessingInk" xmlns:wps="http://schemas.microsoft.com/office/word/2010/wordprocessingShape" mc:Ignorable="w14 wp14">
   <w:p>
     <w:pPr>
       <w:pStyle w:val="Footer"/>
@@ -2350,12 +2592,14 @@
     </w:pPr>
     <w:r>
       <w:rPr>
+        <w:rFonts w:eastAsia="黑体"/>
         <w:sz w:val="18"/>
       </w:rPr>
       <w:t xml:space="preserve">第 </w:t>
     </w:r>
     <w:r>
       <w:rPr>
+        <w:rFonts w:eastAsia="黑体"/>
         <w:sz w:val="18"/>
       </w:rPr>
       <w:fldChar w:fldCharType="begin"/>
@@ -2364,6 +2608,7 @@
     </w:r>
     <w:r>
       <w:rPr>
+        <w:rFonts w:eastAsia="黑体"/>
         <w:sz w:val="18"/>
       </w:rPr>
       <w:t xml:space="preserve"> 页</w:t>
@@ -2377,6 +2622,9 @@
   <w:footnote w:type="continuationSeparator" w:id="0">
     <w:p>
       <w:r>
+        <w:rPr>
+          <w:rFonts w:eastAsia="黑体"/>
+        </w:rPr>
         <w:continuationSeparator/>
       </w:r>
     </w:p>
@@ -2384,6 +2632,9 @@
   <w:footnote w:type="separator" w:id="-1">
     <w:p>
       <w:r>
+        <w:rPr>
+          <w:rFonts w:eastAsia="黑体"/>
+        </w:rPr>
         <w:separator/>
       </w:r>
     </w:p>
@@ -2392,7 +2643,7 @@
 </file>
 
 <file path=word/header1.xml><?xml version="1.0" encoding="utf-8"?>
-<w:hdr xmlns:m="http://schemas.openxmlformats.org/officeDocument/2006/math" xmlns:mc="http://schemas.openxmlformats.org/markup-compatibility/2006" xmlns:mo="http://schemas.microsoft.com/office/mac/office/2008/main" xmlns:mv="urn:schemas-microsoft-com:mac:vml" xmlns:o="urn:schemas-microsoft-com:office:office" xmlns:r="http://schemas.openxmlformats.org/officeDocument/2006/relationships" xmlns:v="urn:schemas-microsoft-com:vml" xmlns:w10="urn:schemas-microsoft-com:office:word" xmlns:w14="http://schemas.microsoft.com/office/word/2010/wordml" xmlns:w="http://schemas.openxmlformats.org/wordprocessingml/2006/main" xmlns:wne="http://schemas.microsoft.com/office/word/2006/wordml" xmlns:wp14="http://schemas.microsoft.com/office/word/2010/wordprocessingDrawing" xmlns:wp="http://schemas.openxmlformats.org/drawingml/2006/wordprocessingDrawing" xmlns:wpc="http://schemas.microsoft.com/office/word/2010/wordprocessingCanvas" xmlns:wpg="http://schemas.microsoft.com/office/word/2010/wordprocessingGroup" xmlns:wpi="http://schemas.microsoft.com/office/word/2010/wordprocessingInk" xmlns:wps="http://schemas.microsoft.com/office/word/2010/wordprocessingShape" mc:Ignorable="w14 wp14">
+<w:hdr xmlns:mc="http://schemas.openxmlformats.org/markup-compatibility/2006" xmlns:w="http://schemas.openxmlformats.org/wordprocessingml/2006/main" xmlns:m="http://schemas.openxmlformats.org/officeDocument/2006/math" xmlns:mo="http://schemas.microsoft.com/office/mac/office/2008/main" xmlns:mv="urn:schemas-microsoft-com:mac:vml" xmlns:o="urn:schemas-microsoft-com:office:office" xmlns:r="http://schemas.openxmlformats.org/officeDocument/2006/relationships" xmlns:v="urn:schemas-microsoft-com:vml" xmlns:w10="urn:schemas-microsoft-com:office:word" xmlns:w14="http://schemas.microsoft.com/office/word/2010/wordml" xmlns:wne="http://schemas.microsoft.com/office/word/2006/wordml" xmlns:wp14="http://schemas.microsoft.com/office/word/2010/wordprocessingDrawing" xmlns:wp="http://schemas.openxmlformats.org/drawingml/2006/wordprocessingDrawing" xmlns:wpc="http://schemas.microsoft.com/office/word/2010/wordprocessingCanvas" xmlns:wpg="http://schemas.microsoft.com/office/word/2010/wordprocessingGroup" xmlns:wpi="http://schemas.microsoft.com/office/word/2010/wordprocessingInk" xmlns:wps="http://schemas.microsoft.com/office/word/2010/wordprocessingShape" mc:Ignorable="w14 wp14">
   <w:p>
     <w:pPr>
       <w:pStyle w:val="Header"/>
@@ -2400,7 +2651,7 @@
     </w:pPr>
     <w:r>
       <w:rPr>
-        <w:rFonts w:ascii="Times New Roman" w:hAnsi="Times New Roman"/>
+        <w:rFonts w:ascii="Times New Roman" w:hAnsi="Times New Roman" w:eastAsia="黑体"/>
         <w:sz w:val="18"/>
         <w:rFonts w:eastAsia="黑体"/>
         <w:rFonts w:eastAsia="黑体"/>
@@ -2412,7 +2663,7 @@
 </file>
 
 <file path=word/numbering.xml><?xml version="1.0" encoding="utf-8"?>
-<w:numbering xmlns:m="http://schemas.openxmlformats.org/officeDocument/2006/math" xmlns:mc="http://schemas.openxmlformats.org/markup-compatibility/2006" xmlns:mo="http://schemas.microsoft.com/office/mac/office/2008/main" xmlns:mv="urn:schemas-microsoft-com:mac:vml" xmlns:o="urn:schemas-microsoft-com:office:office" xmlns:r="http://schemas.openxmlformats.org/officeDocument/2006/relationships" xmlns:v="urn:schemas-microsoft-com:vml" xmlns:w="http://schemas.openxmlformats.org/wordprocessingml/2006/main" xmlns:w10="urn:schemas-microsoft-com:office:word" xmlns:w14="http://schemas.microsoft.com/office/word/2010/wordml" xmlns:wne="http://schemas.microsoft.com/office/word/2006/wordml" xmlns:wp="http://schemas.openxmlformats.org/drawingml/2006/wordprocessingDrawing" xmlns:wp14="http://schemas.microsoft.com/office/word/2010/wordprocessingDrawing" xmlns:wpc="http://schemas.microsoft.com/office/word/2010/wordprocessingCanvas" xmlns:wpg="http://schemas.microsoft.com/office/word/2010/wordprocessingGroup" xmlns:wpi="http://schemas.microsoft.com/office/word/2010/wordprocessingInk" xmlns:wps="http://schemas.microsoft.com/office/word/2010/wordprocessingShape" mc:Ignorable="w14 wp14">
+<w:numbering xmlns:mc="http://schemas.openxmlformats.org/markup-compatibility/2006" xmlns:w="http://schemas.openxmlformats.org/wordprocessingml/2006/main" xmlns:m="http://schemas.openxmlformats.org/officeDocument/2006/math" xmlns:mo="http://schemas.microsoft.com/office/mac/office/2008/main" xmlns:mv="urn:schemas-microsoft-com:mac:vml" xmlns:o="urn:schemas-microsoft-com:office:office" xmlns:r="http://schemas.openxmlformats.org/officeDocument/2006/relationships" xmlns:v="urn:schemas-microsoft-com:vml" xmlns:w10="urn:schemas-microsoft-com:office:word" xmlns:w14="http://schemas.microsoft.com/office/word/2010/wordml" xmlns:wne="http://schemas.microsoft.com/office/word/2006/wordml" xmlns:wp="http://schemas.openxmlformats.org/drawingml/2006/wordprocessingDrawing" xmlns:wp14="http://schemas.microsoft.com/office/word/2010/wordprocessingDrawing" xmlns:wpc="http://schemas.microsoft.com/office/word/2010/wordprocessingCanvas" xmlns:wpg="http://schemas.microsoft.com/office/word/2010/wordprocessingGroup" xmlns:wpi="http://schemas.microsoft.com/office/word/2010/wordprocessingInk" xmlns:wps="http://schemas.microsoft.com/office/word/2010/wordprocessingShape" mc:Ignorable="w14 wp14">
   <w:abstractNum w:abstractNumId="0">
     <w:nsid w:val="FFFFFF7C"/>
     <w:multiLevelType w:val="singleLevel"/>
@@ -2499,7 +2750,7 @@
         <w:ind w:hanging="360" w:left="1440"/>
       </w:pPr>
       <w:rPr>
-        <w:rFonts w:ascii="Symbol" w:hAnsi="Symbol" w:hint="default"/>
+        <w:rFonts w:ascii="Symbol" w:hAnsi="Symbol" w:hint="default" w:eastAsia="黑体"/>
       </w:rPr>
     </w:lvl>
   </w:abstractNum>
@@ -2520,7 +2771,7 @@
         <w:ind w:hanging="360" w:left="1080"/>
       </w:pPr>
       <w:rPr>
-        <w:rFonts w:ascii="Symbol" w:hAnsi="Symbol" w:hint="default"/>
+        <w:rFonts w:ascii="Symbol" w:hAnsi="Symbol" w:hint="default" w:eastAsia="黑体"/>
       </w:rPr>
     </w:lvl>
   </w:abstractNum>
@@ -2541,7 +2792,7 @@
         <w:ind w:hanging="360" w:left="720"/>
       </w:pPr>
       <w:rPr>
-        <w:rFonts w:ascii="Symbol" w:hAnsi="Symbol" w:hint="default"/>
+        <w:rFonts w:ascii="Symbol" w:hAnsi="Symbol" w:hint="default" w:eastAsia="黑体"/>
       </w:rPr>
     </w:lvl>
   </w:abstractNum>
@@ -2580,7 +2831,7 @@
         <w:ind w:hanging="360" w:left="360"/>
       </w:pPr>
       <w:rPr>
-        <w:rFonts w:ascii="Symbol" w:hAnsi="Symbol" w:hint="default"/>
+        <w:rFonts w:ascii="Symbol" w:hAnsi="Symbol" w:hint="default" w:eastAsia="黑体"/>
       </w:rPr>
     </w:lvl>
   </w:abstractNum>
@@ -2671,7 +2922,7 @@
         <w:ind w:left="720" w:hanging="360"/>
       </w:pPr>
       <w:rPr>
-        <w:rFonts w:ascii="Symbol" w:hAnsi="Symbol" w:cs="Symbol" w:hint="default"/>
+        <w:rFonts w:ascii="Symbol" w:hAnsi="Symbol" w:cs="Symbol" w:hint="default" w:eastAsia="黑体"/>
       </w:rPr>
     </w:lvl>
     <w:lvl w:ilvl="1">
@@ -2682,7 +2933,7 @@
         <w:ind w:left="1440" w:hanging="360"/>
       </w:pPr>
       <w:rPr>
-        <w:rFonts w:ascii="Courier New" w:hAnsi="Courier New" w:cs="Courier New" w:hint="default"/>
+        <w:rFonts w:ascii="Courier New" w:hAnsi="Courier New" w:cs="Courier New" w:hint="default" w:eastAsia="黑体"/>
       </w:rPr>
     </w:lvl>
     <w:lvl w:ilvl="2">
@@ -2693,7 +2944,7 @@
         <w:ind w:left="2160" w:hanging="360"/>
       </w:pPr>
       <w:rPr>
-        <w:rFonts w:ascii="Wingdings" w:hAnsi="Wingdings" w:cs="Wingdings" w:hint="default"/>
+        <w:rFonts w:ascii="Wingdings" w:hAnsi="Wingdings" w:cs="Wingdings" w:hint="default" w:eastAsia="黑体"/>
       </w:rPr>
     </w:lvl>
     <w:lvl w:ilvl="3">
@@ -2704,7 +2955,7 @@
         <w:ind w:left="2880" w:hanging="360"/>
       </w:pPr>
       <w:rPr>
-        <w:rFonts w:ascii="Symbol" w:hAnsi="Symbol" w:cs="Symbol" w:hint="default"/>
+        <w:rFonts w:ascii="Symbol" w:hAnsi="Symbol" w:cs="Symbol" w:hint="default" w:eastAsia="黑体"/>
       </w:rPr>
     </w:lvl>
     <w:lvl w:ilvl="4">
@@ -2715,7 +2966,7 @@
         <w:ind w:left="3600" w:hanging="360"/>
       </w:pPr>
       <w:rPr>
-        <w:rFonts w:ascii="Courier New" w:hAnsi="Courier New" w:cs="Courier New" w:hint="default"/>
+        <w:rFonts w:ascii="Courier New" w:hAnsi="Courier New" w:cs="Courier New" w:hint="default" w:eastAsia="黑体"/>
       </w:rPr>
     </w:lvl>
     <w:lvl w:ilvl="5">
@@ -2726,7 +2977,7 @@
         <w:ind w:left="4320" w:hanging="360"/>
       </w:pPr>
       <w:rPr>
-        <w:rFonts w:ascii="Wingdings" w:hAnsi="Wingdings" w:cs="Wingdings" w:hint="default"/>
+        <w:rFonts w:ascii="Wingdings" w:hAnsi="Wingdings" w:cs="Wingdings" w:hint="default" w:eastAsia="黑体"/>
       </w:rPr>
     </w:lvl>
     <w:lvl w:ilvl="6">
@@ -2737,7 +2988,7 @@
         <w:ind w:left="5040" w:hanging="360"/>
       </w:pPr>
       <w:rPr>
-        <w:rFonts w:ascii="Symbol" w:hAnsi="Symbol" w:cs="Symbol" w:hint="default"/>
+        <w:rFonts w:ascii="Symbol" w:hAnsi="Symbol" w:cs="Symbol" w:hint="default" w:eastAsia="黑体"/>
       </w:rPr>
     </w:lvl>
     <w:lvl w:ilvl="7">
@@ -2748,7 +2999,7 @@
         <w:ind w:left="5760" w:hanging="360"/>
       </w:pPr>
       <w:rPr>
-        <w:rFonts w:ascii="Courier New" w:hAnsi="Courier New" w:cs="Courier New" w:hint="default"/>
+        <w:rFonts w:ascii="Courier New" w:hAnsi="Courier New" w:cs="Courier New" w:hint="default" w:eastAsia="黑体"/>
       </w:rPr>
     </w:lvl>
     <w:lvl w:ilvl="8">
@@ -2759,7 +3010,7 @@
         <w:ind w:left="6480" w:hanging="360"/>
       </w:pPr>
       <w:rPr>
-        <w:rFonts w:ascii="Wingdings" w:hAnsi="Wingdings" w:cs="Wingdings" w:hint="default"/>
+        <w:rFonts w:ascii="Wingdings" w:hAnsi="Wingdings" w:cs="Wingdings" w:hint="default" w:eastAsia="黑体"/>
       </w:rPr>
     </w:lvl>
   </w:abstractNum>
@@ -2815,11 +3066,11 @@
 </file>
 
 <file path=word/styles.xml><?xml version="1.0" encoding="utf-8"?>
-<w:styles xmlns:mc="http://schemas.openxmlformats.org/markup-compatibility/2006" xmlns:r="http://schemas.openxmlformats.org/officeDocument/2006/relationships" xmlns:w="http://schemas.openxmlformats.org/wordprocessingml/2006/main" xmlns:w14="http://schemas.microsoft.com/office/word/2010/wordml" mc:Ignorable="w14">
+<w:styles xmlns:mc="http://schemas.openxmlformats.org/markup-compatibility/2006" xmlns:w="http://schemas.openxmlformats.org/wordprocessingml/2006/main" xmlns:r="http://schemas.openxmlformats.org/officeDocument/2006/relationships" xmlns:w14="http://schemas.microsoft.com/office/word/2010/wordml" mc:Ignorable="w14">
   <w:docDefaults>
     <w:rPrDefault>
       <w:rPr>
-        <w:rFonts w:asciiTheme="minorHAnsi" w:cstheme="minorBidi" w:eastAsiaTheme="minorEastAsia" w:hAnsiTheme="minorHAnsi"/>
+        <w:rFonts w:asciiTheme="minorHAnsi" w:cstheme="minorBidi" w:hAnsiTheme="minorHAnsi" w:eastAsia="黑体"/>
         <w:sz w:val="22"/>
         <w:szCs w:val="22"/>
         <w:lang w:bidi="ar-SA" w:eastAsia="en-US" w:val="en-US"/>
@@ -3041,7 +3292,7 @@
       <w:outlineLvl w:val="0"/>
     </w:pPr>
     <w:rPr>
-      <w:rFonts w:ascii="Times New Roman" w:asciiTheme="majorHAnsi" w:cstheme="majorBidi" w:eastAsia="黑体" w:eastAsiaTheme="majorEastAsia" w:hAnsi="Times New Roman" w:hAnsiTheme="majorHAnsi"/>
+      <w:rFonts w:ascii="Times New Roman" w:asciiTheme="majorHAnsi" w:cstheme="majorBidi" w:eastAsia="黑体" w:hAnsi="Times New Roman" w:hAnsiTheme="majorHAnsi"/>
       <w:b/>
       <w:bCs/>
       <w:color w:val="1F3864"/>
@@ -3065,7 +3316,7 @@
       <w:outlineLvl w:val="1"/>
     </w:pPr>
     <w:rPr>
-      <w:rFonts w:ascii="Times New Roman" w:asciiTheme="majorHAnsi" w:cstheme="majorBidi" w:eastAsia="黑体" w:eastAsiaTheme="majorEastAsia" w:hAnsi="Times New Roman" w:hAnsiTheme="majorHAnsi"/>
+      <w:rFonts w:ascii="Times New Roman" w:asciiTheme="majorHAnsi" w:cstheme="majorBidi" w:eastAsia="黑体" w:hAnsi="Times New Roman" w:hAnsiTheme="majorHAnsi"/>
       <w:b/>
       <w:bCs/>
       <w:color w:val="2E4E7E"/>
@@ -3089,7 +3340,7 @@
       <w:outlineLvl w:val="2"/>
     </w:pPr>
     <w:rPr>
-      <w:rFonts w:ascii="Times New Roman" w:asciiTheme="majorHAnsi" w:cstheme="majorBidi" w:eastAsia="黑体" w:eastAsiaTheme="majorEastAsia" w:hAnsi="Times New Roman" w:hAnsiTheme="majorHAnsi"/>
+      <w:rFonts w:ascii="Times New Roman" w:asciiTheme="majorHAnsi" w:cstheme="majorBidi" w:eastAsia="黑体" w:hAnsi="Times New Roman" w:hAnsiTheme="majorHAnsi"/>
       <w:b/>
       <w:bCs/>
       <w:color w:val="2E4E7E"/>
@@ -3113,7 +3364,7 @@
       <w:outlineLvl w:val="3"/>
     </w:pPr>
     <w:rPr>
-      <w:rFonts w:ascii="Times New Roman" w:asciiTheme="majorHAnsi" w:cstheme="majorBidi" w:eastAsia="黑体" w:eastAsiaTheme="majorEastAsia" w:hAnsi="Times New Roman" w:hAnsiTheme="majorHAnsi"/>
+      <w:rFonts w:ascii="Times New Roman" w:asciiTheme="majorHAnsi" w:cstheme="majorBidi" w:eastAsia="黑体" w:hAnsi="Times New Roman" w:hAnsiTheme="majorHAnsi"/>
       <w:b/>
       <w:bCs/>
       <w:i/>
@@ -3139,7 +3390,7 @@
       <w:outlineLvl w:val="4"/>
     </w:pPr>
     <w:rPr>
-      <w:rFonts w:ascii="Times New Roman" w:asciiTheme="majorHAnsi" w:cstheme="majorBidi" w:eastAsia="黑体" w:eastAsiaTheme="majorEastAsia" w:hAnsi="Times New Roman" w:hAnsiTheme="majorHAnsi"/>
+      <w:rFonts w:ascii="Times New Roman" w:asciiTheme="majorHAnsi" w:cstheme="majorBidi" w:eastAsia="黑体" w:hAnsi="Times New Roman" w:hAnsiTheme="majorHAnsi"/>
       <w:b/>
       <w:color w:val="333333"/>
       <w:sz w:val="22"/>
@@ -3162,7 +3413,7 @@
       <w:outlineLvl w:val="5"/>
     </w:pPr>
     <w:rPr>
-      <w:rFonts w:asciiTheme="majorHAnsi" w:cstheme="majorBidi" w:eastAsiaTheme="majorEastAsia" w:hAnsiTheme="majorHAnsi"/>
+      <w:rFonts w:asciiTheme="majorHAnsi" w:cstheme="majorBidi" w:hAnsiTheme="majorHAnsi" w:eastAsia="黑体"/>
       <w:i/>
       <w:iCs/>
       <w:color w:themeColor="accent1" w:themeShade="7F" w:val="243F60"/>
@@ -3185,7 +3436,7 @@
       <w:outlineLvl w:val="6"/>
     </w:pPr>
     <w:rPr>
-      <w:rFonts w:asciiTheme="majorHAnsi" w:cstheme="majorBidi" w:eastAsiaTheme="majorEastAsia" w:hAnsiTheme="majorHAnsi"/>
+      <w:rFonts w:asciiTheme="majorHAnsi" w:cstheme="majorBidi" w:hAnsiTheme="majorHAnsi" w:eastAsia="黑体"/>
       <w:i/>
       <w:iCs/>
       <w:color w:themeColor="text1" w:themeTint="BF" w:val="404040"/>
@@ -3208,7 +3459,7 @@
       <w:outlineLvl w:val="7"/>
     </w:pPr>
     <w:rPr>
-      <w:rFonts w:asciiTheme="majorHAnsi" w:cstheme="majorBidi" w:eastAsiaTheme="majorEastAsia" w:hAnsiTheme="majorHAnsi"/>
+      <w:rFonts w:asciiTheme="majorHAnsi" w:cstheme="majorBidi" w:hAnsiTheme="majorHAnsi" w:eastAsia="黑体"/>
       <w:color w:themeColor="accent1" w:val="4F81BD"/>
       <w:sz w:val="20"/>
       <w:szCs w:val="20"/>
@@ -3231,7 +3482,7 @@
       <w:outlineLvl w:val="8"/>
     </w:pPr>
     <w:rPr>
-      <w:rFonts w:asciiTheme="majorHAnsi" w:cstheme="majorBidi" w:eastAsiaTheme="majorEastAsia" w:hAnsiTheme="majorHAnsi"/>
+      <w:rFonts w:asciiTheme="majorHAnsi" w:cstheme="majorBidi" w:hAnsiTheme="majorHAnsi" w:eastAsia="黑体"/>
       <w:i/>
       <w:iCs/>
       <w:color w:themeColor="text1" w:themeTint="BF" w:val="404040"/>
@@ -3282,7 +3533,7 @@
     <w:uiPriority w:val="9"/>
     <w:rsid w:val="00FC693F"/>
     <w:rPr>
-      <w:rFonts w:asciiTheme="majorHAnsi" w:cstheme="majorBidi" w:eastAsiaTheme="majorEastAsia" w:hAnsiTheme="majorHAnsi"/>
+      <w:rFonts w:asciiTheme="majorHAnsi" w:cstheme="majorBidi" w:hAnsiTheme="majorHAnsi" w:eastAsia="黑体"/>
       <w:b/>
       <w:bCs/>
       <w:color w:themeColor="accent1" w:themeShade="BF" w:val="365F91"/>
@@ -3297,7 +3548,7 @@
     <w:uiPriority w:val="9"/>
     <w:rsid w:val="00FC693F"/>
     <w:rPr>
-      <w:rFonts w:asciiTheme="majorHAnsi" w:cstheme="majorBidi" w:eastAsiaTheme="majorEastAsia" w:hAnsiTheme="majorHAnsi"/>
+      <w:rFonts w:asciiTheme="majorHAnsi" w:cstheme="majorBidi" w:hAnsiTheme="majorHAnsi" w:eastAsia="黑体"/>
       <w:b/>
       <w:bCs/>
       <w:color w:themeColor="accent1" w:val="4F81BD"/>
@@ -3312,7 +3563,7 @@
     <w:uiPriority w:val="9"/>
     <w:rsid w:val="00FC693F"/>
     <w:rPr>
-      <w:rFonts w:asciiTheme="majorHAnsi" w:cstheme="majorBidi" w:eastAsiaTheme="majorEastAsia" w:hAnsiTheme="majorHAnsi"/>
+      <w:rFonts w:asciiTheme="majorHAnsi" w:cstheme="majorBidi" w:hAnsiTheme="majorHAnsi" w:eastAsia="黑体"/>
       <w:b/>
       <w:bCs/>
       <w:color w:themeColor="accent1" w:val="4F81BD"/>
@@ -3335,7 +3586,7 @@
       <w:contextualSpacing/>
     </w:pPr>
     <w:rPr>
-      <w:rFonts w:ascii="Times New Roman" w:asciiTheme="majorHAnsi" w:cstheme="majorBidi" w:eastAsia="黑体" w:eastAsiaTheme="majorEastAsia" w:hAnsi="Times New Roman" w:hAnsiTheme="majorHAnsi"/>
+      <w:rFonts w:ascii="Times New Roman" w:asciiTheme="majorHAnsi" w:cstheme="majorBidi" w:eastAsia="黑体" w:hAnsi="Times New Roman" w:hAnsiTheme="majorHAnsi"/>
       <w:b/>
       <w:color w:val="1F3864"/>
       <w:spacing w:val="5"/>
@@ -3351,7 +3602,7 @@
     <w:uiPriority w:val="10"/>
     <w:rsid w:val="00FC693F"/>
     <w:rPr>
-      <w:rFonts w:asciiTheme="majorHAnsi" w:cstheme="majorBidi" w:eastAsiaTheme="majorEastAsia" w:hAnsiTheme="majorHAnsi"/>
+      <w:rFonts w:asciiTheme="majorHAnsi" w:cstheme="majorBidi" w:hAnsiTheme="majorHAnsi" w:eastAsia="黑体"/>
       <w:color w:themeColor="text2" w:themeShade="BF" w:val="17365D"/>
       <w:spacing w:val="5"/>
       <w:kern w:val="28"/>
@@ -3373,7 +3624,7 @@
       </w:numPr>
     </w:pPr>
     <w:rPr>
-      <w:rFonts w:asciiTheme="majorHAnsi" w:cstheme="majorBidi" w:eastAsiaTheme="majorEastAsia" w:hAnsiTheme="majorHAnsi"/>
+      <w:rFonts w:asciiTheme="majorHAnsi" w:cstheme="majorBidi" w:hAnsiTheme="majorHAnsi" w:eastAsia="黑体"/>
       <w:i/>
       <w:iCs/>
       <w:color w:themeColor="accent1" w:val="4F81BD"/>
@@ -3389,7 +3640,7 @@
     <w:uiPriority w:val="11"/>
     <w:rsid w:val="00FC693F"/>
     <w:rPr>
-      <w:rFonts w:asciiTheme="majorHAnsi" w:cstheme="majorBidi" w:eastAsiaTheme="majorEastAsia" w:hAnsiTheme="majorHAnsi"/>
+      <w:rFonts w:asciiTheme="majorHAnsi" w:cstheme="majorBidi" w:hAnsiTheme="majorHAnsi" w:eastAsia="黑体"/>
       <w:i/>
       <w:iCs/>
       <w:color w:themeColor="accent1" w:val="4F81BD"/>
@@ -3456,6 +3707,7 @@
       <w:spacing w:after="120"/>
     </w:pPr>
     <w:rPr>
+      <w:rFonts w:eastAsia="黑体"/>
       <w:sz w:val="16"/>
       <w:szCs w:val="16"/>
     </w:rPr>
@@ -3467,6 +3719,7 @@
     <w:uiPriority w:val="99"/>
     <w:rsid w:val="00AA1D8D"/>
     <w:rPr>
+      <w:rFonts w:eastAsia="黑体"/>
       <w:sz w:val="16"/>
       <w:szCs w:val="16"/>
     </w:rPr>
@@ -3636,7 +3889,7 @@
       </w:tabs>
     </w:pPr>
     <w:rPr>
-      <w:rFonts w:ascii="Courier" w:hAnsi="Courier"/>
+      <w:rFonts w:ascii="Courier" w:hAnsi="Courier" w:eastAsia="黑体"/>
       <w:sz w:val="20"/>
       <w:szCs w:val="20"/>
     </w:rPr>
@@ -3648,7 +3901,7 @@
     <w:uiPriority w:val="99"/>
     <w:rsid w:val="0029639D"/>
     <w:rPr>
-      <w:rFonts w:ascii="Courier" w:hAnsi="Courier"/>
+      <w:rFonts w:ascii="Courier" w:hAnsi="Courier" w:eastAsia="黑体"/>
       <w:sz w:val="20"/>
       <w:szCs w:val="20"/>
     </w:rPr>
@@ -3684,6 +3937,7 @@
     <w:uiPriority w:val="29"/>
     <w:rsid w:val="00FC693F"/>
     <w:rPr>
+      <w:rFonts w:eastAsia="黑体"/>
       <w:i/>
       <w:iCs/>
       <w:color w:themeColor="text1" w:val="000000"/>
@@ -3697,7 +3951,7 @@
     <w:semiHidden/>
     <w:rsid w:val="00FC693F"/>
     <w:rPr>
-      <w:rFonts w:asciiTheme="majorHAnsi" w:cstheme="majorBidi" w:eastAsiaTheme="majorEastAsia" w:hAnsiTheme="majorHAnsi"/>
+      <w:rFonts w:asciiTheme="majorHAnsi" w:cstheme="majorBidi" w:hAnsiTheme="majorHAnsi" w:eastAsia="黑体"/>
       <w:b/>
       <w:bCs/>
       <w:i/>
@@ -3713,7 +3967,7 @@
     <w:semiHidden/>
     <w:rsid w:val="00FC693F"/>
     <w:rPr>
-      <w:rFonts w:asciiTheme="majorHAnsi" w:cstheme="majorBidi" w:eastAsiaTheme="majorEastAsia" w:hAnsiTheme="majorHAnsi"/>
+      <w:rFonts w:asciiTheme="majorHAnsi" w:cstheme="majorBidi" w:hAnsiTheme="majorHAnsi" w:eastAsia="黑体"/>
       <w:color w:themeColor="accent1" w:themeShade="7F" w:val="243F60"/>
     </w:rPr>
   </w:style>
@@ -3725,7 +3979,7 @@
     <w:semiHidden/>
     <w:rsid w:val="00FC693F"/>
     <w:rPr>
-      <w:rFonts w:asciiTheme="majorHAnsi" w:cstheme="majorBidi" w:eastAsiaTheme="majorEastAsia" w:hAnsiTheme="majorHAnsi"/>
+      <w:rFonts w:asciiTheme="majorHAnsi" w:cstheme="majorBidi" w:hAnsiTheme="majorHAnsi" w:eastAsia="黑体"/>
       <w:i/>
       <w:iCs/>
       <w:color w:themeColor="accent1" w:themeShade="7F" w:val="243F60"/>
@@ -3739,7 +3993,7 @@
     <w:semiHidden/>
     <w:rsid w:val="00FC693F"/>
     <w:rPr>
-      <w:rFonts w:asciiTheme="majorHAnsi" w:cstheme="majorBidi" w:eastAsiaTheme="majorEastAsia" w:hAnsiTheme="majorHAnsi"/>
+      <w:rFonts w:asciiTheme="majorHAnsi" w:cstheme="majorBidi" w:hAnsiTheme="majorHAnsi" w:eastAsia="黑体"/>
       <w:i/>
       <w:iCs/>
       <w:color w:themeColor="text1" w:themeTint="BF" w:val="404040"/>
@@ -3753,7 +4007,7 @@
     <w:semiHidden/>
     <w:rsid w:val="00FC693F"/>
     <w:rPr>
-      <w:rFonts w:asciiTheme="majorHAnsi" w:cstheme="majorBidi" w:eastAsiaTheme="majorEastAsia" w:hAnsiTheme="majorHAnsi"/>
+      <w:rFonts w:asciiTheme="majorHAnsi" w:cstheme="majorBidi" w:hAnsiTheme="majorHAnsi" w:eastAsia="黑体"/>
       <w:color w:themeColor="accent1" w:val="4F81BD"/>
       <w:sz w:val="20"/>
       <w:szCs w:val="20"/>
@@ -3767,7 +4021,7 @@
     <w:semiHidden/>
     <w:rsid w:val="00FC693F"/>
     <w:rPr>
-      <w:rFonts w:asciiTheme="majorHAnsi" w:cstheme="majorBidi" w:eastAsiaTheme="majorEastAsia" w:hAnsiTheme="majorHAnsi"/>
+      <w:rFonts w:asciiTheme="majorHAnsi" w:cstheme="majorBidi" w:hAnsiTheme="majorHAnsi" w:eastAsia="黑体"/>
       <w:i/>
       <w:iCs/>
       <w:color w:themeColor="text1" w:themeTint="BF" w:val="404040"/>
@@ -3788,6 +4042,7 @@
       <w:spacing w:line="240" w:lineRule="auto"/>
     </w:pPr>
     <w:rPr>
+      <w:rFonts w:eastAsia="黑体"/>
       <w:b/>
       <w:bCs/>
       <w:color w:themeColor="accent1" w:val="4F81BD"/>
@@ -3802,6 +4057,7 @@
     <w:qFormat/>
     <w:rsid w:val="00FC693F"/>
     <w:rPr>
+      <w:rFonts w:eastAsia="黑体"/>
       <w:b/>
       <w:bCs/>
     </w:rPr>
@@ -3813,6 +4069,7 @@
     <w:qFormat/>
     <w:rsid w:val="00FC693F"/>
     <w:rPr>
+      <w:rFonts w:eastAsia="黑体"/>
       <w:i/>
       <w:iCs/>
     </w:rPr>
@@ -3833,6 +4090,7 @@
       <w:ind w:left="936" w:right="936"/>
     </w:pPr>
     <w:rPr>
+      <w:rFonts w:eastAsia="黑体"/>
       <w:b/>
       <w:bCs/>
       <w:i/>
@@ -3847,6 +4105,7 @@
     <w:uiPriority w:val="30"/>
     <w:rsid w:val="00FC693F"/>
     <w:rPr>
+      <w:rFonts w:eastAsia="黑体"/>
       <w:b/>
       <w:bCs/>
       <w:i/>
@@ -3861,6 +4120,7 @@
     <w:qFormat/>
     <w:rsid w:val="00FC693F"/>
     <w:rPr>
+      <w:rFonts w:eastAsia="黑体"/>
       <w:i/>
       <w:iCs/>
       <w:color w:themeColor="text1" w:themeTint="7F" w:val="808080"/>
@@ -3873,6 +4133,7 @@
     <w:qFormat/>
     <w:rsid w:val="00FC693F"/>
     <w:rPr>
+      <w:rFonts w:eastAsia="黑体"/>
       <w:b/>
       <w:bCs/>
       <w:i/>
@@ -3887,6 +4148,7 @@
     <w:qFormat/>
     <w:rsid w:val="00FC693F"/>
     <w:rPr>
+      <w:rFonts w:eastAsia="黑体"/>
       <w:smallCaps/>
       <w:color w:themeColor="accent2" w:val="C0504D"/>
       <w:u w:val="single"/>
@@ -3899,6 +4161,7 @@
     <w:qFormat/>
     <w:rsid w:val="00FC693F"/>
     <w:rPr>
+      <w:rFonts w:eastAsia="黑体"/>
       <w:b/>
       <w:bCs/>
       <w:smallCaps/>
@@ -3914,6 +4177,7 @@
     <w:qFormat/>
     <w:rsid w:val="00FC693F"/>
     <w:rPr>
+      <w:rFonts w:eastAsia="黑体"/>
       <w:b/>
       <w:bCs/>
       <w:smallCaps/>
@@ -3968,6 +4232,7 @@
       <w:spacing w:after="0" w:line="240" w:lineRule="auto"/>
     </w:pPr>
     <w:rPr>
+      <w:rFonts w:eastAsia="黑体"/>
       <w:color w:themeColor="text1" w:themeShade="BF" w:val="000000"/>
     </w:rPr>
     <w:tblPr>
@@ -3990,6 +4255,7 @@
         <w:spacing w:after="0" w:before="0" w:line="240" w:lineRule="auto"/>
       </w:pPr>
       <w:rPr>
+        <w:rFonts w:eastAsia="黑体"/>
         <w:b/>
         <w:bCs/>
       </w:rPr>
@@ -4010,6 +4276,7 @@
         <w:spacing w:after="0" w:before="0" w:line="240" w:lineRule="auto"/>
       </w:pPr>
       <w:rPr>
+        <w:rFonts w:eastAsia="黑体"/>
         <w:b/>
         <w:bCs/>
       </w:rPr>
@@ -4027,12 +4294,14 @@
     </w:tblStylePr>
     <w:tblStylePr w:type="firstCol">
       <w:rPr>
+        <w:rFonts w:eastAsia="黑体"/>
         <w:b/>
         <w:bCs/>
       </w:rPr>
     </w:tblStylePr>
     <w:tblStylePr w:type="lastCol">
       <w:rPr>
+        <w:rFonts w:eastAsia="黑体"/>
         <w:b/>
         <w:bCs/>
       </w:rPr>
@@ -4071,6 +4340,7 @@
       <w:spacing w:after="0" w:line="240" w:lineRule="auto"/>
     </w:pPr>
     <w:rPr>
+      <w:rFonts w:eastAsia="黑体"/>
       <w:color w:themeColor="accent1" w:themeShade="BF" w:val="365F91"/>
     </w:rPr>
     <w:tblPr>
@@ -4093,6 +4363,7 @@
         <w:spacing w:after="0" w:before="0" w:line="240" w:lineRule="auto"/>
       </w:pPr>
       <w:rPr>
+        <w:rFonts w:eastAsia="黑体"/>
         <w:b/>
         <w:bCs/>
       </w:rPr>
@@ -4113,6 +4384,7 @@
         <w:spacing w:after="0" w:before="0" w:line="240" w:lineRule="auto"/>
       </w:pPr>
       <w:rPr>
+        <w:rFonts w:eastAsia="黑体"/>
         <w:b/>
         <w:bCs/>
       </w:rPr>
@@ -4130,12 +4402,14 @@
     </w:tblStylePr>
     <w:tblStylePr w:type="firstCol">
       <w:rPr>
+        <w:rFonts w:eastAsia="黑体"/>
         <w:b/>
         <w:bCs/>
       </w:rPr>
     </w:tblStylePr>
     <w:tblStylePr w:type="lastCol">
       <w:rPr>
+        <w:rFonts w:eastAsia="黑体"/>
         <w:b/>
         <w:bCs/>
       </w:rPr>
@@ -4174,6 +4448,7 @@
       <w:spacing w:after="0" w:line="240" w:lineRule="auto"/>
     </w:pPr>
     <w:rPr>
+      <w:rFonts w:eastAsia="黑体"/>
       <w:color w:themeColor="accent2" w:themeShade="BF" w:val="943634"/>
     </w:rPr>
     <w:tblPr>
@@ -4196,6 +4471,7 @@
         <w:spacing w:after="0" w:before="0" w:line="240" w:lineRule="auto"/>
       </w:pPr>
       <w:rPr>
+        <w:rFonts w:eastAsia="黑体"/>
         <w:b/>
         <w:bCs/>
       </w:rPr>
@@ -4216,6 +4492,7 @@
         <w:spacing w:after="0" w:before="0" w:line="240" w:lineRule="auto"/>
       </w:pPr>
       <w:rPr>
+        <w:rFonts w:eastAsia="黑体"/>
         <w:b/>
         <w:bCs/>
       </w:rPr>
@@ -4233,12 +4510,14 @@
     </w:tblStylePr>
     <w:tblStylePr w:type="firstCol">
       <w:rPr>
+        <w:rFonts w:eastAsia="黑体"/>
         <w:b/>
         <w:bCs/>
       </w:rPr>
     </w:tblStylePr>
     <w:tblStylePr w:type="lastCol">
       <w:rPr>
+        <w:rFonts w:eastAsia="黑体"/>
         <w:b/>
         <w:bCs/>
       </w:rPr>
@@ -4277,6 +4556,7 @@
       <w:spacing w:after="0" w:line="240" w:lineRule="auto"/>
     </w:pPr>
     <w:rPr>
+      <w:rFonts w:eastAsia="黑体"/>
       <w:color w:themeColor="accent3" w:themeShade="BF" w:val="76923C"/>
     </w:rPr>
     <w:tblPr>
@@ -4299,6 +4579,7 @@
         <w:spacing w:after="0" w:before="0" w:line="240" w:lineRule="auto"/>
       </w:pPr>
       <w:rPr>
+        <w:rFonts w:eastAsia="黑体"/>
         <w:b/>
         <w:bCs/>
       </w:rPr>
@@ -4319,6 +4600,7 @@
         <w:spacing w:after="0" w:before="0" w:line="240" w:lineRule="auto"/>
       </w:pPr>
       <w:rPr>
+        <w:rFonts w:eastAsia="黑体"/>
         <w:b/>
         <w:bCs/>
       </w:rPr>
@@ -4336,12 +4618,14 @@
     </w:tblStylePr>
     <w:tblStylePr w:type="firstCol">
       <w:rPr>
+        <w:rFonts w:eastAsia="黑体"/>
         <w:b/>
         <w:bCs/>
       </w:rPr>
     </w:tblStylePr>
     <w:tblStylePr w:type="lastCol">
       <w:rPr>
+        <w:rFonts w:eastAsia="黑体"/>
         <w:b/>
         <w:bCs/>
       </w:rPr>
@@ -4380,6 +4664,7 @@
       <w:spacing w:after="0" w:line="240" w:lineRule="auto"/>
     </w:pPr>
     <w:rPr>
+      <w:rFonts w:eastAsia="黑体"/>
       <w:color w:themeColor="accent4" w:themeShade="BF" w:val="5F497A"/>
     </w:rPr>
     <w:tblPr>
@@ -4402,6 +4687,7 @@
         <w:spacing w:after="0" w:before="0" w:line="240" w:lineRule="auto"/>
       </w:pPr>
       <w:rPr>
+        <w:rFonts w:eastAsia="黑体"/>
         <w:b/>
         <w:bCs/>
       </w:rPr>
@@ -4422,6 +4708,7 @@
         <w:spacing w:after="0" w:before="0" w:line="240" w:lineRule="auto"/>
       </w:pPr>
       <w:rPr>
+        <w:rFonts w:eastAsia="黑体"/>
         <w:b/>
         <w:bCs/>
       </w:rPr>
@@ -4439,12 +4726,14 @@
     </w:tblStylePr>
     <w:tblStylePr w:type="firstCol">
       <w:rPr>
+        <w:rFonts w:eastAsia="黑体"/>
         <w:b/>
         <w:bCs/>
       </w:rPr>
     </w:tblStylePr>
     <w:tblStylePr w:type="lastCol">
       <w:rPr>
+        <w:rFonts w:eastAsia="黑体"/>
         <w:b/>
         <w:bCs/>
       </w:rPr>
@@ -4483,6 +4772,7 @@
       <w:spacing w:after="0" w:line="240" w:lineRule="auto"/>
     </w:pPr>
     <w:rPr>
+      <w:rFonts w:eastAsia="黑体"/>
       <w:color w:themeColor="accent5" w:themeShade="BF" w:val="31849B"/>
     </w:rPr>
     <w:tblPr>
@@ -4505,6 +4795,7 @@
         <w:spacing w:after="0" w:before="0" w:line="240" w:lineRule="auto"/>
       </w:pPr>
       <w:rPr>
+        <w:rFonts w:eastAsia="黑体"/>
         <w:b/>
         <w:bCs/>
       </w:rPr>
@@ -4525,6 +4816,7 @@
         <w:spacing w:after="0" w:before="0" w:line="240" w:lineRule="auto"/>
       </w:pPr>
       <w:rPr>
+        <w:rFonts w:eastAsia="黑体"/>
         <w:b/>
         <w:bCs/>
       </w:rPr>
@@ -4542,12 +4834,14 @@
     </w:tblStylePr>
     <w:tblStylePr w:type="firstCol">
       <w:rPr>
+        <w:rFonts w:eastAsia="黑体"/>
         <w:b/>
         <w:bCs/>
       </w:rPr>
     </w:tblStylePr>
     <w:tblStylePr w:type="lastCol">
       <w:rPr>
+        <w:rFonts w:eastAsia="黑体"/>
         <w:b/>
         <w:bCs/>
       </w:rPr>
@@ -4586,6 +4880,7 @@
       <w:spacing w:after="0" w:line="240" w:lineRule="auto"/>
     </w:pPr>
     <w:rPr>
+      <w:rFonts w:eastAsia="黑体"/>
       <w:color w:themeColor="accent6" w:themeShade="BF" w:val="E36C0A"/>
     </w:rPr>
     <w:tblPr>
@@ -4608,6 +4903,7 @@
         <w:spacing w:after="0" w:before="0" w:line="240" w:lineRule="auto"/>
       </w:pPr>
       <w:rPr>
+        <w:rFonts w:eastAsia="黑体"/>
         <w:b/>
         <w:bCs/>
       </w:rPr>
@@ -4628,6 +4924,7 @@
         <w:spacing w:after="0" w:before="0" w:line="240" w:lineRule="auto"/>
       </w:pPr>
       <w:rPr>
+        <w:rFonts w:eastAsia="黑体"/>
         <w:b/>
         <w:bCs/>
       </w:rPr>
@@ -4645,12 +4942,14 @@
     </w:tblStylePr>
     <w:tblStylePr w:type="firstCol">
       <w:rPr>
+        <w:rFonts w:eastAsia="黑体"/>
         <w:b/>
         <w:bCs/>
       </w:rPr>
     </w:tblStylePr>
     <w:tblStylePr w:type="lastCol">
       <w:rPr>
+        <w:rFonts w:eastAsia="黑体"/>
         <w:b/>
         <w:bCs/>
       </w:rPr>
@@ -4710,6 +5009,7 @@
         <w:spacing w:after="0" w:before="0" w:line="240" w:lineRule="auto"/>
       </w:pPr>
       <w:rPr>
+        <w:rFonts w:eastAsia="黑体"/>
         <w:b/>
         <w:bCs/>
         <w:color w:themeColor="background1" w:val="FFFFFF"/>
@@ -4724,6 +5024,7 @@
         <w:spacing w:after="0" w:before="0" w:line="240" w:lineRule="auto"/>
       </w:pPr>
       <w:rPr>
+        <w:rFonts w:eastAsia="黑体"/>
         <w:b/>
         <w:bCs/>
       </w:rPr>
@@ -4739,12 +5040,14 @@
     </w:tblStylePr>
     <w:tblStylePr w:type="firstCol">
       <w:rPr>
+        <w:rFonts w:eastAsia="黑体"/>
         <w:b/>
         <w:bCs/>
       </w:rPr>
     </w:tblStylePr>
     <w:tblStylePr w:type="lastCol">
       <w:rPr>
+        <w:rFonts w:eastAsia="黑体"/>
         <w:b/>
         <w:bCs/>
       </w:rPr>
@@ -4802,6 +5105,7 @@
         <w:spacing w:after="0" w:before="0" w:line="240" w:lineRule="auto"/>
       </w:pPr>
       <w:rPr>
+        <w:rFonts w:eastAsia="黑体"/>
         <w:b/>
         <w:bCs/>
         <w:color w:themeColor="background1" w:val="FFFFFF"/>
@@ -4816,6 +5120,7 @@
         <w:spacing w:after="0" w:before="0" w:line="240" w:lineRule="auto"/>
       </w:pPr>
       <w:rPr>
+        <w:rFonts w:eastAsia="黑体"/>
         <w:b/>
         <w:bCs/>
       </w:rPr>
@@ -4831,12 +5136,14 @@
     </w:tblStylePr>
     <w:tblStylePr w:type="firstCol">
       <w:rPr>
+        <w:rFonts w:eastAsia="黑体"/>
         <w:b/>
         <w:bCs/>
       </w:rPr>
     </w:tblStylePr>
     <w:tblStylePr w:type="lastCol">
       <w:rPr>
+        <w:rFonts w:eastAsia="黑体"/>
         <w:b/>
         <w:bCs/>
       </w:rPr>
@@ -4894,6 +5201,7 @@
         <w:spacing w:after="0" w:before="0" w:line="240" w:lineRule="auto"/>
       </w:pPr>
       <w:rPr>
+        <w:rFonts w:eastAsia="黑体"/>
         <w:b/>
         <w:bCs/>
         <w:color w:themeColor="background1" w:val="FFFFFF"/>
@@ -4908,6 +5216,7 @@
         <w:spacing w:after="0" w:before="0" w:line="240" w:lineRule="auto"/>
       </w:pPr>
       <w:rPr>
+        <w:rFonts w:eastAsia="黑体"/>
         <w:b/>
         <w:bCs/>
       </w:rPr>
@@ -4923,12 +5232,14 @@
     </w:tblStylePr>
     <w:tblStylePr w:type="firstCol">
       <w:rPr>
+        <w:rFonts w:eastAsia="黑体"/>
         <w:b/>
         <w:bCs/>
       </w:rPr>
     </w:tblStylePr>
     <w:tblStylePr w:type="lastCol">
       <w:rPr>
+        <w:rFonts w:eastAsia="黑体"/>
         <w:b/>
         <w:bCs/>
       </w:rPr>
@@ -4986,6 +5297,7 @@
         <w:spacing w:after="0" w:before="0" w:line="240" w:lineRule="auto"/>
       </w:pPr>
       <w:rPr>
+        <w:rFonts w:eastAsia="黑体"/>
         <w:b/>
         <w:bCs/>
         <w:color w:themeColor="background1" w:val="FFFFFF"/>
@@ -5000,6 +5312,7 @@
         <w:spacing w:after="0" w:before="0" w:line="240" w:lineRule="auto"/>
       </w:pPr>
       <w:rPr>
+        <w:rFonts w:eastAsia="黑体"/>
         <w:b/>
         <w:bCs/>
       </w:rPr>
@@ -5015,12 +5328,14 @@
     </w:tblStylePr>
     <w:tblStylePr w:type="firstCol">
       <w:rPr>
+        <w:rFonts w:eastAsia="黑体"/>
         <w:b/>
         <w:bCs/>
       </w:rPr>
     </w:tblStylePr>
     <w:tblStylePr w:type="lastCol">
       <w:rPr>
+        <w:rFonts w:eastAsia="黑体"/>
         <w:b/>
         <w:bCs/>
       </w:rPr>
@@ -5078,6 +5393,7 @@
         <w:spacing w:after="0" w:before="0" w:line="240" w:lineRule="auto"/>
       </w:pPr>
       <w:rPr>
+        <w:rFonts w:eastAsia="黑体"/>
         <w:b/>
         <w:bCs/>
         <w:color w:themeColor="background1" w:val="FFFFFF"/>
@@ -5092,6 +5408,7 @@
         <w:spacing w:after="0" w:before="0" w:line="240" w:lineRule="auto"/>
       </w:pPr>
       <w:rPr>
+        <w:rFonts w:eastAsia="黑体"/>
         <w:b/>
         <w:bCs/>
       </w:rPr>
@@ -5107,12 +5424,14 @@
     </w:tblStylePr>
     <w:tblStylePr w:type="firstCol">
       <w:rPr>
+        <w:rFonts w:eastAsia="黑体"/>
         <w:b/>
         <w:bCs/>
       </w:rPr>
     </w:tblStylePr>
     <w:tblStylePr w:type="lastCol">
       <w:rPr>
+        <w:rFonts w:eastAsia="黑体"/>
         <w:b/>
         <w:bCs/>
       </w:rPr>
@@ -5170,6 +5489,7 @@
         <w:spacing w:after="0" w:before="0" w:line="240" w:lineRule="auto"/>
       </w:pPr>
       <w:rPr>
+        <w:rFonts w:eastAsia="黑体"/>
         <w:b/>
         <w:bCs/>
         <w:color w:themeColor="background1" w:val="FFFFFF"/>
@@ -5184,6 +5504,7 @@
         <w:spacing w:after="0" w:before="0" w:line="240" w:lineRule="auto"/>
       </w:pPr>
       <w:rPr>
+        <w:rFonts w:eastAsia="黑体"/>
         <w:b/>
         <w:bCs/>
       </w:rPr>
@@ -5199,12 +5520,14 @@
     </w:tblStylePr>
     <w:tblStylePr w:type="firstCol">
       <w:rPr>
+        <w:rFonts w:eastAsia="黑体"/>
         <w:b/>
         <w:bCs/>
       </w:rPr>
     </w:tblStylePr>
     <w:tblStylePr w:type="lastCol">
       <w:rPr>
+        <w:rFonts w:eastAsia="黑体"/>
         <w:b/>
         <w:bCs/>
       </w:rPr>
@@ -5262,6 +5585,7 @@
         <w:spacing w:after="0" w:before="0" w:line="240" w:lineRule="auto"/>
       </w:pPr>
       <w:rPr>
+        <w:rFonts w:eastAsia="黑体"/>
         <w:b/>
         <w:bCs/>
         <w:color w:themeColor="background1" w:val="FFFFFF"/>
@@ -5276,6 +5600,7 @@
         <w:spacing w:after="0" w:before="0" w:line="240" w:lineRule="auto"/>
       </w:pPr>
       <w:rPr>
+        <w:rFonts w:eastAsia="黑体"/>
         <w:b/>
         <w:bCs/>
       </w:rPr>
@@ -5291,12 +5616,14 @@
     </w:tblStylePr>
     <w:tblStylePr w:type="firstCol">
       <w:rPr>
+        <w:rFonts w:eastAsia="黑体"/>
         <w:b/>
         <w:bCs/>
       </w:rPr>
     </w:tblStylePr>
     <w:tblStylePr w:type="lastCol">
       <w:rPr>
+        <w:rFonts w:eastAsia="黑体"/>
         <w:b/>
         <w:bCs/>
       </w:rPr>
@@ -5356,7 +5683,7 @@
         <w:spacing w:after="0" w:before="0" w:line="240" w:lineRule="auto"/>
       </w:pPr>
       <w:rPr>
-        <w:rFonts w:asciiTheme="majorHAnsi" w:cstheme="majorBidi" w:eastAsiaTheme="majorEastAsia" w:hAnsiTheme="majorHAnsi"/>
+        <w:rFonts w:asciiTheme="majorHAnsi" w:cstheme="majorBidi" w:hAnsiTheme="majorHAnsi" w:eastAsia="黑体"/>
         <w:b/>
         <w:bCs/>
       </w:rPr>
@@ -5377,7 +5704,7 @@
         <w:spacing w:after="0" w:before="0" w:line="240" w:lineRule="auto"/>
       </w:pPr>
       <w:rPr>
-        <w:rFonts w:asciiTheme="majorHAnsi" w:cstheme="majorBidi" w:eastAsiaTheme="majorEastAsia" w:hAnsiTheme="majorHAnsi"/>
+        <w:rFonts w:asciiTheme="majorHAnsi" w:cstheme="majorBidi" w:hAnsiTheme="majorHAnsi" w:eastAsia="黑体"/>
         <w:b/>
         <w:bCs/>
       </w:rPr>
@@ -5395,14 +5722,14 @@
     </w:tblStylePr>
     <w:tblStylePr w:type="firstCol">
       <w:rPr>
-        <w:rFonts w:asciiTheme="majorHAnsi" w:cstheme="majorBidi" w:eastAsiaTheme="majorEastAsia" w:hAnsiTheme="majorHAnsi"/>
+        <w:rFonts w:asciiTheme="majorHAnsi" w:cstheme="majorBidi" w:hAnsiTheme="majorHAnsi" w:eastAsia="黑体"/>
         <w:b/>
         <w:bCs/>
       </w:rPr>
     </w:tblStylePr>
     <w:tblStylePr w:type="lastCol">
       <w:rPr>
-        <w:rFonts w:asciiTheme="majorHAnsi" w:cstheme="majorBidi" w:eastAsiaTheme="majorEastAsia" w:hAnsiTheme="majorHAnsi"/>
+        <w:rFonts w:asciiTheme="majorHAnsi" w:cstheme="majorBidi" w:hAnsiTheme="majorHAnsi" w:eastAsia="黑体"/>
         <w:b/>
         <w:bCs/>
       </w:rPr>
@@ -5486,7 +5813,7 @@
         <w:spacing w:after="0" w:before="0" w:line="240" w:lineRule="auto"/>
       </w:pPr>
       <w:rPr>
-        <w:rFonts w:asciiTheme="majorHAnsi" w:cstheme="majorBidi" w:eastAsiaTheme="majorEastAsia" w:hAnsiTheme="majorHAnsi"/>
+        <w:rFonts w:asciiTheme="majorHAnsi" w:cstheme="majorBidi" w:hAnsiTheme="majorHAnsi" w:eastAsia="黑体"/>
         <w:b/>
         <w:bCs/>
       </w:rPr>
@@ -5507,7 +5834,7 @@
         <w:spacing w:after="0" w:before="0" w:line="240" w:lineRule="auto"/>
       </w:pPr>
       <w:rPr>
-        <w:rFonts w:asciiTheme="majorHAnsi" w:cstheme="majorBidi" w:eastAsiaTheme="majorEastAsia" w:hAnsiTheme="majorHAnsi"/>
+        <w:rFonts w:asciiTheme="majorHAnsi" w:cstheme="majorBidi" w:hAnsiTheme="majorHAnsi" w:eastAsia="黑体"/>
         <w:b/>
         <w:bCs/>
       </w:rPr>
@@ -5525,14 +5852,14 @@
     </w:tblStylePr>
     <w:tblStylePr w:type="firstCol">
       <w:rPr>
-        <w:rFonts w:asciiTheme="majorHAnsi" w:cstheme="majorBidi" w:eastAsiaTheme="majorEastAsia" w:hAnsiTheme="majorHAnsi"/>
+        <w:rFonts w:asciiTheme="majorHAnsi" w:cstheme="majorBidi" w:hAnsiTheme="majorHAnsi" w:eastAsia="黑体"/>
         <w:b/>
         <w:bCs/>
       </w:rPr>
     </w:tblStylePr>
     <w:tblStylePr w:type="lastCol">
       <w:rPr>
-        <w:rFonts w:asciiTheme="majorHAnsi" w:cstheme="majorBidi" w:eastAsiaTheme="majorEastAsia" w:hAnsiTheme="majorHAnsi"/>
+        <w:rFonts w:asciiTheme="majorHAnsi" w:cstheme="majorBidi" w:hAnsiTheme="majorHAnsi" w:eastAsia="黑体"/>
         <w:b/>
         <w:bCs/>
       </w:rPr>
@@ -5616,7 +5943,7 @@
         <w:spacing w:after="0" w:before="0" w:line="240" w:lineRule="auto"/>
       </w:pPr>
       <w:rPr>
-        <w:rFonts w:asciiTheme="majorHAnsi" w:cstheme="majorBidi" w:eastAsiaTheme="majorEastAsia" w:hAnsiTheme="majorHAnsi"/>
+        <w:rFonts w:asciiTheme="majorHAnsi" w:cstheme="majorBidi" w:hAnsiTheme="majorHAnsi" w:eastAsia="黑体"/>
         <w:b/>
         <w:bCs/>
       </w:rPr>
@@ -5637,7 +5964,7 @@
         <w:spacing w:after="0" w:before="0" w:line="240" w:lineRule="auto"/>
       </w:pPr>
       <w:rPr>
-        <w:rFonts w:asciiTheme="majorHAnsi" w:cstheme="majorBidi" w:eastAsiaTheme="majorEastAsia" w:hAnsiTheme="majorHAnsi"/>
+        <w:rFonts w:asciiTheme="majorHAnsi" w:cstheme="majorBidi" w:hAnsiTheme="majorHAnsi" w:eastAsia="黑体"/>
         <w:b/>
         <w:bCs/>
       </w:rPr>
@@ -5655,14 +5982,14 @@
     </w:tblStylePr>
     <w:tblStylePr w:type="firstCol">
       <w:rPr>
-        <w:rFonts w:asciiTheme="majorHAnsi" w:cstheme="majorBidi" w:eastAsiaTheme="majorEastAsia" w:hAnsiTheme="majorHAnsi"/>
+        <w:rFonts w:asciiTheme="majorHAnsi" w:cstheme="majorBidi" w:hAnsiTheme="majorHAnsi" w:eastAsia="黑体"/>
         <w:b/>
         <w:bCs/>
       </w:rPr>
     </w:tblStylePr>
     <w:tblStylePr w:type="lastCol">
       <w:rPr>
-        <w:rFonts w:asciiTheme="majorHAnsi" w:cstheme="majorBidi" w:eastAsiaTheme="majorEastAsia" w:hAnsiTheme="majorHAnsi"/>
+        <w:rFonts w:asciiTheme="majorHAnsi" w:cstheme="majorBidi" w:hAnsiTheme="majorHAnsi" w:eastAsia="黑体"/>
         <w:b/>
         <w:bCs/>
       </w:rPr>
@@ -5746,7 +6073,7 @@
         <w:spacing w:after="0" w:before="0" w:line="240" w:lineRule="auto"/>
       </w:pPr>
       <w:rPr>
-        <w:rFonts w:asciiTheme="majorHAnsi" w:cstheme="majorBidi" w:eastAsiaTheme="majorEastAsia" w:hAnsiTheme="majorHAnsi"/>
+        <w:rFonts w:asciiTheme="majorHAnsi" w:cstheme="majorBidi" w:hAnsiTheme="majorHAnsi" w:eastAsia="黑体"/>
         <w:b/>
         <w:bCs/>
       </w:rPr>
@@ -5767,7 +6094,7 @@
         <w:spacing w:after="0" w:before="0" w:line="240" w:lineRule="auto"/>
       </w:pPr>
       <w:rPr>
-        <w:rFonts w:asciiTheme="majorHAnsi" w:cstheme="majorBidi" w:eastAsiaTheme="majorEastAsia" w:hAnsiTheme="majorHAnsi"/>
+        <w:rFonts w:asciiTheme="majorHAnsi" w:cstheme="majorBidi" w:hAnsiTheme="majorHAnsi" w:eastAsia="黑体"/>
         <w:b/>
         <w:bCs/>
       </w:rPr>
@@ -5785,14 +6112,14 @@
     </w:tblStylePr>
     <w:tblStylePr w:type="firstCol">
       <w:rPr>
-        <w:rFonts w:asciiTheme="majorHAnsi" w:cstheme="majorBidi" w:eastAsiaTheme="majorEastAsia" w:hAnsiTheme="majorHAnsi"/>
+        <w:rFonts w:asciiTheme="majorHAnsi" w:cstheme="majorBidi" w:hAnsiTheme="majorHAnsi" w:eastAsia="黑体"/>
         <w:b/>
         <w:bCs/>
       </w:rPr>
     </w:tblStylePr>
     <w:tblStylePr w:type="lastCol">
       <w:rPr>
-        <w:rFonts w:asciiTheme="majorHAnsi" w:cstheme="majorBidi" w:eastAsiaTheme="majorEastAsia" w:hAnsiTheme="majorHAnsi"/>
+        <w:rFonts w:asciiTheme="majorHAnsi" w:cstheme="majorBidi" w:hAnsiTheme="majorHAnsi" w:eastAsia="黑体"/>
         <w:b/>
         <w:bCs/>
       </w:rPr>
@@ -5876,7 +6203,7 @@
         <w:spacing w:after="0" w:before="0" w:line="240" w:lineRule="auto"/>
       </w:pPr>
       <w:rPr>
-        <w:rFonts w:asciiTheme="majorHAnsi" w:cstheme="majorBidi" w:eastAsiaTheme="majorEastAsia" w:hAnsiTheme="majorHAnsi"/>
+        <w:rFonts w:asciiTheme="majorHAnsi" w:cstheme="majorBidi" w:hAnsiTheme="majorHAnsi" w:eastAsia="黑体"/>
         <w:b/>
         <w:bCs/>
       </w:rPr>
@@ -5897,7 +6224,7 @@
         <w:spacing w:after="0" w:before="0" w:line="240" w:lineRule="auto"/>
       </w:pPr>
       <w:rPr>
-        <w:rFonts w:asciiTheme="majorHAnsi" w:cstheme="majorBidi" w:eastAsiaTheme="majorEastAsia" w:hAnsiTheme="majorHAnsi"/>
+        <w:rFonts w:asciiTheme="majorHAnsi" w:cstheme="majorBidi" w:hAnsiTheme="majorHAnsi" w:eastAsia="黑体"/>
         <w:b/>
         <w:bCs/>
       </w:rPr>
@@ -5915,14 +6242,14 @@
     </w:tblStylePr>
     <w:tblStylePr w:type="firstCol">
       <w:rPr>
-        <w:rFonts w:asciiTheme="majorHAnsi" w:cstheme="majorBidi" w:eastAsiaTheme="majorEastAsia" w:hAnsiTheme="majorHAnsi"/>
+        <w:rFonts w:asciiTheme="majorHAnsi" w:cstheme="majorBidi" w:hAnsiTheme="majorHAnsi" w:eastAsia="黑体"/>
         <w:b/>
         <w:bCs/>
       </w:rPr>
     </w:tblStylePr>
     <w:tblStylePr w:type="lastCol">
       <w:rPr>
-        <w:rFonts w:asciiTheme="majorHAnsi" w:cstheme="majorBidi" w:eastAsiaTheme="majorEastAsia" w:hAnsiTheme="majorHAnsi"/>
+        <w:rFonts w:asciiTheme="majorHAnsi" w:cstheme="majorBidi" w:hAnsiTheme="majorHAnsi" w:eastAsia="黑体"/>
         <w:b/>
         <w:bCs/>
       </w:rPr>
@@ -6006,7 +6333,7 @@
         <w:spacing w:after="0" w:before="0" w:line="240" w:lineRule="auto"/>
       </w:pPr>
       <w:rPr>
-        <w:rFonts w:asciiTheme="majorHAnsi" w:cstheme="majorBidi" w:eastAsiaTheme="majorEastAsia" w:hAnsiTheme="majorHAnsi"/>
+        <w:rFonts w:asciiTheme="majorHAnsi" w:cstheme="majorBidi" w:hAnsiTheme="majorHAnsi" w:eastAsia="黑体"/>
         <w:b/>
         <w:bCs/>
       </w:rPr>
@@ -6027,7 +6354,7 @@
         <w:spacing w:after="0" w:before="0" w:line="240" w:lineRule="auto"/>
       </w:pPr>
       <w:rPr>
-        <w:rFonts w:asciiTheme="majorHAnsi" w:cstheme="majorBidi" w:eastAsiaTheme="majorEastAsia" w:hAnsiTheme="majorHAnsi"/>
+        <w:rFonts w:asciiTheme="majorHAnsi" w:cstheme="majorBidi" w:hAnsiTheme="majorHAnsi" w:eastAsia="黑体"/>
         <w:b/>
         <w:bCs/>
       </w:rPr>
@@ -6045,14 +6372,14 @@
     </w:tblStylePr>
     <w:tblStylePr w:type="firstCol">
       <w:rPr>
-        <w:rFonts w:asciiTheme="majorHAnsi" w:cstheme="majorBidi" w:eastAsiaTheme="majorEastAsia" w:hAnsiTheme="majorHAnsi"/>
+        <w:rFonts w:asciiTheme="majorHAnsi" w:cstheme="majorBidi" w:hAnsiTheme="majorHAnsi" w:eastAsia="黑体"/>
         <w:b/>
         <w:bCs/>
       </w:rPr>
     </w:tblStylePr>
     <w:tblStylePr w:type="lastCol">
       <w:rPr>
-        <w:rFonts w:asciiTheme="majorHAnsi" w:cstheme="majorBidi" w:eastAsiaTheme="majorEastAsia" w:hAnsiTheme="majorHAnsi"/>
+        <w:rFonts w:asciiTheme="majorHAnsi" w:cstheme="majorBidi" w:hAnsiTheme="majorHAnsi" w:eastAsia="黑体"/>
         <w:b/>
         <w:bCs/>
       </w:rPr>
@@ -6136,7 +6463,7 @@
         <w:spacing w:after="0" w:before="0" w:line="240" w:lineRule="auto"/>
       </w:pPr>
       <w:rPr>
-        <w:rFonts w:asciiTheme="majorHAnsi" w:cstheme="majorBidi" w:eastAsiaTheme="majorEastAsia" w:hAnsiTheme="majorHAnsi"/>
+        <w:rFonts w:asciiTheme="majorHAnsi" w:cstheme="majorBidi" w:hAnsiTheme="majorHAnsi" w:eastAsia="黑体"/>
         <w:b/>
         <w:bCs/>
       </w:rPr>
@@ -6157,7 +6484,7 @@
         <w:spacing w:after="0" w:before="0" w:line="240" w:lineRule="auto"/>
       </w:pPr>
       <w:rPr>
-        <w:rFonts w:asciiTheme="majorHAnsi" w:cstheme="majorBidi" w:eastAsiaTheme="majorEastAsia" w:hAnsiTheme="majorHAnsi"/>
+        <w:rFonts w:asciiTheme="majorHAnsi" w:cstheme="majorBidi" w:hAnsiTheme="majorHAnsi" w:eastAsia="黑体"/>
         <w:b/>
         <w:bCs/>
       </w:rPr>
@@ -6175,14 +6502,14 @@
     </w:tblStylePr>
     <w:tblStylePr w:type="firstCol">
       <w:rPr>
-        <w:rFonts w:asciiTheme="majorHAnsi" w:cstheme="majorBidi" w:eastAsiaTheme="majorEastAsia" w:hAnsiTheme="majorHAnsi"/>
+        <w:rFonts w:asciiTheme="majorHAnsi" w:cstheme="majorBidi" w:hAnsiTheme="majorHAnsi" w:eastAsia="黑体"/>
         <w:b/>
         <w:bCs/>
       </w:rPr>
     </w:tblStylePr>
     <w:tblStylePr w:type="lastCol">
       <w:rPr>
-        <w:rFonts w:asciiTheme="majorHAnsi" w:cstheme="majorBidi" w:eastAsiaTheme="majorEastAsia" w:hAnsiTheme="majorHAnsi"/>
+        <w:rFonts w:asciiTheme="majorHAnsi" w:cstheme="majorBidi" w:hAnsiTheme="majorHAnsi" w:eastAsia="黑体"/>
         <w:b/>
         <w:bCs/>
       </w:rPr>
@@ -6265,6 +6592,7 @@
         <w:spacing w:after="0" w:before="0" w:line="240" w:lineRule="auto"/>
       </w:pPr>
       <w:rPr>
+        <w:rFonts w:eastAsia="黑体"/>
         <w:b/>
         <w:bCs/>
         <w:color w:themeColor="background1" w:val="FFFFFF"/>
@@ -6287,6 +6615,7 @@
         <w:spacing w:after="0" w:before="0" w:line="240" w:lineRule="auto"/>
       </w:pPr>
       <w:rPr>
+        <w:rFonts w:eastAsia="黑体"/>
         <w:b/>
         <w:bCs/>
       </w:rPr>
@@ -6304,12 +6633,14 @@
     </w:tblStylePr>
     <w:tblStylePr w:type="firstCol">
       <w:rPr>
+        <w:rFonts w:eastAsia="黑体"/>
         <w:b/>
         <w:bCs/>
       </w:rPr>
     </w:tblStylePr>
     <w:tblStylePr w:type="lastCol">
       <w:rPr>
+        <w:rFonts w:eastAsia="黑体"/>
         <w:b/>
         <w:bCs/>
       </w:rPr>
@@ -6371,6 +6702,7 @@
         <w:spacing w:after="0" w:before="0" w:line="240" w:lineRule="auto"/>
       </w:pPr>
       <w:rPr>
+        <w:rFonts w:eastAsia="黑体"/>
         <w:b/>
         <w:bCs/>
         <w:color w:themeColor="background1" w:val="FFFFFF"/>
@@ -6393,6 +6725,7 @@
         <w:spacing w:after="0" w:before="0" w:line="240" w:lineRule="auto"/>
       </w:pPr>
       <w:rPr>
+        <w:rFonts w:eastAsia="黑体"/>
         <w:b/>
         <w:bCs/>
       </w:rPr>
@@ -6410,12 +6743,14 @@
     </w:tblStylePr>
     <w:tblStylePr w:type="firstCol">
       <w:rPr>
+        <w:rFonts w:eastAsia="黑体"/>
         <w:b/>
         <w:bCs/>
       </w:rPr>
     </w:tblStylePr>
     <w:tblStylePr w:type="lastCol">
       <w:rPr>
+        <w:rFonts w:eastAsia="黑体"/>
         <w:b/>
         <w:bCs/>
       </w:rPr>
@@ -6477,6 +6812,7 @@
         <w:spacing w:after="0" w:before="0" w:line="240" w:lineRule="auto"/>
       </w:pPr>
       <w:rPr>
+        <w:rFonts w:eastAsia="黑体"/>
         <w:b/>
         <w:bCs/>
         <w:color w:themeColor="background1" w:val="FFFFFF"/>
@@ -6499,6 +6835,7 @@
         <w:spacing w:after="0" w:before="0" w:line="240" w:lineRule="auto"/>
       </w:pPr>
       <w:rPr>
+        <w:rFonts w:eastAsia="黑体"/>
         <w:b/>
         <w:bCs/>
       </w:rPr>
@@ -6516,12 +6853,14 @@
     </w:tblStylePr>
     <w:tblStylePr w:type="firstCol">
       <w:rPr>
+        <w:rFonts w:eastAsia="黑体"/>
         <w:b/>
         <w:bCs/>
       </w:rPr>
     </w:tblStylePr>
     <w:tblStylePr w:type="lastCol">
       <w:rPr>
+        <w:rFonts w:eastAsia="黑体"/>
         <w:b/>
         <w:bCs/>
       </w:rPr>
@@ -6583,6 +6922,7 @@
         <w:spacing w:after="0" w:before="0" w:line="240" w:lineRule="auto"/>
       </w:pPr>
       <w:rPr>
+        <w:rFonts w:eastAsia="黑体"/>
         <w:b/>
         <w:bCs/>
         <w:color w:themeColor="background1" w:val="FFFFFF"/>
@@ -6605,6 +6945,7 @@
         <w:spacing w:after="0" w:before="0" w:line="240" w:lineRule="auto"/>
       </w:pPr>
       <w:rPr>
+        <w:rFonts w:eastAsia="黑体"/>
         <w:b/>
         <w:bCs/>
       </w:rPr>
@@ -6622,12 +6963,14 @@
     </w:tblStylePr>
     <w:tblStylePr w:type="firstCol">
       <w:rPr>
+        <w:rFonts w:eastAsia="黑体"/>
         <w:b/>
         <w:bCs/>
       </w:rPr>
     </w:tblStylePr>
     <w:tblStylePr w:type="lastCol">
       <w:rPr>
+        <w:rFonts w:eastAsia="黑体"/>
         <w:b/>
         <w:bCs/>
       </w:rPr>
@@ -6689,6 +7032,7 @@
         <w:spacing w:after="0" w:before="0" w:line="240" w:lineRule="auto"/>
       </w:pPr>
       <w:rPr>
+        <w:rFonts w:eastAsia="黑体"/>
         <w:b/>
         <w:bCs/>
         <w:color w:themeColor="background1" w:val="FFFFFF"/>
@@ -6711,6 +7055,7 @@
         <w:spacing w:after="0" w:before="0" w:line="240" w:lineRule="auto"/>
       </w:pPr>
       <w:rPr>
+        <w:rFonts w:eastAsia="黑体"/>
         <w:b/>
         <w:bCs/>
       </w:rPr>
@@ -6728,12 +7073,14 @@
     </w:tblStylePr>
     <w:tblStylePr w:type="firstCol">
       <w:rPr>
+        <w:rFonts w:eastAsia="黑体"/>
         <w:b/>
         <w:bCs/>
       </w:rPr>
     </w:tblStylePr>
     <w:tblStylePr w:type="lastCol">
       <w:rPr>
+        <w:rFonts w:eastAsia="黑体"/>
         <w:b/>
         <w:bCs/>
       </w:rPr>
@@ -6795,6 +7142,7 @@
         <w:spacing w:after="0" w:before="0" w:line="240" w:lineRule="auto"/>
       </w:pPr>
       <w:rPr>
+        <w:rFonts w:eastAsia="黑体"/>
         <w:b/>
         <w:bCs/>
         <w:color w:themeColor="background1" w:val="FFFFFF"/>
@@ -6817,6 +7165,7 @@
         <w:spacing w:after="0" w:before="0" w:line="240" w:lineRule="auto"/>
       </w:pPr>
       <w:rPr>
+        <w:rFonts w:eastAsia="黑体"/>
         <w:b/>
         <w:bCs/>
       </w:rPr>
@@ -6834,12 +7183,14 @@
     </w:tblStylePr>
     <w:tblStylePr w:type="firstCol">
       <w:rPr>
+        <w:rFonts w:eastAsia="黑体"/>
         <w:b/>
         <w:bCs/>
       </w:rPr>
     </w:tblStylePr>
     <w:tblStylePr w:type="lastCol">
       <w:rPr>
+        <w:rFonts w:eastAsia="黑体"/>
         <w:b/>
         <w:bCs/>
       </w:rPr>
@@ -6901,6 +7252,7 @@
         <w:spacing w:after="0" w:before="0" w:line="240" w:lineRule="auto"/>
       </w:pPr>
       <w:rPr>
+        <w:rFonts w:eastAsia="黑体"/>
         <w:b/>
         <w:bCs/>
         <w:color w:themeColor="background1" w:val="FFFFFF"/>
@@ -6923,6 +7275,7 @@
         <w:spacing w:after="0" w:before="0" w:line="240" w:lineRule="auto"/>
       </w:pPr>
       <w:rPr>
+        <w:rFonts w:eastAsia="黑体"/>
         <w:b/>
         <w:bCs/>
       </w:rPr>
@@ -6940,12 +7293,14 @@
     </w:tblStylePr>
     <w:tblStylePr w:type="firstCol">
       <w:rPr>
+        <w:rFonts w:eastAsia="黑体"/>
         <w:b/>
         <w:bCs/>
       </w:rPr>
     </w:tblStylePr>
     <w:tblStylePr w:type="lastCol">
       <w:rPr>
+        <w:rFonts w:eastAsia="黑体"/>
         <w:b/>
         <w:bCs/>
       </w:rPr>
@@ -7004,6 +7359,7 @@
         <w:spacing w:after="0" w:before="0" w:line="240" w:lineRule="auto"/>
       </w:pPr>
       <w:rPr>
+        <w:rFonts w:eastAsia="黑体"/>
         <w:b/>
         <w:bCs/>
         <w:color w:themeColor="background1" w:val="FFFFFF"/>
@@ -7026,6 +7382,7 @@
         <w:spacing w:after="0" w:before="0" w:line="240" w:lineRule="auto"/>
       </w:pPr>
       <w:rPr>
+        <w:rFonts w:eastAsia="黑体"/>
         <w:color w:val="auto"/>
       </w:rPr>
       <w:tblPr/>
@@ -7043,6 +7400,7 @@
     </w:tblStylePr>
     <w:tblStylePr w:type="firstCol">
       <w:rPr>
+        <w:rFonts w:eastAsia="黑体"/>
         <w:b/>
         <w:bCs/>
         <w:color w:themeColor="background1" w:val="FFFFFF"/>
@@ -7062,6 +7420,7 @@
     </w:tblStylePr>
     <w:tblStylePr w:type="lastCol">
       <w:rPr>
+        <w:rFonts w:eastAsia="黑体"/>
         <w:b/>
         <w:bCs/>
         <w:color w:themeColor="background1" w:val="FFFFFF"/>
@@ -7110,6 +7469,7 @@
     </w:tblStylePr>
     <w:tblStylePr w:type="nwCell">
       <w:rPr>
+        <w:rFonts w:eastAsia="黑体"/>
         <w:color w:themeColor="background1" w:val="FFFFFF"/>
       </w:rPr>
       <w:tblPr/>
@@ -7153,6 +7513,7 @@
         <w:spacing w:after="0" w:before="0" w:line="240" w:lineRule="auto"/>
       </w:pPr>
       <w:rPr>
+        <w:rFonts w:eastAsia="黑体"/>
         <w:b/>
         <w:bCs/>
         <w:color w:themeColor="background1" w:val="FFFFFF"/>
@@ -7175,6 +7536,7 @@
         <w:spacing w:after="0" w:before="0" w:line="240" w:lineRule="auto"/>
       </w:pPr>
       <w:rPr>
+        <w:rFonts w:eastAsia="黑体"/>
         <w:color w:val="auto"/>
       </w:rPr>
       <w:tblPr/>
@@ -7192,6 +7554,7 @@
     </w:tblStylePr>
     <w:tblStylePr w:type="firstCol">
       <w:rPr>
+        <w:rFonts w:eastAsia="黑体"/>
         <w:b/>
         <w:bCs/>
         <w:color w:themeColor="background1" w:val="FFFFFF"/>
@@ -7211,6 +7574,7 @@
     </w:tblStylePr>
     <w:tblStylePr w:type="lastCol">
       <w:rPr>
+        <w:rFonts w:eastAsia="黑体"/>
         <w:b/>
         <w:bCs/>
         <w:color w:themeColor="background1" w:val="FFFFFF"/>
@@ -7259,6 +7623,7 @@
     </w:tblStylePr>
     <w:tblStylePr w:type="nwCell">
       <w:rPr>
+        <w:rFonts w:eastAsia="黑体"/>
         <w:color w:themeColor="background1" w:val="FFFFFF"/>
       </w:rPr>
       <w:tblPr/>
@@ -7302,6 +7667,7 @@
         <w:spacing w:after="0" w:before="0" w:line="240" w:lineRule="auto"/>
       </w:pPr>
       <w:rPr>
+        <w:rFonts w:eastAsia="黑体"/>
         <w:b/>
         <w:bCs/>
         <w:color w:themeColor="background1" w:val="FFFFFF"/>
@@ -7324,6 +7690,7 @@
         <w:spacing w:after="0" w:before="0" w:line="240" w:lineRule="auto"/>
       </w:pPr>
       <w:rPr>
+        <w:rFonts w:eastAsia="黑体"/>
         <w:color w:val="auto"/>
       </w:rPr>
       <w:tblPr/>
@@ -7341,6 +7708,7 @@
     </w:tblStylePr>
     <w:tblStylePr w:type="firstCol">
       <w:rPr>
+        <w:rFonts w:eastAsia="黑体"/>
         <w:b/>
         <w:bCs/>
         <w:color w:themeColor="background1" w:val="FFFFFF"/>
@@ -7360,6 +7728,7 @@
     </w:tblStylePr>
     <w:tblStylePr w:type="lastCol">
       <w:rPr>
+        <w:rFonts w:eastAsia="黑体"/>
         <w:b/>
         <w:bCs/>
         <w:color w:themeColor="background1" w:val="FFFFFF"/>
@@ -7408,6 +7777,7 @@
     </w:tblStylePr>
     <w:tblStylePr w:type="nwCell">
       <w:rPr>
+        <w:rFonts w:eastAsia="黑体"/>
         <w:color w:themeColor="background1" w:val="FFFFFF"/>
       </w:rPr>
       <w:tblPr/>
@@ -7451,6 +7821,7 @@
         <w:spacing w:after="0" w:before="0" w:line="240" w:lineRule="auto"/>
       </w:pPr>
       <w:rPr>
+        <w:rFonts w:eastAsia="黑体"/>
         <w:b/>
         <w:bCs/>
         <w:color w:themeColor="background1" w:val="FFFFFF"/>
@@ -7473,6 +7844,7 @@
         <w:spacing w:after="0" w:before="0" w:line="240" w:lineRule="auto"/>
       </w:pPr>
       <w:rPr>
+        <w:rFonts w:eastAsia="黑体"/>
         <w:color w:val="auto"/>
       </w:rPr>
       <w:tblPr/>
@@ -7490,6 +7862,7 @@
     </w:tblStylePr>
     <w:tblStylePr w:type="firstCol">
       <w:rPr>
+        <w:rFonts w:eastAsia="黑体"/>
         <w:b/>
         <w:bCs/>
         <w:color w:themeColor="background1" w:val="FFFFFF"/>
@@ -7509,6 +7882,7 @@
     </w:tblStylePr>
     <w:tblStylePr w:type="lastCol">
       <w:rPr>
+        <w:rFonts w:eastAsia="黑体"/>
         <w:b/>
         <w:bCs/>
         <w:color w:themeColor="background1" w:val="FFFFFF"/>
@@ -7557,6 +7931,7 @@
     </w:tblStylePr>
     <w:tblStylePr w:type="nwCell">
       <w:rPr>
+        <w:rFonts w:eastAsia="黑体"/>
         <w:color w:themeColor="background1" w:val="FFFFFF"/>
       </w:rPr>
       <w:tblPr/>
@@ -7600,6 +7975,7 @@
         <w:spacing w:after="0" w:before="0" w:line="240" w:lineRule="auto"/>
       </w:pPr>
       <w:rPr>
+        <w:rFonts w:eastAsia="黑体"/>
         <w:b/>
         <w:bCs/>
         <w:color w:themeColor="background1" w:val="FFFFFF"/>
@@ -7622,6 +7998,7 @@
         <w:spacing w:after="0" w:before="0" w:line="240" w:lineRule="auto"/>
       </w:pPr>
       <w:rPr>
+        <w:rFonts w:eastAsia="黑体"/>
         <w:color w:val="auto"/>
       </w:rPr>
       <w:tblPr/>
@@ -7639,6 +8016,7 @@
     </w:tblStylePr>
     <w:tblStylePr w:type="firstCol">
       <w:rPr>
+        <w:rFonts w:eastAsia="黑体"/>
         <w:b/>
         <w:bCs/>
         <w:color w:themeColor="background1" w:val="FFFFFF"/>
@@ -7658,6 +8036,7 @@
     </w:tblStylePr>
     <w:tblStylePr w:type="lastCol">
       <w:rPr>
+        <w:rFonts w:eastAsia="黑体"/>
         <w:b/>
         <w:bCs/>
         <w:color w:themeColor="background1" w:val="FFFFFF"/>
@@ -7706,6 +8085,7 @@
     </w:tblStylePr>
     <w:tblStylePr w:type="nwCell">
       <w:rPr>
+        <w:rFonts w:eastAsia="黑体"/>
         <w:color w:themeColor="background1" w:val="FFFFFF"/>
       </w:rPr>
       <w:tblPr/>
@@ -7749,6 +8129,7 @@
         <w:spacing w:after="0" w:before="0" w:line="240" w:lineRule="auto"/>
       </w:pPr>
       <w:rPr>
+        <w:rFonts w:eastAsia="黑体"/>
         <w:b/>
         <w:bCs/>
         <w:color w:themeColor="background1" w:val="FFFFFF"/>
@@ -7771,6 +8152,7 @@
         <w:spacing w:after="0" w:before="0" w:line="240" w:lineRule="auto"/>
       </w:pPr>
       <w:rPr>
+        <w:rFonts w:eastAsia="黑体"/>
         <w:color w:val="auto"/>
       </w:rPr>
       <w:tblPr/>
@@ -7788,6 +8170,7 @@
     </w:tblStylePr>
     <w:tblStylePr w:type="firstCol">
       <w:rPr>
+        <w:rFonts w:eastAsia="黑体"/>
         <w:b/>
         <w:bCs/>
         <w:color w:themeColor="background1" w:val="FFFFFF"/>
@@ -7807,6 +8190,7 @@
     </w:tblStylePr>
     <w:tblStylePr w:type="lastCol">
       <w:rPr>
+        <w:rFonts w:eastAsia="黑体"/>
         <w:b/>
         <w:bCs/>
         <w:color w:themeColor="background1" w:val="FFFFFF"/>
@@ -7855,6 +8239,7 @@
     </w:tblStylePr>
     <w:tblStylePr w:type="nwCell">
       <w:rPr>
+        <w:rFonts w:eastAsia="黑体"/>
         <w:color w:themeColor="background1" w:val="FFFFFF"/>
       </w:rPr>
       <w:tblPr/>
@@ -7898,6 +8283,7 @@
         <w:spacing w:after="0" w:before="0" w:line="240" w:lineRule="auto"/>
       </w:pPr>
       <w:rPr>
+        <w:rFonts w:eastAsia="黑体"/>
         <w:b/>
         <w:bCs/>
         <w:color w:themeColor="background1" w:val="FFFFFF"/>
@@ -7920,6 +8306,7 @@
         <w:spacing w:after="0" w:before="0" w:line="240" w:lineRule="auto"/>
       </w:pPr>
       <w:rPr>
+        <w:rFonts w:eastAsia="黑体"/>
         <w:color w:val="auto"/>
       </w:rPr>
       <w:tblPr/>
@@ -7937,6 +8324,7 @@
     </w:tblStylePr>
     <w:tblStylePr w:type="firstCol">
       <w:rPr>
+        <w:rFonts w:eastAsia="黑体"/>
         <w:b/>
         <w:bCs/>
         <w:color w:themeColor="background1" w:val="FFFFFF"/>
@@ -7956,6 +8344,7 @@
     </w:tblStylePr>
     <w:tblStylePr w:type="lastCol">
       <w:rPr>
+        <w:rFonts w:eastAsia="黑体"/>
         <w:b/>
         <w:bCs/>
         <w:color w:themeColor="background1" w:val="FFFFFF"/>
@@ -8004,6 +8393,7 @@
     </w:tblStylePr>
     <w:tblStylePr w:type="nwCell">
       <w:rPr>
+        <w:rFonts w:eastAsia="黑体"/>
         <w:color w:themeColor="background1" w:val="FFFFFF"/>
       </w:rPr>
       <w:tblPr/>
@@ -8028,6 +8418,7 @@
       <w:spacing w:after="0" w:line="240" w:lineRule="auto"/>
     </w:pPr>
     <w:rPr>
+      <w:rFonts w:eastAsia="黑体"/>
       <w:color w:themeColor="text1" w:val="000000"/>
     </w:rPr>
     <w:tblPr>
@@ -8047,7 +8438,7 @@
     </w:tblPr>
     <w:tblStylePr w:type="firstRow">
       <w:rPr>
-        <w:rFonts w:asciiTheme="majorHAnsi" w:cstheme="majorBidi" w:eastAsiaTheme="majorEastAsia" w:hAnsiTheme="majorHAnsi"/>
+        <w:rFonts w:asciiTheme="majorHAnsi" w:cstheme="majorBidi" w:hAnsiTheme="majorHAnsi" w:eastAsia="黑体"/>
       </w:rPr>
       <w:tblPr/>
       <w:tcPr>
@@ -8059,6 +8450,7 @@
     </w:tblStylePr>
     <w:tblStylePr w:type="lastRow">
       <w:rPr>
+        <w:rFonts w:eastAsia="黑体"/>
         <w:b/>
         <w:bCs/>
         <w:color w:themeColor="text2" w:val="1F497D"/>
@@ -8073,12 +8465,14 @@
     </w:tblStylePr>
     <w:tblStylePr w:type="firstCol">
       <w:rPr>
+        <w:rFonts w:eastAsia="黑体"/>
         <w:b/>
         <w:bCs/>
       </w:rPr>
     </w:tblStylePr>
     <w:tblStylePr w:type="lastCol">
       <w:rPr>
+        <w:rFonts w:eastAsia="黑体"/>
         <w:b/>
         <w:bCs/>
       </w:rPr>
@@ -8112,6 +8506,7 @@
       <w:spacing w:after="0" w:line="240" w:lineRule="auto"/>
     </w:pPr>
     <w:rPr>
+      <w:rFonts w:eastAsia="黑体"/>
       <w:color w:themeColor="text1" w:val="000000"/>
     </w:rPr>
     <w:tblPr>
@@ -8131,7 +8526,7 @@
     </w:tblPr>
     <w:tblStylePr w:type="firstRow">
       <w:rPr>
-        <w:rFonts w:asciiTheme="majorHAnsi" w:cstheme="majorBidi" w:eastAsiaTheme="majorEastAsia" w:hAnsiTheme="majorHAnsi"/>
+        <w:rFonts w:asciiTheme="majorHAnsi" w:cstheme="majorBidi" w:hAnsiTheme="majorHAnsi" w:eastAsia="黑体"/>
       </w:rPr>
       <w:tblPr/>
       <w:tcPr>
@@ -8143,6 +8538,7 @@
     </w:tblStylePr>
     <w:tblStylePr w:type="lastRow">
       <w:rPr>
+        <w:rFonts w:eastAsia="黑体"/>
         <w:b/>
         <w:bCs/>
         <w:color w:themeColor="text2" w:val="1F497D"/>
@@ -8157,12 +8553,14 @@
     </w:tblStylePr>
     <w:tblStylePr w:type="firstCol">
       <w:rPr>
+        <w:rFonts w:eastAsia="黑体"/>
         <w:b/>
         <w:bCs/>
       </w:rPr>
     </w:tblStylePr>
     <w:tblStylePr w:type="lastCol">
       <w:rPr>
+        <w:rFonts w:eastAsia="黑体"/>
         <w:b/>
         <w:bCs/>
       </w:rPr>
@@ -8196,6 +8594,7 @@
       <w:spacing w:after="0" w:line="240" w:lineRule="auto"/>
     </w:pPr>
     <w:rPr>
+      <w:rFonts w:eastAsia="黑体"/>
       <w:color w:themeColor="text1" w:val="000000"/>
     </w:rPr>
     <w:tblPr>
@@ -8215,7 +8614,7 @@
     </w:tblPr>
     <w:tblStylePr w:type="firstRow">
       <w:rPr>
-        <w:rFonts w:asciiTheme="majorHAnsi" w:cstheme="majorBidi" w:eastAsiaTheme="majorEastAsia" w:hAnsiTheme="majorHAnsi"/>
+        <w:rFonts w:asciiTheme="majorHAnsi" w:cstheme="majorBidi" w:hAnsiTheme="majorHAnsi" w:eastAsia="黑体"/>
       </w:rPr>
       <w:tblPr/>
       <w:tcPr>
@@ -8227,6 +8626,7 @@
     </w:tblStylePr>
     <w:tblStylePr w:type="lastRow">
       <w:rPr>
+        <w:rFonts w:eastAsia="黑体"/>
         <w:b/>
         <w:bCs/>
         <w:color w:themeColor="text2" w:val="1F497D"/>
@@ -8241,12 +8641,14 @@
     </w:tblStylePr>
     <w:tblStylePr w:type="firstCol">
       <w:rPr>
+        <w:rFonts w:eastAsia="黑体"/>
         <w:b/>
         <w:bCs/>
       </w:rPr>
     </w:tblStylePr>
     <w:tblStylePr w:type="lastCol">
       <w:rPr>
+        <w:rFonts w:eastAsia="黑体"/>
         <w:b/>
         <w:bCs/>
       </w:rPr>
@@ -8280,6 +8682,7 @@
       <w:spacing w:after="0" w:line="240" w:lineRule="auto"/>
     </w:pPr>
     <w:rPr>
+      <w:rFonts w:eastAsia="黑体"/>
       <w:color w:themeColor="text1" w:val="000000"/>
     </w:rPr>
     <w:tblPr>
@@ -8299,7 +8702,7 @@
     </w:tblPr>
     <w:tblStylePr w:type="firstRow">
       <w:rPr>
-        <w:rFonts w:asciiTheme="majorHAnsi" w:cstheme="majorBidi" w:eastAsiaTheme="majorEastAsia" w:hAnsiTheme="majorHAnsi"/>
+        <w:rFonts w:asciiTheme="majorHAnsi" w:cstheme="majorBidi" w:hAnsiTheme="majorHAnsi" w:eastAsia="黑体"/>
       </w:rPr>
       <w:tblPr/>
       <w:tcPr>
@@ -8311,6 +8714,7 @@
     </w:tblStylePr>
     <w:tblStylePr w:type="lastRow">
       <w:rPr>
+        <w:rFonts w:eastAsia="黑体"/>
         <w:b/>
         <w:bCs/>
         <w:color w:themeColor="text2" w:val="1F497D"/>
@@ -8325,12 +8729,14 @@
     </w:tblStylePr>
     <w:tblStylePr w:type="firstCol">
       <w:rPr>
+        <w:rFonts w:eastAsia="黑体"/>
         <w:b/>
         <w:bCs/>
       </w:rPr>
     </w:tblStylePr>
     <w:tblStylePr w:type="lastCol">
       <w:rPr>
+        <w:rFonts w:eastAsia="黑体"/>
         <w:b/>
         <w:bCs/>
       </w:rPr>
@@ -8364,6 +8770,7 @@
       <w:spacing w:after="0" w:line="240" w:lineRule="auto"/>
     </w:pPr>
     <w:rPr>
+      <w:rFonts w:eastAsia="黑体"/>
       <w:color w:themeColor="text1" w:val="000000"/>
     </w:rPr>
     <w:tblPr>
@@ -8383,7 +8790,7 @@
     </w:tblPr>
     <w:tblStylePr w:type="firstRow">
       <w:rPr>
-        <w:rFonts w:asciiTheme="majorHAnsi" w:cstheme="majorBidi" w:eastAsiaTheme="majorEastAsia" w:hAnsiTheme="majorHAnsi"/>
+        <w:rFonts w:asciiTheme="majorHAnsi" w:cstheme="majorBidi" w:hAnsiTheme="majorHAnsi" w:eastAsia="黑体"/>
       </w:rPr>
       <w:tblPr/>
       <w:tcPr>
@@ -8395,6 +8802,7 @@
     </w:tblStylePr>
     <w:tblStylePr w:type="lastRow">
       <w:rPr>
+        <w:rFonts w:eastAsia="黑体"/>
         <w:b/>
         <w:bCs/>
         <w:color w:themeColor="text2" w:val="1F497D"/>
@@ -8409,12 +8817,14 @@
     </w:tblStylePr>
     <w:tblStylePr w:type="firstCol">
       <w:rPr>
+        <w:rFonts w:eastAsia="黑体"/>
         <w:b/>
         <w:bCs/>
       </w:rPr>
     </w:tblStylePr>
     <w:tblStylePr w:type="lastCol">
       <w:rPr>
+        <w:rFonts w:eastAsia="黑体"/>
         <w:b/>
         <w:bCs/>
       </w:rPr>
@@ -8448,6 +8858,7 @@
       <w:spacing w:after="0" w:line="240" w:lineRule="auto"/>
     </w:pPr>
     <w:rPr>
+      <w:rFonts w:eastAsia="黑体"/>
       <w:color w:themeColor="text1" w:val="000000"/>
     </w:rPr>
     <w:tblPr>
@@ -8467,7 +8878,7 @@
     </w:tblPr>
     <w:tblStylePr w:type="firstRow">
       <w:rPr>
-        <w:rFonts w:asciiTheme="majorHAnsi" w:cstheme="majorBidi" w:eastAsiaTheme="majorEastAsia" w:hAnsiTheme="majorHAnsi"/>
+        <w:rFonts w:asciiTheme="majorHAnsi" w:cstheme="majorBidi" w:hAnsiTheme="majorHAnsi" w:eastAsia="黑体"/>
       </w:rPr>
       <w:tblPr/>
       <w:tcPr>
@@ -8479,6 +8890,7 @@
     </w:tblStylePr>
     <w:tblStylePr w:type="lastRow">
       <w:rPr>
+        <w:rFonts w:eastAsia="黑体"/>
         <w:b/>
         <w:bCs/>
         <w:color w:themeColor="text2" w:val="1F497D"/>
@@ -8493,12 +8905,14 @@
     </w:tblStylePr>
     <w:tblStylePr w:type="firstCol">
       <w:rPr>
+        <w:rFonts w:eastAsia="黑体"/>
         <w:b/>
         <w:bCs/>
       </w:rPr>
     </w:tblStylePr>
     <w:tblStylePr w:type="lastCol">
       <w:rPr>
+        <w:rFonts w:eastAsia="黑体"/>
         <w:b/>
         <w:bCs/>
       </w:rPr>
@@ -8532,6 +8946,7 @@
       <w:spacing w:after="0" w:line="240" w:lineRule="auto"/>
     </w:pPr>
     <w:rPr>
+      <w:rFonts w:eastAsia="黑体"/>
       <w:color w:themeColor="text1" w:val="000000"/>
     </w:rPr>
     <w:tblPr>
@@ -8551,7 +8966,7 @@
     </w:tblPr>
     <w:tblStylePr w:type="firstRow">
       <w:rPr>
-        <w:rFonts w:asciiTheme="majorHAnsi" w:cstheme="majorBidi" w:eastAsiaTheme="majorEastAsia" w:hAnsiTheme="majorHAnsi"/>
+        <w:rFonts w:asciiTheme="majorHAnsi" w:cstheme="majorBidi" w:hAnsiTheme="majorHAnsi" w:eastAsia="黑体"/>
       </w:rPr>
       <w:tblPr/>
       <w:tcPr>
@@ -8563,6 +8978,7 @@
     </w:tblStylePr>
     <w:tblStylePr w:type="lastRow">
       <w:rPr>
+        <w:rFonts w:eastAsia="黑体"/>
         <w:b/>
         <w:bCs/>
         <w:color w:themeColor="text2" w:val="1F497D"/>
@@ -8577,12 +8993,14 @@
     </w:tblStylePr>
     <w:tblStylePr w:type="firstCol">
       <w:rPr>
+        <w:rFonts w:eastAsia="黑体"/>
         <w:b/>
         <w:bCs/>
       </w:rPr>
     </w:tblStylePr>
     <w:tblStylePr w:type="lastCol">
       <w:rPr>
+        <w:rFonts w:eastAsia="黑体"/>
         <w:b/>
         <w:bCs/>
       </w:rPr>
@@ -8616,7 +9034,7 @@
       <w:spacing w:after="0" w:line="240" w:lineRule="auto"/>
     </w:pPr>
     <w:rPr>
-      <w:rFonts w:asciiTheme="majorHAnsi" w:cstheme="majorBidi" w:eastAsiaTheme="majorEastAsia" w:hAnsiTheme="majorHAnsi"/>
+      <w:rFonts w:asciiTheme="majorHAnsi" w:cstheme="majorBidi" w:hAnsiTheme="majorHAnsi" w:eastAsia="黑体"/>
       <w:color w:themeColor="text1" w:val="000000"/>
     </w:rPr>
     <w:tblPr>
@@ -8638,6 +9056,7 @@
     </w:tblPr>
     <w:tblStylePr w:type="firstRow">
       <w:rPr>
+        <w:rFonts w:eastAsia="黑体"/>
         <w:sz w:val="24"/>
         <w:szCs w:val="24"/>
       </w:rPr>
@@ -8744,7 +9163,7 @@
       <w:spacing w:after="0" w:line="240" w:lineRule="auto"/>
     </w:pPr>
     <w:rPr>
-      <w:rFonts w:asciiTheme="majorHAnsi" w:cstheme="majorBidi" w:eastAsiaTheme="majorEastAsia" w:hAnsiTheme="majorHAnsi"/>
+      <w:rFonts w:asciiTheme="majorHAnsi" w:cstheme="majorBidi" w:hAnsiTheme="majorHAnsi" w:eastAsia="黑体"/>
       <w:color w:themeColor="text1" w:val="000000"/>
     </w:rPr>
     <w:tblPr>
@@ -8766,6 +9185,7 @@
     </w:tblPr>
     <w:tblStylePr w:type="firstRow">
       <w:rPr>
+        <w:rFonts w:eastAsia="黑体"/>
         <w:sz w:val="24"/>
         <w:szCs w:val="24"/>
       </w:rPr>
@@ -8872,7 +9292,7 @@
       <w:spacing w:after="0" w:line="240" w:lineRule="auto"/>
     </w:pPr>
     <w:rPr>
-      <w:rFonts w:asciiTheme="majorHAnsi" w:cstheme="majorBidi" w:eastAsiaTheme="majorEastAsia" w:hAnsiTheme="majorHAnsi"/>
+      <w:rFonts w:asciiTheme="majorHAnsi" w:cstheme="majorBidi" w:hAnsiTheme="majorHAnsi" w:eastAsia="黑体"/>
       <w:color w:themeColor="text1" w:val="000000"/>
     </w:rPr>
     <w:tblPr>
@@ -8894,6 +9314,7 @@
     </w:tblPr>
     <w:tblStylePr w:type="firstRow">
       <w:rPr>
+        <w:rFonts w:eastAsia="黑体"/>
         <w:sz w:val="24"/>
         <w:szCs w:val="24"/>
       </w:rPr>
@@ -9000,7 +9421,7 @@
       <w:spacing w:after="0" w:line="240" w:lineRule="auto"/>
     </w:pPr>
     <w:rPr>
-      <w:rFonts w:asciiTheme="majorHAnsi" w:cstheme="majorBidi" w:eastAsiaTheme="majorEastAsia" w:hAnsiTheme="majorHAnsi"/>
+      <w:rFonts w:asciiTheme="majorHAnsi" w:cstheme="majorBidi" w:hAnsiTheme="majorHAnsi" w:eastAsia="黑体"/>
       <w:color w:themeColor="text1" w:val="000000"/>
     </w:rPr>
     <w:tblPr>
@@ -9022,6 +9443,7 @@
     </w:tblPr>
     <w:tblStylePr w:type="firstRow">
       <w:rPr>
+        <w:rFonts w:eastAsia="黑体"/>
         <w:sz w:val="24"/>
         <w:szCs w:val="24"/>
       </w:rPr>
@@ -9128,7 +9550,7 @@
       <w:spacing w:after="0" w:line="240" w:lineRule="auto"/>
     </w:pPr>
     <w:rPr>
-      <w:rFonts w:asciiTheme="majorHAnsi" w:cstheme="majorBidi" w:eastAsiaTheme="majorEastAsia" w:hAnsiTheme="majorHAnsi"/>
+      <w:rFonts w:asciiTheme="majorHAnsi" w:cstheme="majorBidi" w:hAnsiTheme="majorHAnsi" w:eastAsia="黑体"/>
       <w:color w:themeColor="text1" w:val="000000"/>
     </w:rPr>
     <w:tblPr>
@@ -9150,6 +9572,7 @@
     </w:tblPr>
     <w:tblStylePr w:type="firstRow">
       <w:rPr>
+        <w:rFonts w:eastAsia="黑体"/>
         <w:sz w:val="24"/>
         <w:szCs w:val="24"/>
       </w:rPr>
@@ -9256,7 +9679,7 @@
       <w:spacing w:after="0" w:line="240" w:lineRule="auto"/>
     </w:pPr>
     <w:rPr>
-      <w:rFonts w:asciiTheme="majorHAnsi" w:cstheme="majorBidi" w:eastAsiaTheme="majorEastAsia" w:hAnsiTheme="majorHAnsi"/>
+      <w:rFonts w:asciiTheme="majorHAnsi" w:cstheme="majorBidi" w:hAnsiTheme="majorHAnsi" w:eastAsia="黑体"/>
       <w:color w:themeColor="text1" w:val="000000"/>
     </w:rPr>
     <w:tblPr>
@@ -9278,6 +9701,7 @@
     </w:tblPr>
     <w:tblStylePr w:type="firstRow">
       <w:rPr>
+        <w:rFonts w:eastAsia="黑体"/>
         <w:sz w:val="24"/>
         <w:szCs w:val="24"/>
       </w:rPr>
@@ -9384,7 +9808,7 @@
       <w:spacing w:after="0" w:line="240" w:lineRule="auto"/>
     </w:pPr>
     <w:rPr>
-      <w:rFonts w:asciiTheme="majorHAnsi" w:cstheme="majorBidi" w:eastAsiaTheme="majorEastAsia" w:hAnsiTheme="majorHAnsi"/>
+      <w:rFonts w:asciiTheme="majorHAnsi" w:cstheme="majorBidi" w:hAnsiTheme="majorHAnsi" w:eastAsia="黑体"/>
       <w:color w:themeColor="text1" w:val="000000"/>
     </w:rPr>
     <w:tblPr>
@@ -9406,6 +9830,7 @@
     </w:tblPr>
     <w:tblStylePr w:type="firstRow">
       <w:rPr>
+        <w:rFonts w:eastAsia="黑体"/>
         <w:sz w:val="24"/>
         <w:szCs w:val="24"/>
       </w:rPr>
@@ -9535,12 +9960,14 @@
     </w:tcPr>
     <w:tblStylePr w:type="firstRow">
       <w:rPr>
+        <w:rFonts w:eastAsia="黑体"/>
         <w:b/>
         <w:bCs/>
       </w:rPr>
     </w:tblStylePr>
     <w:tblStylePr w:type="lastRow">
       <w:rPr>
+        <w:rFonts w:eastAsia="黑体"/>
         <w:b/>
         <w:bCs/>
       </w:rPr>
@@ -9553,12 +9980,14 @@
     </w:tblStylePr>
     <w:tblStylePr w:type="firstCol">
       <w:rPr>
+        <w:rFonts w:eastAsia="黑体"/>
         <w:b/>
         <w:bCs/>
       </w:rPr>
     </w:tblStylePr>
     <w:tblStylePr w:type="lastCol">
       <w:rPr>
+        <w:rFonts w:eastAsia="黑体"/>
         <w:b/>
         <w:bCs/>
       </w:rPr>
@@ -9608,12 +10037,14 @@
     </w:tcPr>
     <w:tblStylePr w:type="firstRow">
       <w:rPr>
+        <w:rFonts w:eastAsia="黑体"/>
         <w:b/>
         <w:bCs/>
       </w:rPr>
     </w:tblStylePr>
     <w:tblStylePr w:type="lastRow">
       <w:rPr>
+        <w:rFonts w:eastAsia="黑体"/>
         <w:b/>
         <w:bCs/>
       </w:rPr>
@@ -9626,12 +10057,14 @@
     </w:tblStylePr>
     <w:tblStylePr w:type="firstCol">
       <w:rPr>
+        <w:rFonts w:eastAsia="黑体"/>
         <w:b/>
         <w:bCs/>
       </w:rPr>
     </w:tblStylePr>
     <w:tblStylePr w:type="lastCol">
       <w:rPr>
+        <w:rFonts w:eastAsia="黑体"/>
         <w:b/>
         <w:bCs/>
       </w:rPr>
@@ -9681,12 +10114,14 @@
     </w:tcPr>
     <w:tblStylePr w:type="firstRow">
       <w:rPr>
+        <w:rFonts w:eastAsia="黑体"/>
         <w:b/>
         <w:bCs/>
       </w:rPr>
     </w:tblStylePr>
     <w:tblStylePr w:type="lastRow">
       <w:rPr>
+        <w:rFonts w:eastAsia="黑体"/>
         <w:b/>
         <w:bCs/>
       </w:rPr>
@@ -9699,12 +10134,14 @@
     </w:tblStylePr>
     <w:tblStylePr w:type="firstCol">
       <w:rPr>
+        <w:rFonts w:eastAsia="黑体"/>
         <w:b/>
         <w:bCs/>
       </w:rPr>
     </w:tblStylePr>
     <w:tblStylePr w:type="lastCol">
       <w:rPr>
+        <w:rFonts w:eastAsia="黑体"/>
         <w:b/>
         <w:bCs/>
       </w:rPr>
@@ -9754,12 +10191,14 @@
     </w:tcPr>
     <w:tblStylePr w:type="firstRow">
       <w:rPr>
+        <w:rFonts w:eastAsia="黑体"/>
         <w:b/>
         <w:bCs/>
       </w:rPr>
     </w:tblStylePr>
     <w:tblStylePr w:type="lastRow">
       <w:rPr>
+        <w:rFonts w:eastAsia="黑体"/>
         <w:b/>
         <w:bCs/>
       </w:rPr>
@@ -9772,12 +10211,14 @@
     </w:tblStylePr>
     <w:tblStylePr w:type="firstCol">
       <w:rPr>
+        <w:rFonts w:eastAsia="黑体"/>
         <w:b/>
         <w:bCs/>
       </w:rPr>
     </w:tblStylePr>
     <w:tblStylePr w:type="lastCol">
       <w:rPr>
+        <w:rFonts w:eastAsia="黑体"/>
         <w:b/>
         <w:bCs/>
       </w:rPr>
@@ -9827,12 +10268,14 @@
     </w:tcPr>
     <w:tblStylePr w:type="firstRow">
       <w:rPr>
+        <w:rFonts w:eastAsia="黑体"/>
         <w:b/>
         <w:bCs/>
       </w:rPr>
     </w:tblStylePr>
     <w:tblStylePr w:type="lastRow">
       <w:rPr>
+        <w:rFonts w:eastAsia="黑体"/>
         <w:b/>
         <w:bCs/>
       </w:rPr>
@@ -9845,12 +10288,14 @@
     </w:tblStylePr>
     <w:tblStylePr w:type="firstCol">
       <w:rPr>
+        <w:rFonts w:eastAsia="黑体"/>
         <w:b/>
         <w:bCs/>
       </w:rPr>
     </w:tblStylePr>
     <w:tblStylePr w:type="lastCol">
       <w:rPr>
+        <w:rFonts w:eastAsia="黑体"/>
         <w:b/>
         <w:bCs/>
       </w:rPr>
@@ -9900,12 +10345,14 @@
     </w:tcPr>
     <w:tblStylePr w:type="firstRow">
       <w:rPr>
+        <w:rFonts w:eastAsia="黑体"/>
         <w:b/>
         <w:bCs/>
       </w:rPr>
     </w:tblStylePr>
     <w:tblStylePr w:type="lastRow">
       <w:rPr>
+        <w:rFonts w:eastAsia="黑体"/>
         <w:b/>
         <w:bCs/>
       </w:rPr>
@@ -9918,12 +10365,14 @@
     </w:tblStylePr>
     <w:tblStylePr w:type="firstCol">
       <w:rPr>
+        <w:rFonts w:eastAsia="黑体"/>
         <w:b/>
         <w:bCs/>
       </w:rPr>
     </w:tblStylePr>
     <w:tblStylePr w:type="lastCol">
       <w:rPr>
+        <w:rFonts w:eastAsia="黑体"/>
         <w:b/>
         <w:bCs/>
       </w:rPr>
@@ -9973,12 +10422,14 @@
     </w:tcPr>
     <w:tblStylePr w:type="firstRow">
       <w:rPr>
+        <w:rFonts w:eastAsia="黑体"/>
         <w:b/>
         <w:bCs/>
       </w:rPr>
     </w:tblStylePr>
     <w:tblStylePr w:type="lastRow">
       <w:rPr>
+        <w:rFonts w:eastAsia="黑体"/>
         <w:b/>
         <w:bCs/>
       </w:rPr>
@@ -9991,12 +10442,14 @@
     </w:tblStylePr>
     <w:tblStylePr w:type="firstCol">
       <w:rPr>
+        <w:rFonts w:eastAsia="黑体"/>
         <w:b/>
         <w:bCs/>
       </w:rPr>
     </w:tblStylePr>
     <w:tblStylePr w:type="lastCol">
       <w:rPr>
+        <w:rFonts w:eastAsia="黑体"/>
         <w:b/>
         <w:bCs/>
       </w:rPr>
@@ -10023,7 +10476,7 @@
       <w:spacing w:after="0" w:line="240" w:lineRule="auto"/>
     </w:pPr>
     <w:rPr>
-      <w:rFonts w:asciiTheme="majorHAnsi" w:cstheme="majorBidi" w:eastAsiaTheme="majorEastAsia" w:hAnsiTheme="majorHAnsi"/>
+      <w:rFonts w:asciiTheme="majorHAnsi" w:cstheme="majorBidi" w:hAnsiTheme="majorHAnsi" w:eastAsia="黑体"/>
       <w:color w:themeColor="text1" w:val="000000"/>
     </w:rPr>
     <w:tblPr>
@@ -10050,6 +10503,7 @@
     </w:tcPr>
     <w:tblStylePr w:type="firstRow">
       <w:rPr>
+        <w:rFonts w:eastAsia="黑体"/>
         <w:b/>
         <w:bCs/>
         <w:color w:themeColor="text1" w:val="000000"/>
@@ -10061,6 +10515,7 @@
     </w:tblStylePr>
     <w:tblStylePr w:type="lastRow">
       <w:rPr>
+        <w:rFonts w:eastAsia="黑体"/>
         <w:b/>
         <w:bCs/>
         <w:color w:themeColor="text1" w:val="000000"/>
@@ -10080,6 +10535,7 @@
     </w:tblStylePr>
     <w:tblStylePr w:type="firstCol">
       <w:rPr>
+        <w:rFonts w:eastAsia="黑体"/>
         <w:b/>
         <w:bCs/>
         <w:color w:themeColor="text1" w:val="000000"/>
@@ -10099,6 +10555,7 @@
     </w:tblStylePr>
     <w:tblStylePr w:type="lastCol">
       <w:rPr>
+        <w:rFonts w:eastAsia="黑体"/>
         <w:b w:val="0"/>
         <w:bCs w:val="0"/>
         <w:color w:themeColor="text1" w:val="000000"/>
@@ -10148,7 +10605,7 @@
       <w:spacing w:after="0" w:line="240" w:lineRule="auto"/>
     </w:pPr>
     <w:rPr>
-      <w:rFonts w:asciiTheme="majorHAnsi" w:cstheme="majorBidi" w:eastAsiaTheme="majorEastAsia" w:hAnsiTheme="majorHAnsi"/>
+      <w:rFonts w:asciiTheme="majorHAnsi" w:cstheme="majorBidi" w:hAnsiTheme="majorHAnsi" w:eastAsia="黑体"/>
       <w:color w:themeColor="text1" w:val="000000"/>
     </w:rPr>
     <w:tblPr>
@@ -10175,6 +10632,7 @@
     </w:tcPr>
     <w:tblStylePr w:type="firstRow">
       <w:rPr>
+        <w:rFonts w:eastAsia="黑体"/>
         <w:b/>
         <w:bCs/>
         <w:color w:themeColor="text1" w:val="000000"/>
@@ -10186,6 +10644,7 @@
     </w:tblStylePr>
     <w:tblStylePr w:type="lastRow">
       <w:rPr>
+        <w:rFonts w:eastAsia="黑体"/>
         <w:b/>
         <w:bCs/>
         <w:color w:themeColor="text1" w:val="000000"/>
@@ -10205,6 +10664,7 @@
     </w:tblStylePr>
     <w:tblStylePr w:type="firstCol">
       <w:rPr>
+        <w:rFonts w:eastAsia="黑体"/>
         <w:b/>
         <w:bCs/>
         <w:color w:themeColor="text1" w:val="000000"/>
@@ -10224,6 +10684,7 @@
     </w:tblStylePr>
     <w:tblStylePr w:type="lastCol">
       <w:rPr>
+        <w:rFonts w:eastAsia="黑体"/>
         <w:b w:val="0"/>
         <w:bCs w:val="0"/>
         <w:color w:themeColor="text1" w:val="000000"/>
@@ -10273,7 +10734,7 @@
       <w:spacing w:after="0" w:line="240" w:lineRule="auto"/>
     </w:pPr>
     <w:rPr>
-      <w:rFonts w:asciiTheme="majorHAnsi" w:cstheme="majorBidi" w:eastAsiaTheme="majorEastAsia" w:hAnsiTheme="majorHAnsi"/>
+      <w:rFonts w:asciiTheme="majorHAnsi" w:cstheme="majorBidi" w:hAnsiTheme="majorHAnsi" w:eastAsia="黑体"/>
       <w:color w:themeColor="text1" w:val="000000"/>
     </w:rPr>
     <w:tblPr>
@@ -10300,6 +10761,7 @@
     </w:tcPr>
     <w:tblStylePr w:type="firstRow">
       <w:rPr>
+        <w:rFonts w:eastAsia="黑体"/>
         <w:b/>
         <w:bCs/>
         <w:color w:themeColor="text1" w:val="000000"/>
@@ -10311,6 +10773,7 @@
     </w:tblStylePr>
     <w:tblStylePr w:type="lastRow">
       <w:rPr>
+        <w:rFonts w:eastAsia="黑体"/>
         <w:b/>
         <w:bCs/>
         <w:color w:themeColor="text1" w:val="000000"/>
@@ -10330,6 +10793,7 @@
     </w:tblStylePr>
     <w:tblStylePr w:type="firstCol">
       <w:rPr>
+        <w:rFonts w:eastAsia="黑体"/>
         <w:b/>
         <w:bCs/>
         <w:color w:themeColor="text1" w:val="000000"/>
@@ -10349,6 +10813,7 @@
     </w:tblStylePr>
     <w:tblStylePr w:type="lastCol">
       <w:rPr>
+        <w:rFonts w:eastAsia="黑体"/>
         <w:b w:val="0"/>
         <w:bCs w:val="0"/>
         <w:color w:themeColor="text1" w:val="000000"/>
@@ -10398,7 +10863,7 @@
       <w:spacing w:after="0" w:line="240" w:lineRule="auto"/>
     </w:pPr>
     <w:rPr>
-      <w:rFonts w:asciiTheme="majorHAnsi" w:cstheme="majorBidi" w:eastAsiaTheme="majorEastAsia" w:hAnsiTheme="majorHAnsi"/>
+      <w:rFonts w:asciiTheme="majorHAnsi" w:cstheme="majorBidi" w:hAnsiTheme="majorHAnsi" w:eastAsia="黑体"/>
       <w:color w:themeColor="text1" w:val="000000"/>
     </w:rPr>
     <w:tblPr>
@@ -10425,6 +10890,7 @@
     </w:tcPr>
     <w:tblStylePr w:type="firstRow">
       <w:rPr>
+        <w:rFonts w:eastAsia="黑体"/>
         <w:b/>
         <w:bCs/>
         <w:color w:themeColor="text1" w:val="000000"/>
@@ -10436,6 +10902,7 @@
     </w:tblStylePr>
     <w:tblStylePr w:type="lastRow">
       <w:rPr>
+        <w:rFonts w:eastAsia="黑体"/>
         <w:b/>
         <w:bCs/>
         <w:color w:themeColor="text1" w:val="000000"/>
@@ -10455,6 +10922,7 @@
     </w:tblStylePr>
     <w:tblStylePr w:type="firstCol">
       <w:rPr>
+        <w:rFonts w:eastAsia="黑体"/>
         <w:b/>
         <w:bCs/>
         <w:color w:themeColor="text1" w:val="000000"/>
@@ -10474,6 +10942,7 @@
     </w:tblStylePr>
     <w:tblStylePr w:type="lastCol">
       <w:rPr>
+        <w:rFonts w:eastAsia="黑体"/>
         <w:b w:val="0"/>
         <w:bCs w:val="0"/>
         <w:color w:themeColor="text1" w:val="000000"/>
@@ -10523,7 +10992,7 @@
       <w:spacing w:after="0" w:line="240" w:lineRule="auto"/>
     </w:pPr>
     <w:rPr>
-      <w:rFonts w:asciiTheme="majorHAnsi" w:cstheme="majorBidi" w:eastAsiaTheme="majorEastAsia" w:hAnsiTheme="majorHAnsi"/>
+      <w:rFonts w:asciiTheme="majorHAnsi" w:cstheme="majorBidi" w:hAnsiTheme="majorHAnsi" w:eastAsia="黑体"/>
       <w:color w:themeColor="text1" w:val="000000"/>
     </w:rPr>
     <w:tblPr>
@@ -10550,6 +11019,7 @@
     </w:tcPr>
     <w:tblStylePr w:type="firstRow">
       <w:rPr>
+        <w:rFonts w:eastAsia="黑体"/>
         <w:b/>
         <w:bCs/>
         <w:color w:themeColor="text1" w:val="000000"/>
@@ -10561,6 +11031,7 @@
     </w:tblStylePr>
     <w:tblStylePr w:type="lastRow">
       <w:rPr>
+        <w:rFonts w:eastAsia="黑体"/>
         <w:b/>
         <w:bCs/>
         <w:color w:themeColor="text1" w:val="000000"/>
@@ -10580,6 +11051,7 @@
     </w:tblStylePr>
     <w:tblStylePr w:type="firstCol">
       <w:rPr>
+        <w:rFonts w:eastAsia="黑体"/>
         <w:b/>
         <w:bCs/>
         <w:color w:themeColor="text1" w:val="000000"/>
@@ -10599,6 +11071,7 @@
     </w:tblStylePr>
     <w:tblStylePr w:type="lastCol">
       <w:rPr>
+        <w:rFonts w:eastAsia="黑体"/>
         <w:b w:val="0"/>
         <w:bCs w:val="0"/>
         <w:color w:themeColor="text1" w:val="000000"/>
@@ -10648,7 +11121,7 @@
       <w:spacing w:after="0" w:line="240" w:lineRule="auto"/>
     </w:pPr>
     <w:rPr>
-      <w:rFonts w:asciiTheme="majorHAnsi" w:cstheme="majorBidi" w:eastAsiaTheme="majorEastAsia" w:hAnsiTheme="majorHAnsi"/>
+      <w:rFonts w:asciiTheme="majorHAnsi" w:cstheme="majorBidi" w:hAnsiTheme="majorHAnsi" w:eastAsia="黑体"/>
       <w:color w:themeColor="text1" w:val="000000"/>
     </w:rPr>
     <w:tblPr>
@@ -10675,6 +11148,7 @@
     </w:tcPr>
     <w:tblStylePr w:type="firstRow">
       <w:rPr>
+        <w:rFonts w:eastAsia="黑体"/>
         <w:b/>
         <w:bCs/>
         <w:color w:themeColor="text1" w:val="000000"/>
@@ -10686,6 +11160,7 @@
     </w:tblStylePr>
     <w:tblStylePr w:type="lastRow">
       <w:rPr>
+        <w:rFonts w:eastAsia="黑体"/>
         <w:b/>
         <w:bCs/>
         <w:color w:themeColor="text1" w:val="000000"/>
@@ -10705,6 +11180,7 @@
     </w:tblStylePr>
     <w:tblStylePr w:type="firstCol">
       <w:rPr>
+        <w:rFonts w:eastAsia="黑体"/>
         <w:b/>
         <w:bCs/>
         <w:color w:themeColor="text1" w:val="000000"/>
@@ -10724,6 +11200,7 @@
     </w:tblStylePr>
     <w:tblStylePr w:type="lastCol">
       <w:rPr>
+        <w:rFonts w:eastAsia="黑体"/>
         <w:b w:val="0"/>
         <w:bCs w:val="0"/>
         <w:color w:themeColor="text1" w:val="000000"/>
@@ -10773,7 +11250,7 @@
       <w:spacing w:after="0" w:line="240" w:lineRule="auto"/>
     </w:pPr>
     <w:rPr>
-      <w:rFonts w:asciiTheme="majorHAnsi" w:cstheme="majorBidi" w:eastAsiaTheme="majorEastAsia" w:hAnsiTheme="majorHAnsi"/>
+      <w:rFonts w:asciiTheme="majorHAnsi" w:cstheme="majorBidi" w:hAnsiTheme="majorHAnsi" w:eastAsia="黑体"/>
       <w:color w:themeColor="text1" w:val="000000"/>
     </w:rPr>
     <w:tblPr>
@@ -10800,6 +11277,7 @@
     </w:tcPr>
     <w:tblStylePr w:type="firstRow">
       <w:rPr>
+        <w:rFonts w:eastAsia="黑体"/>
         <w:b/>
         <w:bCs/>
         <w:color w:themeColor="text1" w:val="000000"/>
@@ -10811,6 +11289,7 @@
     </w:tblStylePr>
     <w:tblStylePr w:type="lastRow">
       <w:rPr>
+        <w:rFonts w:eastAsia="黑体"/>
         <w:b/>
         <w:bCs/>
         <w:color w:themeColor="text1" w:val="000000"/>
@@ -10830,6 +11309,7 @@
     </w:tblStylePr>
     <w:tblStylePr w:type="firstCol">
       <w:rPr>
+        <w:rFonts w:eastAsia="黑体"/>
         <w:b/>
         <w:bCs/>
         <w:color w:themeColor="text1" w:val="000000"/>
@@ -10849,6 +11329,7 @@
     </w:tblStylePr>
     <w:tblStylePr w:type="lastCol">
       <w:rPr>
+        <w:rFonts w:eastAsia="黑体"/>
         <w:b w:val="0"/>
         <w:bCs w:val="0"/>
         <w:color w:themeColor="text1" w:val="000000"/>
@@ -10921,6 +11402,7 @@
     </w:tcPr>
     <w:tblStylePr w:type="firstRow">
       <w:rPr>
+        <w:rFonts w:eastAsia="黑体"/>
         <w:b/>
         <w:bCs/>
         <w:i w:val="0"/>
@@ -10942,6 +11424,7 @@
     </w:tblStylePr>
     <w:tblStylePr w:type="lastRow">
       <w:rPr>
+        <w:rFonts w:eastAsia="黑体"/>
         <w:b/>
         <w:bCs/>
         <w:i w:val="0"/>
@@ -10963,6 +11446,7 @@
     </w:tblStylePr>
     <w:tblStylePr w:type="firstCol">
       <w:rPr>
+        <w:rFonts w:eastAsia="黑体"/>
         <w:b/>
         <w:bCs/>
         <w:i w:val="0"/>
@@ -10982,6 +11466,7 @@
     </w:tblStylePr>
     <w:tblStylePr w:type="lastCol">
       <w:rPr>
+        <w:rFonts w:eastAsia="黑体"/>
         <w:b/>
         <w:bCs/>
         <w:i w:val="0"/>
@@ -11062,6 +11547,7 @@
     </w:tcPr>
     <w:tblStylePr w:type="firstRow">
       <w:rPr>
+        <w:rFonts w:eastAsia="黑体"/>
         <w:b/>
         <w:bCs/>
         <w:i w:val="0"/>
@@ -11083,6 +11569,7 @@
     </w:tblStylePr>
     <w:tblStylePr w:type="lastRow">
       <w:rPr>
+        <w:rFonts w:eastAsia="黑体"/>
         <w:b/>
         <w:bCs/>
         <w:i w:val="0"/>
@@ -11104,6 +11591,7 @@
     </w:tblStylePr>
     <w:tblStylePr w:type="firstCol">
       <w:rPr>
+        <w:rFonts w:eastAsia="黑体"/>
         <w:b/>
         <w:bCs/>
         <w:i w:val="0"/>
@@ -11123,6 +11611,7 @@
     </w:tblStylePr>
     <w:tblStylePr w:type="lastCol">
       <w:rPr>
+        <w:rFonts w:eastAsia="黑体"/>
         <w:b/>
         <w:bCs/>
         <w:i w:val="0"/>
@@ -11203,6 +11692,7 @@
     </w:tcPr>
     <w:tblStylePr w:type="firstRow">
       <w:rPr>
+        <w:rFonts w:eastAsia="黑体"/>
         <w:b/>
         <w:bCs/>
         <w:i w:val="0"/>
@@ -11224,6 +11714,7 @@
     </w:tblStylePr>
     <w:tblStylePr w:type="lastRow">
       <w:rPr>
+        <w:rFonts w:eastAsia="黑体"/>
         <w:b/>
         <w:bCs/>
         <w:i w:val="0"/>
@@ -11245,6 +11736,7 @@
     </w:tblStylePr>
     <w:tblStylePr w:type="firstCol">
       <w:rPr>
+        <w:rFonts w:eastAsia="黑体"/>
         <w:b/>
         <w:bCs/>
         <w:i w:val="0"/>
@@ -11264,6 +11756,7 @@
     </w:tblStylePr>
     <w:tblStylePr w:type="lastCol">
       <w:rPr>
+        <w:rFonts w:eastAsia="黑体"/>
         <w:b/>
         <w:bCs/>
         <w:i w:val="0"/>
@@ -11344,6 +11837,7 @@
     </w:tcPr>
     <w:tblStylePr w:type="firstRow">
       <w:rPr>
+        <w:rFonts w:eastAsia="黑体"/>
         <w:b/>
         <w:bCs/>
         <w:i w:val="0"/>
@@ -11365,6 +11859,7 @@
     </w:tblStylePr>
     <w:tblStylePr w:type="lastRow">
       <w:rPr>
+        <w:rFonts w:eastAsia="黑体"/>
         <w:b/>
         <w:bCs/>
         <w:i w:val="0"/>
@@ -11386,6 +11881,7 @@
     </w:tblStylePr>
     <w:tblStylePr w:type="firstCol">
       <w:rPr>
+        <w:rFonts w:eastAsia="黑体"/>
         <w:b/>
         <w:bCs/>
         <w:i w:val="0"/>
@@ -11405,6 +11901,7 @@
     </w:tblStylePr>
     <w:tblStylePr w:type="lastCol">
       <w:rPr>
+        <w:rFonts w:eastAsia="黑体"/>
         <w:b/>
         <w:bCs/>
         <w:i w:val="0"/>
@@ -11485,6 +11982,7 @@
     </w:tcPr>
     <w:tblStylePr w:type="firstRow">
       <w:rPr>
+        <w:rFonts w:eastAsia="黑体"/>
         <w:b/>
         <w:bCs/>
         <w:i w:val="0"/>
@@ -11506,6 +12004,7 @@
     </w:tblStylePr>
     <w:tblStylePr w:type="lastRow">
       <w:rPr>
+        <w:rFonts w:eastAsia="黑体"/>
         <w:b/>
         <w:bCs/>
         <w:i w:val="0"/>
@@ -11527,6 +12026,7 @@
     </w:tblStylePr>
     <w:tblStylePr w:type="firstCol">
       <w:rPr>
+        <w:rFonts w:eastAsia="黑体"/>
         <w:b/>
         <w:bCs/>
         <w:i w:val="0"/>
@@ -11546,6 +12046,7 @@
     </w:tblStylePr>
     <w:tblStylePr w:type="lastCol">
       <w:rPr>
+        <w:rFonts w:eastAsia="黑体"/>
         <w:b/>
         <w:bCs/>
         <w:i w:val="0"/>
@@ -11626,6 +12127,7 @@
     </w:tcPr>
     <w:tblStylePr w:type="firstRow">
       <w:rPr>
+        <w:rFonts w:eastAsia="黑体"/>
         <w:b/>
         <w:bCs/>
         <w:i w:val="0"/>
@@ -11647,6 +12149,7 @@
     </w:tblStylePr>
     <w:tblStylePr w:type="lastRow">
       <w:rPr>
+        <w:rFonts w:eastAsia="黑体"/>
         <w:b/>
         <w:bCs/>
         <w:i w:val="0"/>
@@ -11668,6 +12171,7 @@
     </w:tblStylePr>
     <w:tblStylePr w:type="firstCol">
       <w:rPr>
+        <w:rFonts w:eastAsia="黑体"/>
         <w:b/>
         <w:bCs/>
         <w:i w:val="0"/>
@@ -11687,6 +12191,7 @@
     </w:tblStylePr>
     <w:tblStylePr w:type="lastCol">
       <w:rPr>
+        <w:rFonts w:eastAsia="黑体"/>
         <w:b/>
         <w:bCs/>
         <w:i w:val="0"/>
@@ -11767,6 +12272,7 @@
     </w:tcPr>
     <w:tblStylePr w:type="firstRow">
       <w:rPr>
+        <w:rFonts w:eastAsia="黑体"/>
         <w:b/>
         <w:bCs/>
         <w:i w:val="0"/>
@@ -11788,6 +12294,7 @@
     </w:tblStylePr>
     <w:tblStylePr w:type="lastRow">
       <w:rPr>
+        <w:rFonts w:eastAsia="黑体"/>
         <w:b/>
         <w:bCs/>
         <w:i w:val="0"/>
@@ -11809,6 +12316,7 @@
     </w:tblStylePr>
     <w:tblStylePr w:type="firstCol">
       <w:rPr>
+        <w:rFonts w:eastAsia="黑体"/>
         <w:b/>
         <w:bCs/>
         <w:i w:val="0"/>
@@ -11828,6 +12336,7 @@
     </w:tblStylePr>
     <w:tblStylePr w:type="lastCol">
       <w:rPr>
+        <w:rFonts w:eastAsia="黑体"/>
         <w:b/>
         <w:bCs/>
         <w:i w:val="0"/>
@@ -11885,6 +12394,7 @@
       <w:spacing w:after="0" w:line="240" w:lineRule="auto"/>
     </w:pPr>
     <w:rPr>
+      <w:rFonts w:eastAsia="黑体"/>
       <w:color w:themeColor="background1" w:val="FFFFFF"/>
     </w:rPr>
     <w:tblPr>
@@ -11903,6 +12413,7 @@
     </w:tcPr>
     <w:tblStylePr w:type="firstRow">
       <w:rPr>
+        <w:rFonts w:eastAsia="黑体"/>
         <w:b/>
         <w:bCs/>
       </w:rPr>
@@ -11999,6 +12510,7 @@
       <w:spacing w:after="0" w:line="240" w:lineRule="auto"/>
     </w:pPr>
     <w:rPr>
+      <w:rFonts w:eastAsia="黑体"/>
       <w:color w:themeColor="background1" w:val="FFFFFF"/>
     </w:rPr>
     <w:tblPr>
@@ -12017,6 +12529,7 @@
     </w:tcPr>
     <w:tblStylePr w:type="firstRow">
       <w:rPr>
+        <w:rFonts w:eastAsia="黑体"/>
         <w:b/>
         <w:bCs/>
       </w:rPr>
@@ -12113,6 +12626,7 @@
       <w:spacing w:after="0" w:line="240" w:lineRule="auto"/>
     </w:pPr>
     <w:rPr>
+      <w:rFonts w:eastAsia="黑体"/>
       <w:color w:themeColor="background1" w:val="FFFFFF"/>
     </w:rPr>
     <w:tblPr>
@@ -12131,6 +12645,7 @@
     </w:tcPr>
     <w:tblStylePr w:type="firstRow">
       <w:rPr>
+        <w:rFonts w:eastAsia="黑体"/>
         <w:b/>
         <w:bCs/>
       </w:rPr>
@@ -12227,6 +12742,7 @@
       <w:spacing w:after="0" w:line="240" w:lineRule="auto"/>
     </w:pPr>
     <w:rPr>
+      <w:rFonts w:eastAsia="黑体"/>
       <w:color w:themeColor="background1" w:val="FFFFFF"/>
     </w:rPr>
     <w:tblPr>
@@ -12245,6 +12761,7 @@
     </w:tcPr>
     <w:tblStylePr w:type="firstRow">
       <w:rPr>
+        <w:rFonts w:eastAsia="黑体"/>
         <w:b/>
         <w:bCs/>
       </w:rPr>
@@ -12341,6 +12858,7 @@
       <w:spacing w:after="0" w:line="240" w:lineRule="auto"/>
     </w:pPr>
     <w:rPr>
+      <w:rFonts w:eastAsia="黑体"/>
       <w:color w:themeColor="background1" w:val="FFFFFF"/>
     </w:rPr>
     <w:tblPr>
@@ -12359,6 +12877,7 @@
     </w:tcPr>
     <w:tblStylePr w:type="firstRow">
       <w:rPr>
+        <w:rFonts w:eastAsia="黑体"/>
         <w:b/>
         <w:bCs/>
       </w:rPr>
@@ -12455,6 +12974,7 @@
       <w:spacing w:after="0" w:line="240" w:lineRule="auto"/>
     </w:pPr>
     <w:rPr>
+      <w:rFonts w:eastAsia="黑体"/>
       <w:color w:themeColor="background1" w:val="FFFFFF"/>
     </w:rPr>
     <w:tblPr>
@@ -12473,6 +12993,7 @@
     </w:tcPr>
     <w:tblStylePr w:type="firstRow">
       <w:rPr>
+        <w:rFonts w:eastAsia="黑体"/>
         <w:b/>
         <w:bCs/>
       </w:rPr>
@@ -12569,6 +13090,7 @@
       <w:spacing w:after="0" w:line="240" w:lineRule="auto"/>
     </w:pPr>
     <w:rPr>
+      <w:rFonts w:eastAsia="黑体"/>
       <w:color w:themeColor="background1" w:val="FFFFFF"/>
     </w:rPr>
     <w:tblPr>
@@ -12587,6 +13109,7 @@
     </w:tcPr>
     <w:tblStylePr w:type="firstRow">
       <w:rPr>
+        <w:rFonts w:eastAsia="黑体"/>
         <w:b/>
         <w:bCs/>
       </w:rPr>
@@ -12683,6 +13206,7 @@
       <w:spacing w:after="0" w:line="240" w:lineRule="auto"/>
     </w:pPr>
     <w:rPr>
+      <w:rFonts w:eastAsia="黑体"/>
       <w:color w:themeColor="text1" w:val="000000"/>
     </w:rPr>
     <w:tblPr>
@@ -12709,6 +13233,7 @@
     </w:tcPr>
     <w:tblStylePr w:type="firstRow">
       <w:rPr>
+        <w:rFonts w:eastAsia="黑体"/>
         <w:b/>
         <w:bCs/>
       </w:rPr>
@@ -12727,6 +13252,7 @@
     </w:tblStylePr>
     <w:tblStylePr w:type="lastRow">
       <w:rPr>
+        <w:rFonts w:eastAsia="黑体"/>
         <w:b/>
         <w:bCs/>
         <w:color w:themeColor="background1" w:val="FFFFFF"/>
@@ -12741,6 +13267,7 @@
     </w:tblStylePr>
     <w:tblStylePr w:type="firstCol">
       <w:rPr>
+        <w:rFonts w:eastAsia="黑体"/>
         <w:color w:themeColor="background1" w:val="FFFFFF"/>
       </w:rPr>
       <w:tblPr/>
@@ -12758,6 +13285,7 @@
     </w:tblStylePr>
     <w:tblStylePr w:type="lastCol">
       <w:rPr>
+        <w:rFonts w:eastAsia="黑体"/>
         <w:color w:themeColor="background1" w:val="FFFFFF"/>
       </w:rPr>
       <w:tblPr/>
@@ -12787,11 +13315,13 @@
     </w:tblStylePr>
     <w:tblStylePr w:type="neCell">
       <w:rPr>
+        <w:rFonts w:eastAsia="黑体"/>
         <w:color w:themeColor="text1" w:val="000000"/>
       </w:rPr>
     </w:tblStylePr>
     <w:tblStylePr w:type="nwCell">
       <w:rPr>
+        <w:rFonts w:eastAsia="黑体"/>
         <w:color w:themeColor="text1" w:val="000000"/>
       </w:rPr>
     </w:tblStylePr>
@@ -12805,6 +13335,7 @@
       <w:spacing w:after="0" w:line="240" w:lineRule="auto"/>
     </w:pPr>
     <w:rPr>
+      <w:rFonts w:eastAsia="黑体"/>
       <w:color w:themeColor="text1" w:val="000000"/>
     </w:rPr>
     <w:tblPr>
@@ -12831,6 +13362,7 @@
     </w:tcPr>
     <w:tblStylePr w:type="firstRow">
       <w:rPr>
+        <w:rFonts w:eastAsia="黑体"/>
         <w:b/>
         <w:bCs/>
       </w:rPr>
@@ -12849,6 +13381,7 @@
     </w:tblStylePr>
     <w:tblStylePr w:type="lastRow">
       <w:rPr>
+        <w:rFonts w:eastAsia="黑体"/>
         <w:b/>
         <w:bCs/>
         <w:color w:themeColor="background1" w:val="FFFFFF"/>
@@ -12863,6 +13396,7 @@
     </w:tblStylePr>
     <w:tblStylePr w:type="firstCol">
       <w:rPr>
+        <w:rFonts w:eastAsia="黑体"/>
         <w:color w:themeColor="background1" w:val="FFFFFF"/>
       </w:rPr>
       <w:tblPr/>
@@ -12880,6 +13414,7 @@
     </w:tblStylePr>
     <w:tblStylePr w:type="lastCol">
       <w:rPr>
+        <w:rFonts w:eastAsia="黑体"/>
         <w:color w:themeColor="background1" w:val="FFFFFF"/>
       </w:rPr>
       <w:tblPr/>
@@ -12909,11 +13444,13 @@
     </w:tblStylePr>
     <w:tblStylePr w:type="neCell">
       <w:rPr>
+        <w:rFonts w:eastAsia="黑体"/>
         <w:color w:themeColor="text1" w:val="000000"/>
       </w:rPr>
     </w:tblStylePr>
     <w:tblStylePr w:type="nwCell">
       <w:rPr>
+        <w:rFonts w:eastAsia="黑体"/>
         <w:color w:themeColor="text1" w:val="000000"/>
       </w:rPr>
     </w:tblStylePr>
@@ -12927,6 +13464,7 @@
       <w:spacing w:after="0" w:line="240" w:lineRule="auto"/>
     </w:pPr>
     <w:rPr>
+      <w:rFonts w:eastAsia="黑体"/>
       <w:color w:themeColor="text1" w:val="000000"/>
     </w:rPr>
     <w:tblPr>
@@ -12953,6 +13491,7 @@
     </w:tcPr>
     <w:tblStylePr w:type="firstRow">
       <w:rPr>
+        <w:rFonts w:eastAsia="黑体"/>
         <w:b/>
         <w:bCs/>
       </w:rPr>
@@ -12971,6 +13510,7 @@
     </w:tblStylePr>
     <w:tblStylePr w:type="lastRow">
       <w:rPr>
+        <w:rFonts w:eastAsia="黑体"/>
         <w:b/>
         <w:bCs/>
         <w:color w:themeColor="background1" w:val="FFFFFF"/>
@@ -12985,6 +13525,7 @@
     </w:tblStylePr>
     <w:tblStylePr w:type="firstCol">
       <w:rPr>
+        <w:rFonts w:eastAsia="黑体"/>
         <w:color w:themeColor="background1" w:val="FFFFFF"/>
       </w:rPr>
       <w:tblPr/>
@@ -13002,6 +13543,7 @@
     </w:tblStylePr>
     <w:tblStylePr w:type="lastCol">
       <w:rPr>
+        <w:rFonts w:eastAsia="黑体"/>
         <w:color w:themeColor="background1" w:val="FFFFFF"/>
       </w:rPr>
       <w:tblPr/>
@@ -13031,11 +13573,13 @@
     </w:tblStylePr>
     <w:tblStylePr w:type="neCell">
       <w:rPr>
+        <w:rFonts w:eastAsia="黑体"/>
         <w:color w:themeColor="text1" w:val="000000"/>
       </w:rPr>
     </w:tblStylePr>
     <w:tblStylePr w:type="nwCell">
       <w:rPr>
+        <w:rFonts w:eastAsia="黑体"/>
         <w:color w:themeColor="text1" w:val="000000"/>
       </w:rPr>
     </w:tblStylePr>
@@ -13049,6 +13593,7 @@
       <w:spacing w:after="0" w:line="240" w:lineRule="auto"/>
     </w:pPr>
     <w:rPr>
+      <w:rFonts w:eastAsia="黑体"/>
       <w:color w:themeColor="text1" w:val="000000"/>
     </w:rPr>
     <w:tblPr>
@@ -13075,6 +13620,7 @@
     </w:tcPr>
     <w:tblStylePr w:type="firstRow">
       <w:rPr>
+        <w:rFonts w:eastAsia="黑体"/>
         <w:b/>
         <w:bCs/>
       </w:rPr>
@@ -13093,6 +13639,7 @@
     </w:tblStylePr>
     <w:tblStylePr w:type="lastRow">
       <w:rPr>
+        <w:rFonts w:eastAsia="黑体"/>
         <w:b/>
         <w:bCs/>
         <w:color w:themeColor="background1" w:val="FFFFFF"/>
@@ -13107,6 +13654,7 @@
     </w:tblStylePr>
     <w:tblStylePr w:type="firstCol">
       <w:rPr>
+        <w:rFonts w:eastAsia="黑体"/>
         <w:color w:themeColor="background1" w:val="FFFFFF"/>
       </w:rPr>
       <w:tblPr/>
@@ -13124,6 +13672,7 @@
     </w:tblStylePr>
     <w:tblStylePr w:type="lastCol">
       <w:rPr>
+        <w:rFonts w:eastAsia="黑体"/>
         <w:color w:themeColor="background1" w:val="FFFFFF"/>
       </w:rPr>
       <w:tblPr/>
@@ -13161,6 +13710,7 @@
       <w:spacing w:after="0" w:line="240" w:lineRule="auto"/>
     </w:pPr>
     <w:rPr>
+      <w:rFonts w:eastAsia="黑体"/>
       <w:color w:themeColor="text1" w:val="000000"/>
     </w:rPr>
     <w:tblPr>
@@ -13187,6 +13737,7 @@
     </w:tcPr>
     <w:tblStylePr w:type="firstRow">
       <w:rPr>
+        <w:rFonts w:eastAsia="黑体"/>
         <w:b/>
         <w:bCs/>
       </w:rPr>
@@ -13205,6 +13756,7 @@
     </w:tblStylePr>
     <w:tblStylePr w:type="lastRow">
       <w:rPr>
+        <w:rFonts w:eastAsia="黑体"/>
         <w:b/>
         <w:bCs/>
         <w:color w:themeColor="background1" w:val="FFFFFF"/>
@@ -13219,6 +13771,7 @@
     </w:tblStylePr>
     <w:tblStylePr w:type="firstCol">
       <w:rPr>
+        <w:rFonts w:eastAsia="黑体"/>
         <w:color w:themeColor="background1" w:val="FFFFFF"/>
       </w:rPr>
       <w:tblPr/>
@@ -13236,6 +13789,7 @@
     </w:tblStylePr>
     <w:tblStylePr w:type="lastCol">
       <w:rPr>
+        <w:rFonts w:eastAsia="黑体"/>
         <w:color w:themeColor="background1" w:val="FFFFFF"/>
       </w:rPr>
       <w:tblPr/>
@@ -13265,11 +13819,13 @@
     </w:tblStylePr>
     <w:tblStylePr w:type="neCell">
       <w:rPr>
+        <w:rFonts w:eastAsia="黑体"/>
         <w:color w:themeColor="text1" w:val="000000"/>
       </w:rPr>
     </w:tblStylePr>
     <w:tblStylePr w:type="nwCell">
       <w:rPr>
+        <w:rFonts w:eastAsia="黑体"/>
         <w:color w:themeColor="text1" w:val="000000"/>
       </w:rPr>
     </w:tblStylePr>
@@ -13283,6 +13839,7 @@
       <w:spacing w:after="0" w:line="240" w:lineRule="auto"/>
     </w:pPr>
     <w:rPr>
+      <w:rFonts w:eastAsia="黑体"/>
       <w:color w:themeColor="text1" w:val="000000"/>
     </w:rPr>
     <w:tblPr>
@@ -13309,6 +13866,7 @@
     </w:tcPr>
     <w:tblStylePr w:type="firstRow">
       <w:rPr>
+        <w:rFonts w:eastAsia="黑体"/>
         <w:b/>
         <w:bCs/>
       </w:rPr>
@@ -13327,6 +13885,7 @@
     </w:tblStylePr>
     <w:tblStylePr w:type="lastRow">
       <w:rPr>
+        <w:rFonts w:eastAsia="黑体"/>
         <w:b/>
         <w:bCs/>
         <w:color w:themeColor="background1" w:val="FFFFFF"/>
@@ -13341,6 +13900,7 @@
     </w:tblStylePr>
     <w:tblStylePr w:type="firstCol">
       <w:rPr>
+        <w:rFonts w:eastAsia="黑体"/>
         <w:color w:themeColor="background1" w:val="FFFFFF"/>
       </w:rPr>
       <w:tblPr/>
@@ -13358,6 +13918,7 @@
     </w:tblStylePr>
     <w:tblStylePr w:type="lastCol">
       <w:rPr>
+        <w:rFonts w:eastAsia="黑体"/>
         <w:color w:themeColor="background1" w:val="FFFFFF"/>
       </w:rPr>
       <w:tblPr/>
@@ -13387,11 +13948,13 @@
     </w:tblStylePr>
     <w:tblStylePr w:type="neCell">
       <w:rPr>
+        <w:rFonts w:eastAsia="黑体"/>
         <w:color w:themeColor="text1" w:val="000000"/>
       </w:rPr>
     </w:tblStylePr>
     <w:tblStylePr w:type="nwCell">
       <w:rPr>
+        <w:rFonts w:eastAsia="黑体"/>
         <w:color w:themeColor="text1" w:val="000000"/>
       </w:rPr>
     </w:tblStylePr>
@@ -13405,6 +13968,7 @@
       <w:spacing w:after="0" w:line="240" w:lineRule="auto"/>
     </w:pPr>
     <w:rPr>
+      <w:rFonts w:eastAsia="黑体"/>
       <w:color w:themeColor="text1" w:val="000000"/>
     </w:rPr>
     <w:tblPr>
@@ -13431,6 +13995,7 @@
     </w:tcPr>
     <w:tblStylePr w:type="firstRow">
       <w:rPr>
+        <w:rFonts w:eastAsia="黑体"/>
         <w:b/>
         <w:bCs/>
       </w:rPr>
@@ -13449,6 +14014,7 @@
     </w:tblStylePr>
     <w:tblStylePr w:type="lastRow">
       <w:rPr>
+        <w:rFonts w:eastAsia="黑体"/>
         <w:b/>
         <w:bCs/>
         <w:color w:themeColor="background1" w:val="FFFFFF"/>
@@ -13463,6 +14029,7 @@
     </w:tblStylePr>
     <w:tblStylePr w:type="firstCol">
       <w:rPr>
+        <w:rFonts w:eastAsia="黑体"/>
         <w:color w:themeColor="background1" w:val="FFFFFF"/>
       </w:rPr>
       <w:tblPr/>
@@ -13480,6 +14047,7 @@
     </w:tblStylePr>
     <w:tblStylePr w:type="lastCol">
       <w:rPr>
+        <w:rFonts w:eastAsia="黑体"/>
         <w:color w:themeColor="background1" w:val="FFFFFF"/>
       </w:rPr>
       <w:tblPr/>
@@ -13509,11 +14077,13 @@
     </w:tblStylePr>
     <w:tblStylePr w:type="neCell">
       <w:rPr>
+        <w:rFonts w:eastAsia="黑体"/>
         <w:color w:themeColor="text1" w:val="000000"/>
       </w:rPr>
     </w:tblStylePr>
     <w:tblStylePr w:type="nwCell">
       <w:rPr>
+        <w:rFonts w:eastAsia="黑体"/>
         <w:color w:themeColor="text1" w:val="000000"/>
       </w:rPr>
     </w:tblStylePr>
@@ -13527,6 +14097,7 @@
       <w:spacing w:after="0" w:line="240" w:lineRule="auto"/>
     </w:pPr>
     <w:rPr>
+      <w:rFonts w:eastAsia="黑体"/>
       <w:color w:themeColor="text1" w:val="000000"/>
     </w:rPr>
     <w:tblPr>
@@ -13545,6 +14116,7 @@
     </w:tcPr>
     <w:tblStylePr w:type="firstRow">
       <w:rPr>
+        <w:rFonts w:eastAsia="黑体"/>
         <w:b/>
         <w:bCs/>
         <w:color w:themeColor="background1" w:val="FFFFFF"/>
@@ -13559,6 +14131,7 @@
     </w:tblStylePr>
     <w:tblStylePr w:type="lastRow">
       <w:rPr>
+        <w:rFonts w:eastAsia="黑体"/>
         <w:b/>
         <w:bCs/>
         <w:color w:themeColor="accent2" w:themeShade="CC" w:val="9E3A38"/>
@@ -13573,12 +14146,14 @@
     </w:tblStylePr>
     <w:tblStylePr w:type="firstCol">
       <w:rPr>
+        <w:rFonts w:eastAsia="黑体"/>
         <w:b/>
         <w:bCs/>
       </w:rPr>
     </w:tblStylePr>
     <w:tblStylePr w:type="lastCol">
       <w:rPr>
+        <w:rFonts w:eastAsia="黑体"/>
         <w:b/>
         <w:bCs/>
       </w:rPr>
@@ -13613,6 +14188,7 @@
       <w:spacing w:after="0" w:line="240" w:lineRule="auto"/>
     </w:pPr>
     <w:rPr>
+      <w:rFonts w:eastAsia="黑体"/>
       <w:color w:themeColor="text1" w:val="000000"/>
     </w:rPr>
     <w:tblPr>
@@ -13631,6 +14207,7 @@
     </w:tcPr>
     <w:tblStylePr w:type="firstRow">
       <w:rPr>
+        <w:rFonts w:eastAsia="黑体"/>
         <w:b/>
         <w:bCs/>
         <w:color w:themeColor="background1" w:val="FFFFFF"/>
@@ -13645,6 +14222,7 @@
     </w:tblStylePr>
     <w:tblStylePr w:type="lastRow">
       <w:rPr>
+        <w:rFonts w:eastAsia="黑体"/>
         <w:b/>
         <w:bCs/>
         <w:color w:themeColor="accent2" w:themeShade="CC" w:val="9E3A38"/>
@@ -13659,12 +14237,14 @@
     </w:tblStylePr>
     <w:tblStylePr w:type="firstCol">
       <w:rPr>
+        <w:rFonts w:eastAsia="黑体"/>
         <w:b/>
         <w:bCs/>
       </w:rPr>
     </w:tblStylePr>
     <w:tblStylePr w:type="lastCol">
       <w:rPr>
+        <w:rFonts w:eastAsia="黑体"/>
         <w:b/>
         <w:bCs/>
       </w:rPr>
@@ -13699,6 +14279,7 @@
       <w:spacing w:after="0" w:line="240" w:lineRule="auto"/>
     </w:pPr>
     <w:rPr>
+      <w:rFonts w:eastAsia="黑体"/>
       <w:color w:themeColor="text1" w:val="000000"/>
     </w:rPr>
     <w:tblPr>
@@ -13717,6 +14298,7 @@
     </w:tcPr>
     <w:tblStylePr w:type="firstRow">
       <w:rPr>
+        <w:rFonts w:eastAsia="黑体"/>
         <w:b/>
         <w:bCs/>
         <w:color w:themeColor="background1" w:val="FFFFFF"/>
@@ -13731,6 +14313,7 @@
     </w:tblStylePr>
     <w:tblStylePr w:type="lastRow">
       <w:rPr>
+        <w:rFonts w:eastAsia="黑体"/>
         <w:b/>
         <w:bCs/>
         <w:color w:themeColor="accent2" w:themeShade="CC" w:val="9E3A38"/>
@@ -13745,12 +14328,14 @@
     </w:tblStylePr>
     <w:tblStylePr w:type="firstCol">
       <w:rPr>
+        <w:rFonts w:eastAsia="黑体"/>
         <w:b/>
         <w:bCs/>
       </w:rPr>
     </w:tblStylePr>
     <w:tblStylePr w:type="lastCol">
       <w:rPr>
+        <w:rFonts w:eastAsia="黑体"/>
         <w:b/>
         <w:bCs/>
       </w:rPr>
@@ -13785,6 +14370,7 @@
       <w:spacing w:after="0" w:line="240" w:lineRule="auto"/>
     </w:pPr>
     <w:rPr>
+      <w:rFonts w:eastAsia="黑体"/>
       <w:color w:themeColor="text1" w:val="000000"/>
     </w:rPr>
     <w:tblPr>
@@ -13803,6 +14389,7 @@
     </w:tcPr>
     <w:tblStylePr w:type="firstRow">
       <w:rPr>
+        <w:rFonts w:eastAsia="黑体"/>
         <w:b/>
         <w:bCs/>
         <w:color w:themeColor="background1" w:val="FFFFFF"/>
@@ -13817,6 +14404,7 @@
     </w:tblStylePr>
     <w:tblStylePr w:type="lastRow">
       <w:rPr>
+        <w:rFonts w:eastAsia="黑体"/>
         <w:b/>
         <w:bCs/>
         <w:color w:themeColor="accent4" w:themeShade="CC" w:val="664E82"/>
@@ -13831,12 +14419,14 @@
     </w:tblStylePr>
     <w:tblStylePr w:type="firstCol">
       <w:rPr>
+        <w:rFonts w:eastAsia="黑体"/>
         <w:b/>
         <w:bCs/>
       </w:rPr>
     </w:tblStylePr>
     <w:tblStylePr w:type="lastCol">
       <w:rPr>
+        <w:rFonts w:eastAsia="黑体"/>
         <w:b/>
         <w:bCs/>
       </w:rPr>
@@ -13871,6 +14461,7 @@
       <w:spacing w:after="0" w:line="240" w:lineRule="auto"/>
     </w:pPr>
     <w:rPr>
+      <w:rFonts w:eastAsia="黑体"/>
       <w:color w:themeColor="text1" w:val="000000"/>
     </w:rPr>
     <w:tblPr>
@@ -13889,6 +14480,7 @@
     </w:tcPr>
     <w:tblStylePr w:type="firstRow">
       <w:rPr>
+        <w:rFonts w:eastAsia="黑体"/>
         <w:b/>
         <w:bCs/>
         <w:color w:themeColor="background1" w:val="FFFFFF"/>
@@ -13903,6 +14495,7 @@
     </w:tblStylePr>
     <w:tblStylePr w:type="lastRow">
       <w:rPr>
+        <w:rFonts w:eastAsia="黑体"/>
         <w:b/>
         <w:bCs/>
         <w:color w:themeColor="accent3" w:themeShade="CC" w:val="7E9C40"/>
@@ -13917,12 +14510,14 @@
     </w:tblStylePr>
     <w:tblStylePr w:type="firstCol">
       <w:rPr>
+        <w:rFonts w:eastAsia="黑体"/>
         <w:b/>
         <w:bCs/>
       </w:rPr>
     </w:tblStylePr>
     <w:tblStylePr w:type="lastCol">
       <w:rPr>
+        <w:rFonts w:eastAsia="黑体"/>
         <w:b/>
         <w:bCs/>
       </w:rPr>
@@ -13957,6 +14552,7 @@
       <w:spacing w:after="0" w:line="240" w:lineRule="auto"/>
     </w:pPr>
     <w:rPr>
+      <w:rFonts w:eastAsia="黑体"/>
       <w:color w:themeColor="text1" w:val="000000"/>
     </w:rPr>
     <w:tblPr>
@@ -13975,6 +14571,7 @@
     </w:tcPr>
     <w:tblStylePr w:type="firstRow">
       <w:rPr>
+        <w:rFonts w:eastAsia="黑体"/>
         <w:b/>
         <w:bCs/>
         <w:color w:themeColor="background1" w:val="FFFFFF"/>
@@ -13989,6 +14586,7 @@
     </w:tblStylePr>
     <w:tblStylePr w:type="lastRow">
       <w:rPr>
+        <w:rFonts w:eastAsia="黑体"/>
         <w:b/>
         <w:bCs/>
         <w:color w:themeColor="accent6" w:themeShade="CC" w:val="F2730A"/>
@@ -14003,12 +14601,14 @@
     </w:tblStylePr>
     <w:tblStylePr w:type="firstCol">
       <w:rPr>
+        <w:rFonts w:eastAsia="黑体"/>
         <w:b/>
         <w:bCs/>
       </w:rPr>
     </w:tblStylePr>
     <w:tblStylePr w:type="lastCol">
       <w:rPr>
+        <w:rFonts w:eastAsia="黑体"/>
         <w:b/>
         <w:bCs/>
       </w:rPr>
@@ -14043,6 +14643,7 @@
       <w:spacing w:after="0" w:line="240" w:lineRule="auto"/>
     </w:pPr>
     <w:rPr>
+      <w:rFonts w:eastAsia="黑体"/>
       <w:color w:themeColor="text1" w:val="000000"/>
     </w:rPr>
     <w:tblPr>
@@ -14061,6 +14662,7 @@
     </w:tcPr>
     <w:tblStylePr w:type="firstRow">
       <w:rPr>
+        <w:rFonts w:eastAsia="黑体"/>
         <w:b/>
         <w:bCs/>
         <w:color w:themeColor="background1" w:val="FFFFFF"/>
@@ -14075,6 +14677,7 @@
     </w:tblStylePr>
     <w:tblStylePr w:type="lastRow">
       <w:rPr>
+        <w:rFonts w:eastAsia="黑体"/>
         <w:b/>
         <w:bCs/>
         <w:color w:themeColor="accent5" w:themeShade="CC" w:val="348DA5"/>
@@ -14089,12 +14692,14 @@
     </w:tblStylePr>
     <w:tblStylePr w:type="firstCol">
       <w:rPr>
+        <w:rFonts w:eastAsia="黑体"/>
         <w:b/>
         <w:bCs/>
       </w:rPr>
     </w:tblStylePr>
     <w:tblStylePr w:type="lastCol">
       <w:rPr>
+        <w:rFonts w:eastAsia="黑体"/>
         <w:b/>
         <w:bCs/>
       </w:rPr>
@@ -14129,6 +14734,7 @@
       <w:spacing w:after="0" w:line="240" w:lineRule="auto"/>
     </w:pPr>
     <w:rPr>
+      <w:rFonts w:eastAsia="黑体"/>
       <w:color w:themeColor="text1" w:val="000000"/>
     </w:rPr>
     <w:tblPr>
@@ -14150,6 +14756,7 @@
     </w:tcPr>
     <w:tblStylePr w:type="firstRow">
       <w:rPr>
+        <w:rFonts w:eastAsia="黑体"/>
         <w:b/>
         <w:bCs/>
       </w:rPr>
@@ -14160,6 +14767,7 @@
     </w:tblStylePr>
     <w:tblStylePr w:type="lastRow">
       <w:rPr>
+        <w:rFonts w:eastAsia="黑体"/>
         <w:b/>
         <w:bCs/>
         <w:color w:themeColor="text1" w:val="000000"/>
@@ -14171,6 +14779,7 @@
     </w:tblStylePr>
     <w:tblStylePr w:type="firstCol">
       <w:rPr>
+        <w:rFonts w:eastAsia="黑体"/>
         <w:color w:themeColor="background1" w:val="FFFFFF"/>
       </w:rPr>
       <w:tblPr/>
@@ -14180,6 +14789,7 @@
     </w:tblStylePr>
     <w:tblStylePr w:type="lastCol">
       <w:rPr>
+        <w:rFonts w:eastAsia="黑体"/>
         <w:color w:themeColor="background1" w:val="FFFFFF"/>
       </w:rPr>
       <w:tblPr/>
@@ -14209,6 +14819,7 @@
       <w:spacing w:after="0" w:line="240" w:lineRule="auto"/>
     </w:pPr>
     <w:rPr>
+      <w:rFonts w:eastAsia="黑体"/>
       <w:color w:themeColor="text1" w:val="000000"/>
     </w:rPr>
     <w:tblPr>
@@ -14230,6 +14841,7 @@
     </w:tcPr>
     <w:tblStylePr w:type="firstRow">
       <w:rPr>
+        <w:rFonts w:eastAsia="黑体"/>
         <w:b/>
         <w:bCs/>
       </w:rPr>
@@ -14240,6 +14852,7 @@
     </w:tblStylePr>
     <w:tblStylePr w:type="lastRow">
       <w:rPr>
+        <w:rFonts w:eastAsia="黑体"/>
         <w:b/>
         <w:bCs/>
         <w:color w:themeColor="text1" w:val="000000"/>
@@ -14251,6 +14864,7 @@
     </w:tblStylePr>
     <w:tblStylePr w:type="firstCol">
       <w:rPr>
+        <w:rFonts w:eastAsia="黑体"/>
         <w:color w:themeColor="background1" w:val="FFFFFF"/>
       </w:rPr>
       <w:tblPr/>
@@ -14260,6 +14874,7 @@
     </w:tblStylePr>
     <w:tblStylePr w:type="lastCol">
       <w:rPr>
+        <w:rFonts w:eastAsia="黑体"/>
         <w:color w:themeColor="background1" w:val="FFFFFF"/>
       </w:rPr>
       <w:tblPr/>
@@ -14289,6 +14904,7 @@
       <w:spacing w:after="0" w:line="240" w:lineRule="auto"/>
     </w:pPr>
     <w:rPr>
+      <w:rFonts w:eastAsia="黑体"/>
       <w:color w:themeColor="text1" w:val="000000"/>
     </w:rPr>
     <w:tblPr>
@@ -14310,6 +14926,7 @@
     </w:tcPr>
     <w:tblStylePr w:type="firstRow">
       <w:rPr>
+        <w:rFonts w:eastAsia="黑体"/>
         <w:b/>
         <w:bCs/>
       </w:rPr>
@@ -14320,6 +14937,7 @@
     </w:tblStylePr>
     <w:tblStylePr w:type="lastRow">
       <w:rPr>
+        <w:rFonts w:eastAsia="黑体"/>
         <w:b/>
         <w:bCs/>
         <w:color w:themeColor="text1" w:val="000000"/>
@@ -14331,6 +14949,7 @@
     </w:tblStylePr>
     <w:tblStylePr w:type="firstCol">
       <w:rPr>
+        <w:rFonts w:eastAsia="黑体"/>
         <w:color w:themeColor="background1" w:val="FFFFFF"/>
       </w:rPr>
       <w:tblPr/>
@@ -14340,6 +14959,7 @@
     </w:tblStylePr>
     <w:tblStylePr w:type="lastCol">
       <w:rPr>
+        <w:rFonts w:eastAsia="黑体"/>
         <w:color w:themeColor="background1" w:val="FFFFFF"/>
       </w:rPr>
       <w:tblPr/>
@@ -14369,6 +14989,7 @@
       <w:spacing w:after="0" w:line="240" w:lineRule="auto"/>
     </w:pPr>
     <w:rPr>
+      <w:rFonts w:eastAsia="黑体"/>
       <w:color w:themeColor="text1" w:val="000000"/>
     </w:rPr>
     <w:tblPr>
@@ -14390,6 +15011,7 @@
     </w:tcPr>
     <w:tblStylePr w:type="firstRow">
       <w:rPr>
+        <w:rFonts w:eastAsia="黑体"/>
         <w:b/>
         <w:bCs/>
       </w:rPr>
@@ -14400,6 +15022,7 @@
     </w:tblStylePr>
     <w:tblStylePr w:type="lastRow">
       <w:rPr>
+        <w:rFonts w:eastAsia="黑体"/>
         <w:b/>
         <w:bCs/>
         <w:color w:themeColor="text1" w:val="000000"/>
@@ -14411,6 +15034,7 @@
     </w:tblStylePr>
     <w:tblStylePr w:type="firstCol">
       <w:rPr>
+        <w:rFonts w:eastAsia="黑体"/>
         <w:color w:themeColor="background1" w:val="FFFFFF"/>
       </w:rPr>
       <w:tblPr/>
@@ -14420,6 +15044,7 @@
     </w:tblStylePr>
     <w:tblStylePr w:type="lastCol">
       <w:rPr>
+        <w:rFonts w:eastAsia="黑体"/>
         <w:color w:themeColor="background1" w:val="FFFFFF"/>
       </w:rPr>
       <w:tblPr/>
@@ -14449,6 +15074,7 @@
       <w:spacing w:after="0" w:line="240" w:lineRule="auto"/>
     </w:pPr>
     <w:rPr>
+      <w:rFonts w:eastAsia="黑体"/>
       <w:color w:themeColor="text1" w:val="000000"/>
     </w:rPr>
     <w:tblPr>
@@ -14470,6 +15096,7 @@
     </w:tcPr>
     <w:tblStylePr w:type="firstRow">
       <w:rPr>
+        <w:rFonts w:eastAsia="黑体"/>
         <w:b/>
         <w:bCs/>
       </w:rPr>
@@ -14480,6 +15107,7 @@
     </w:tblStylePr>
     <w:tblStylePr w:type="lastRow">
       <w:rPr>
+        <w:rFonts w:eastAsia="黑体"/>
         <w:b/>
         <w:bCs/>
         <w:color w:themeColor="text1" w:val="000000"/>
@@ -14491,6 +15119,7 @@
     </w:tblStylePr>
     <w:tblStylePr w:type="firstCol">
       <w:rPr>
+        <w:rFonts w:eastAsia="黑体"/>
         <w:color w:themeColor="background1" w:val="FFFFFF"/>
       </w:rPr>
       <w:tblPr/>
@@ -14500,6 +15129,7 @@
     </w:tblStylePr>
     <w:tblStylePr w:type="lastCol">
       <w:rPr>
+        <w:rFonts w:eastAsia="黑体"/>
         <w:color w:themeColor="background1" w:val="FFFFFF"/>
       </w:rPr>
       <w:tblPr/>
@@ -14529,6 +15159,7 @@
       <w:spacing w:after="0" w:line="240" w:lineRule="auto"/>
     </w:pPr>
     <w:rPr>
+      <w:rFonts w:eastAsia="黑体"/>
       <w:color w:themeColor="text1" w:val="000000"/>
     </w:rPr>
     <w:tblPr>
@@ -14550,6 +15181,7 @@
     </w:tcPr>
     <w:tblStylePr w:type="firstRow">
       <w:rPr>
+        <w:rFonts w:eastAsia="黑体"/>
         <w:b/>
         <w:bCs/>
       </w:rPr>
@@ -14560,6 +15192,7 @@
     </w:tblStylePr>
     <w:tblStylePr w:type="lastRow">
       <w:rPr>
+        <w:rFonts w:eastAsia="黑体"/>
         <w:b/>
         <w:bCs/>
         <w:color w:themeColor="text1" w:val="000000"/>
@@ -14571,6 +15204,7 @@
     </w:tblStylePr>
     <w:tblStylePr w:type="firstCol">
       <w:rPr>
+        <w:rFonts w:eastAsia="黑体"/>
         <w:color w:themeColor="background1" w:val="FFFFFF"/>
       </w:rPr>
       <w:tblPr/>
@@ -14580,6 +15214,7 @@
     </w:tblStylePr>
     <w:tblStylePr w:type="lastCol">
       <w:rPr>
+        <w:rFonts w:eastAsia="黑体"/>
         <w:color w:themeColor="background1" w:val="FFFFFF"/>
       </w:rPr>
       <w:tblPr/>
@@ -14609,6 +15244,7 @@
       <w:spacing w:after="0" w:line="240" w:lineRule="auto"/>
     </w:pPr>
     <w:rPr>
+      <w:rFonts w:eastAsia="黑体"/>
       <w:color w:themeColor="text1" w:val="000000"/>
     </w:rPr>
     <w:tblPr>
@@ -14630,6 +15266,7 @@
     </w:tcPr>
     <w:tblStylePr w:type="firstRow">
       <w:rPr>
+        <w:rFonts w:eastAsia="黑体"/>
         <w:b/>
         <w:bCs/>
       </w:rPr>
@@ -14640,6 +15277,7 @@
     </w:tblStylePr>
     <w:tblStylePr w:type="lastRow">
       <w:rPr>
+        <w:rFonts w:eastAsia="黑体"/>
         <w:b/>
         <w:bCs/>
         <w:color w:themeColor="text1" w:val="000000"/>
@@ -14651,6 +15289,7 @@
     </w:tblStylePr>
     <w:tblStylePr w:type="firstCol">
       <w:rPr>
+        <w:rFonts w:eastAsia="黑体"/>
         <w:color w:themeColor="background1" w:val="FFFFFF"/>
       </w:rPr>
       <w:tblPr/>
@@ -14660,6 +15299,7 @@
     </w:tblStylePr>
     <w:tblStylePr w:type="lastCol">
       <w:rPr>
+        <w:rFonts w:eastAsia="黑体"/>
         <w:color w:themeColor="background1" w:val="FFFFFF"/>
       </w:rPr>
       <w:tblPr/>
@@ -14692,6 +15332,7 @@
     <w:name w:val="KeywordTok"/>
     <w:basedOn w:val="VerbatimChar"/>
     <w:rPr>
+      <w:rFonts w:eastAsia="黑体"/>
       <w:b/>
       <w:color w:val="007020"/>
     </w:rPr>
@@ -14700,6 +15341,7 @@
     <w:name w:val="DataTypeTok"/>
     <w:basedOn w:val="VerbatimChar"/>
     <w:rPr>
+      <w:rFonts w:eastAsia="黑体"/>
       <w:color w:val="902000"/>
     </w:rPr>
   </w:style>
@@ -14707,6 +15349,7 @@
     <w:name w:val="DecValTok"/>
     <w:basedOn w:val="VerbatimChar"/>
     <w:rPr>
+      <w:rFonts w:eastAsia="黑体"/>
       <w:color w:val="40a070"/>
     </w:rPr>
   </w:style>
@@ -14714,6 +15357,7 @@
     <w:name w:val="BaseNTok"/>
     <w:basedOn w:val="VerbatimChar"/>
     <w:rPr>
+      <w:rFonts w:eastAsia="黑体"/>
       <w:color w:val="40a070"/>
     </w:rPr>
   </w:style>
@@ -14721,6 +15365,7 @@
     <w:name w:val="FloatTok"/>
     <w:basedOn w:val="VerbatimChar"/>
     <w:rPr>
+      <w:rFonts w:eastAsia="黑体"/>
       <w:color w:val="40a070"/>
     </w:rPr>
   </w:style>
@@ -14728,6 +15373,7 @@
     <w:name w:val="ConstantTok"/>
     <w:basedOn w:val="VerbatimChar"/>
     <w:rPr>
+      <w:rFonts w:eastAsia="黑体"/>
       <w:color w:val="880000"/>
     </w:rPr>
   </w:style>
@@ -14735,6 +15381,7 @@
     <w:name w:val="CharTok"/>
     <w:basedOn w:val="VerbatimChar"/>
     <w:rPr>
+      <w:rFonts w:eastAsia="黑体"/>
       <w:color w:val="4070a0"/>
     </w:rPr>
   </w:style>
@@ -14742,6 +15389,7 @@
     <w:name w:val="SpecialCharTok"/>
     <w:basedOn w:val="VerbatimChar"/>
     <w:rPr>
+      <w:rFonts w:eastAsia="黑体"/>
       <w:color w:val="4070a0"/>
     </w:rPr>
   </w:style>
@@ -14749,6 +15397,7 @@
     <w:name w:val="StringTok"/>
     <w:basedOn w:val="VerbatimChar"/>
     <w:rPr>
+      <w:rFonts w:eastAsia="黑体"/>
       <w:color w:val="4070a0"/>
     </w:rPr>
   </w:style>
@@ -14756,6 +15405,7 @@
     <w:name w:val="VerbatimStringTok"/>
     <w:basedOn w:val="VerbatimChar"/>
     <w:rPr>
+      <w:rFonts w:eastAsia="黑体"/>
       <w:color w:val="4070a0"/>
     </w:rPr>
   </w:style>
@@ -14763,6 +15413,7 @@
     <w:name w:val="SpecialStringTok"/>
     <w:basedOn w:val="VerbatimChar"/>
     <w:rPr>
+      <w:rFonts w:eastAsia="黑体"/>
       <w:color w:val="bb6688"/>
     </w:rPr>
   </w:style>
@@ -14770,6 +15421,7 @@
     <w:name w:val="ImportTok"/>
     <w:basedOn w:val="VerbatimChar"/>
     <w:rPr>
+      <w:rFonts w:eastAsia="黑体"/>
       <w:b/>
       <w:color w:val="008000"/>
     </w:rPr>
@@ -14778,6 +15430,7 @@
     <w:name w:val="CommentTok"/>
     <w:basedOn w:val="VerbatimChar"/>
     <w:rPr>
+      <w:rFonts w:eastAsia="黑体"/>
       <w:i/>
       <w:color w:val="60a0b0"/>
     </w:rPr>
@@ -14786,6 +15439,7 @@
     <w:name w:val="DocumentationTok"/>
     <w:basedOn w:val="VerbatimChar"/>
     <w:rPr>
+      <w:rFonts w:eastAsia="黑体"/>
       <w:i/>
       <w:color w:val="ba2121"/>
     </w:rPr>
@@ -14794,6 +15448,7 @@
     <w:name w:val="AnnotationTok"/>
     <w:basedOn w:val="VerbatimChar"/>
     <w:rPr>
+      <w:rFonts w:eastAsia="黑体"/>
       <w:b/>
       <w:i/>
       <w:color w:val="60a0b0"/>
@@ -14803,6 +15458,7 @@
     <w:name w:val="CommentVarTok"/>
     <w:basedOn w:val="VerbatimChar"/>
     <w:rPr>
+      <w:rFonts w:eastAsia="黑体"/>
       <w:b/>
       <w:i/>
       <w:color w:val="60a0b0"/>
@@ -14812,6 +15468,7 @@
     <w:name w:val="OtherTok"/>
     <w:basedOn w:val="VerbatimChar"/>
     <w:rPr>
+      <w:rFonts w:eastAsia="黑体"/>
       <w:color w:val="007020"/>
     </w:rPr>
   </w:style>
@@ -14819,6 +15476,7 @@
     <w:name w:val="FunctionTok"/>
     <w:basedOn w:val="VerbatimChar"/>
     <w:rPr>
+      <w:rFonts w:eastAsia="黑体"/>
       <w:color w:val="06287e"/>
     </w:rPr>
   </w:style>
@@ -14826,6 +15484,7 @@
     <w:name w:val="VariableTok"/>
     <w:basedOn w:val="VerbatimChar"/>
     <w:rPr>
+      <w:rFonts w:eastAsia="黑体"/>
       <w:color w:val="19177c"/>
     </w:rPr>
   </w:style>
@@ -14833,6 +15492,7 @@
     <w:name w:val="ControlFlowTok"/>
     <w:basedOn w:val="VerbatimChar"/>
     <w:rPr>
+      <w:rFonts w:eastAsia="黑体"/>
       <w:b/>
       <w:color w:val="007020"/>
     </w:rPr>
@@ -14841,6 +15501,7 @@
     <w:name w:val="OperatorTok"/>
     <w:basedOn w:val="VerbatimChar"/>
     <w:rPr>
+      <w:rFonts w:eastAsia="黑体"/>
       <w:color w:val="666666"/>
     </w:rPr>
   </w:style>
@@ -14848,18 +15509,22 @@
     <w:name w:val="BuiltInTok"/>
     <w:basedOn w:val="VerbatimChar"/>
     <w:rPr>
+      <w:rFonts w:eastAsia="黑体"/>
       <w:color w:val="008000"/>
     </w:rPr>
   </w:style>
   <w:style w:type="character" w:customStyle="1" w:styleId="ExtensionTok">
     <w:name w:val="ExtensionTok"/>
     <w:basedOn w:val="VerbatimChar"/>
-    <w:rPr/>
+    <w:rPr>
+      <w:rFonts w:eastAsia="黑体"/>
+    </w:rPr>
   </w:style>
   <w:style w:type="character" w:customStyle="1" w:styleId="PreprocessorTok">
     <w:name w:val="PreprocessorTok"/>
     <w:basedOn w:val="VerbatimChar"/>
     <w:rPr>
+      <w:rFonts w:eastAsia="黑体"/>
       <w:color w:val="bc7a00"/>
     </w:rPr>
   </w:style>
@@ -14867,18 +15532,22 @@
     <w:name w:val="AttributeTok"/>
     <w:basedOn w:val="VerbatimChar"/>
     <w:rPr>
+      <w:rFonts w:eastAsia="黑体"/>
       <w:color w:val="7d9029"/>
     </w:rPr>
   </w:style>
   <w:style w:type="character" w:customStyle="1" w:styleId="RegionMarkerTok">
     <w:name w:val="RegionMarkerTok"/>
     <w:basedOn w:val="VerbatimChar"/>
-    <w:rPr/>
+    <w:rPr>
+      <w:rFonts w:eastAsia="黑体"/>
+    </w:rPr>
   </w:style>
   <w:style w:type="character" w:customStyle="1" w:styleId="InformationTok">
     <w:name w:val="InformationTok"/>
     <w:basedOn w:val="VerbatimChar"/>
     <w:rPr>
+      <w:rFonts w:eastAsia="黑体"/>
       <w:b/>
       <w:i/>
       <w:color w:val="60a0b0"/>
@@ -14888,6 +15557,7 @@
     <w:name w:val="WarningTok"/>
     <w:basedOn w:val="VerbatimChar"/>
     <w:rPr>
+      <w:rFonts w:eastAsia="黑体"/>
       <w:b/>
       <w:i/>
       <w:color w:val="60a0b0"/>
@@ -14897,6 +15567,7 @@
     <w:name w:val="AlertTok"/>
     <w:basedOn w:val="VerbatimChar"/>
     <w:rPr>
+      <w:rFonts w:eastAsia="黑体"/>
       <w:b/>
       <w:color w:val="ff0000"/>
     </w:rPr>
@@ -14905,6 +15576,7 @@
     <w:name w:val="ErrorTok"/>
     <w:basedOn w:val="VerbatimChar"/>
     <w:rPr>
+      <w:rFonts w:eastAsia="黑体"/>
       <w:b/>
       <w:color w:val="ff0000"/>
     </w:rPr>
@@ -14912,7 +15584,9 @@
   <w:style w:type="character" w:customStyle="1" w:styleId="NormalTok">
     <w:name w:val="NormalTok"/>
     <w:basedOn w:val="VerbatimChar"/>
-    <w:rPr/>
+    <w:rPr>
+      <w:rFonts w:eastAsia="黑体"/>
+    </w:rPr>
   </w:style>
 </w:styles>
 </file>
@@ -14961,12 +15635,12 @@
     <a:fontScheme name="Office">
       <a:majorFont>
         <a:latin typeface="Calibri"/>
-        <a:ea typeface=""/>
+        <a:ea typeface="黑体"/>
         <a:cs typeface=""/>
         <a:font script="Jpan" typeface="ＭＳ ゴシック"/>
         <a:font script="Hang" typeface="맑은 고딕"/>
-        <a:font script="Hans" typeface="宋体"/>
-        <a:font script="Hant" typeface="新細明體"/>
+        <a:font script="Hans" typeface="黑体"/>
+        <a:font script="Hant" typeface="黑体"/>
         <a:font script="Arab" typeface="Times New Roman"/>
         <a:font script="Hebr" typeface="Times New Roman"/>
         <a:font script="Thai" typeface="Angsana New"/>
@@ -14996,12 +15670,12 @@
       </a:majorFont>
       <a:minorFont>
         <a:latin typeface="Cambria"/>
-        <a:ea typeface=""/>
+        <a:ea typeface="黑体"/>
         <a:cs typeface=""/>
         <a:font script="Jpan" typeface="ＭＳ 明朝"/>
         <a:font script="Hang" typeface="맑은 고딕"/>
-        <a:font script="Hans" typeface="宋体"/>
-        <a:font script="Hant" typeface="新細明體"/>
+        <a:font script="Hans" typeface="黑体"/>
+        <a:font script="Hant" typeface="黑体"/>
         <a:font script="Arab" typeface="Arial"/>
         <a:font script="Hebr" typeface="Arial"/>
         <a:font script="Thai" typeface="Cordia New"/>

--- a/01-电源电路/02-开关电源/Cuk变换器/Cuk升降压电路/Cuk升降压电路.docx
+++ b/01-电源电路/02-开关电源/Cuk变换器/Cuk升降压电路/Cuk升降压电路.docx
@@ -2564,7 +2564,7 @@
           <w:color w:val="555555"/>
           <w:sz w:val="21"/>
         </w:rPr>
-        <w:t>材料收集者：杜文杰，WX手机：19519196569，QQ:3478827729</w:t>
+        <w:t>材料收集者：杜文杰，微信/手机：19519196569，QQ:3478827729</w:t>
       </w:r>
     </w:p>
     <w:sectPr>
